--- a/resume.docx
+++ b/resume.docx
@@ -1,6 +1,6 @@
 
 <file path=word/document.xml><?xml version="1.0" encoding="utf-8"?>
-<w:document xmlns:wpc="http://schemas.microsoft.com/office/word/2010/wordprocessingCanvas" xmlns:cx="http://schemas.microsoft.com/office/drawing/2014/chartex" xmlns:cx1="http://schemas.microsoft.com/office/drawing/2015/9/8/chartex" xmlns:cx2="http://schemas.microsoft.com/office/drawing/2015/10/21/chartex" xmlns:cx3="http://schemas.microsoft.com/office/drawing/2016/5/9/chartex" xmlns:cx4="http://schemas.microsoft.com/office/drawing/2016/5/10/chartex" xmlns:cx5="http://schemas.microsoft.com/office/drawing/2016/5/11/chartex" xmlns:cx6="http://schemas.microsoft.com/office/drawing/2016/5/12/chartex" xmlns:cx7="http://schemas.microsoft.com/office/drawing/2016/5/13/chartex" xmlns:cx8="http://schemas.microsoft.com/office/drawing/2016/5/14/chartex" xmlns:mc="http://schemas.openxmlformats.org/markup-compatibility/2006" xmlns:aink="http://schemas.microsoft.com/office/drawing/2016/ink" xmlns:am3d="http://schemas.microsoft.com/office/drawing/2017/model3d" xmlns:o="urn:schemas-microsoft-com:office:office" xmlns:oel="http://schemas.microsoft.com/office/2019/extlst" xmlns:r="http://schemas.openxmlformats.org/officeDocument/2006/relationships" xmlns:m="http://schemas.openxmlformats.org/officeDocument/2006/math" xmlns:v="urn:schemas-microsoft-com:vml" xmlns:wp14="http://schemas.microsoft.com/office/word/2010/wordprocessingDrawing" xmlns:wp="http://schemas.openxmlformats.org/drawingml/2006/wordprocessingDrawing" xmlns:w10="urn:schemas-microsoft-com:office:word" xmlns:w="http://schemas.openxmlformats.org/wordprocessingml/2006/main" xmlns:w14="http://schemas.microsoft.com/office/word/2010/wordml" xmlns:w15="http://schemas.microsoft.com/office/word/2012/wordml" xmlns:w16cex="http://schemas.microsoft.com/office/word/2018/wordml/cex" xmlns:w16cid="http://schemas.microsoft.com/office/word/2016/wordml/cid" xmlns:w16="http://schemas.microsoft.com/office/word/2018/wordml" xmlns:w16sdtdh="http://schemas.microsoft.com/office/word/2020/wordml/sdtdatahash" xmlns:w16se="http://schemas.microsoft.com/office/word/2015/wordml/symex" xmlns:wpg="http://schemas.microsoft.com/office/word/2010/wordprocessingGroup" xmlns:wpi="http://schemas.microsoft.com/office/word/2010/wordprocessingInk" xmlns:wne="http://schemas.microsoft.com/office/word/2006/wordml" xmlns:wps="http://schemas.microsoft.com/office/word/2010/wordprocessingShape" mc:Ignorable="w14 w15 w16se w16cid w16 w16cex w16sdtdh wp14">
+<w:document xmlns:wpc="http://schemas.microsoft.com/office/word/2010/wordprocessingCanvas" xmlns:cx="http://schemas.microsoft.com/office/drawing/2014/chartex" xmlns:cx1="http://schemas.microsoft.com/office/drawing/2015/9/8/chartex" xmlns:cx2="http://schemas.microsoft.com/office/drawing/2015/10/21/chartex" xmlns:cx3="http://schemas.microsoft.com/office/drawing/2016/5/9/chartex" xmlns:cx4="http://schemas.microsoft.com/office/drawing/2016/5/10/chartex" xmlns:cx5="http://schemas.microsoft.com/office/drawing/2016/5/11/chartex" xmlns:cx6="http://schemas.microsoft.com/office/drawing/2016/5/12/chartex" xmlns:cx7="http://schemas.microsoft.com/office/drawing/2016/5/13/chartex" xmlns:cx8="http://schemas.microsoft.com/office/drawing/2016/5/14/chartex" xmlns:mc="http://schemas.openxmlformats.org/markup-compatibility/2006" xmlns:aink="http://schemas.microsoft.com/office/drawing/2016/ink" xmlns:am3d="http://schemas.microsoft.com/office/drawing/2017/model3d" xmlns:o="urn:schemas-microsoft-com:office:office" xmlns:oel="http://schemas.microsoft.com/office/2019/extlst" xmlns:r="http://schemas.openxmlformats.org/officeDocument/2006/relationships" xmlns:m="http://schemas.openxmlformats.org/officeDocument/2006/math" xmlns:v="urn:schemas-microsoft-com:vml" xmlns:wp14="http://schemas.microsoft.com/office/word/2010/wordprocessingDrawing" xmlns:wp="http://schemas.openxmlformats.org/drawingml/2006/wordprocessingDrawing" xmlns:w10="urn:schemas-microsoft-com:office:word" xmlns:w="http://schemas.openxmlformats.org/wordprocessingml/2006/main" xmlns:w14="http://schemas.microsoft.com/office/word/2010/wordml" xmlns:w15="http://schemas.microsoft.com/office/word/2012/wordml" xmlns:w16cei="http://schemas.microsoft.com/office/word/2026/wordml/cei" xmlns:w16cex="http://schemas.microsoft.com/office/word/2018/wordml/cex" xmlns:w16cid="http://schemas.microsoft.com/office/word/2016/wordml/cid" xmlns:w16="http://schemas.microsoft.com/office/word/2018/wordml" xmlns:w16du="http://schemas.microsoft.com/office/word/2023/wordml/word16du" xmlns:w16sdtdh="http://schemas.microsoft.com/office/word/2020/wordml/sdtdatahash" xmlns:w16sdtfl="http://schemas.microsoft.com/office/word/2024/wordml/sdtformatlock" xmlns:w16se="http://schemas.microsoft.com/office/word/2015/wordml/symex" xmlns:wpg="http://schemas.microsoft.com/office/word/2010/wordprocessingGroup" xmlns:wpi="http://schemas.microsoft.com/office/word/2010/wordprocessingInk" xmlns:wne="http://schemas.microsoft.com/office/word/2006/wordml" xmlns:wps="http://schemas.microsoft.com/office/word/2010/wordprocessingShape" mc:Ignorable="w14 w15 w16se w16cid w16 w16cex w16sdtdh w16sdtfl w16du wp14">
   <w:body>
     <w:p>
       <w:pPr>
@@ -34,7 +34,10 @@
         <w:t xml:space="preserve"> </w:t>
       </w:r>
       <w:r>
-        <w:t xml:space="preserve">charlesoliner@charlesoliner.com </w:t>
+        <w:t>olinercharles@gmail</w:t>
+      </w:r>
+      <w:r>
+        <w:t xml:space="preserve">.com </w:t>
       </w:r>
       <w:r>
         <w:rPr>
@@ -61,6 +64,22 @@
         <w:pStyle w:val="Heading1"/>
       </w:pPr>
       <w:r>
+        <w:t>Professional Summary</w:t>
+      </w:r>
+    </w:p>
+    <w:p>
+      <w:pPr>
+        <w:spacing w:line="278" w:lineRule="auto"/>
+      </w:pPr>
+      <w:r>
+        <w:t>Versatile Software Developer with 8+ years of experience designing and developing full-stack applications, interactive experiences, software tools, and 3D applications across freelance, commercial, and government environments. Experienced in C#, .NET, TypeScript, JavaScript, React.js, Node.js, Unity3D, and cloud platforms including AWS and Azure. Proven ability to contribute to Agile development teams supporting federal agencies, including the U.S. Department of Justice and Department of Homeland Security, while collaborating with cross-functional teams to deliver scalable software solutions. Skilled in UI/UX design, distributed systems, databases, APIs, CI/CD, and cloud technologies, with additional experience in WordPress, web development, 3D graphics, shaders, and technical client support. Recognized for strong communication, adaptability, and the ability to independently deliver complex technical projects from concept through implementation.</w:t>
+      </w:r>
+    </w:p>
+    <w:p>
+      <w:pPr>
+        <w:pStyle w:val="Heading1"/>
+      </w:pPr>
+      <w:r>
         <w:t>Experience</w:t>
       </w:r>
     </w:p>
@@ -69,6 +88,160 @@
         <w:pStyle w:val="Heading2"/>
       </w:pPr>
       <w:r>
+        <w:t>Freelance Software Developer</w:t>
+      </w:r>
+    </w:p>
+    <w:p>
+      <w:pPr>
+        <w:pStyle w:val="Heading3"/>
+      </w:pPr>
+      <w:proofErr w:type="spellStart"/>
+      <w:r>
+        <w:t>Biovisualization</w:t>
+      </w:r>
+      <w:proofErr w:type="spellEnd"/>
+      <w:r>
+        <w:t>, LLC</w:t>
+      </w:r>
+      <w:r>
+        <w:tab/>
+        <w:t>January 2025 – Current</w:t>
+      </w:r>
+    </w:p>
+    <w:p>
+      <w:pPr>
+        <w:pStyle w:val="ListParagraph"/>
+        <w:numPr>
+          <w:ilvl w:val="0"/>
+          <w:numId w:val="1"/>
+        </w:numPr>
+      </w:pPr>
+      <w:r>
+        <w:t xml:space="preserve">Design and develop websites for clients using </w:t>
+      </w:r>
+      <w:proofErr w:type="spellStart"/>
+      <w:r>
+        <w:t>Wordpress</w:t>
+      </w:r>
+      <w:proofErr w:type="spellEnd"/>
+      <w:r>
+        <w:t>, Divi, JavaScript, CSS, and HTML.</w:t>
+      </w:r>
+    </w:p>
+    <w:p>
+      <w:pPr>
+        <w:pStyle w:val="ListParagraph"/>
+        <w:numPr>
+          <w:ilvl w:val="0"/>
+          <w:numId w:val="1"/>
+        </w:numPr>
+      </w:pPr>
+      <w:r>
+        <w:t>Communicate with clients about website requirements.</w:t>
+      </w:r>
+    </w:p>
+    <w:p>
+      <w:pPr>
+        <w:pStyle w:val="ListParagraph"/>
+        <w:numPr>
+          <w:ilvl w:val="0"/>
+          <w:numId w:val="1"/>
+        </w:numPr>
+      </w:pPr>
+      <w:r>
+        <w:t>Use Adobe Photoshop to turn drawings into heightmaps to prepare them to be 3D printed.</w:t>
+      </w:r>
+    </w:p>
+    <w:p>
+      <w:pPr>
+        <w:pStyle w:val="Heading2"/>
+      </w:pPr>
+      <w:r>
+        <w:t>IT Technician</w:t>
+      </w:r>
+    </w:p>
+    <w:p>
+      <w:pPr>
+        <w:pStyle w:val="Heading3"/>
+      </w:pPr>
+      <w:r>
+        <w:t xml:space="preserve">Johnson’s Florist &amp; Garden Centers </w:t>
+      </w:r>
+      <w:r>
+        <w:tab/>
+        <w:t>March 2025 – Current</w:t>
+      </w:r>
+    </w:p>
+    <w:p>
+      <w:pPr>
+        <w:pStyle w:val="ListParagraph"/>
+        <w:numPr>
+          <w:ilvl w:val="0"/>
+          <w:numId w:val="1"/>
+        </w:numPr>
+      </w:pPr>
+      <w:r>
+        <w:t xml:space="preserve">Develop and maintain custom software </w:t>
+      </w:r>
+      <w:r>
+        <w:t xml:space="preserve">in </w:t>
+      </w:r>
+      <w:r>
+        <w:t xml:space="preserve">C# and Python </w:t>
+      </w:r>
+      <w:r>
+        <w:t xml:space="preserve">that </w:t>
+      </w:r>
+      <w:r>
+        <w:t xml:space="preserve">interfaces </w:t>
+      </w:r>
+      <w:r>
+        <w:t>with Counterpoint</w:t>
+      </w:r>
+      <w:r>
+        <w:t xml:space="preserve"> to track inventory</w:t>
+      </w:r>
+      <w:r>
+        <w:t>.</w:t>
+      </w:r>
+    </w:p>
+    <w:p>
+      <w:pPr>
+        <w:pStyle w:val="ListParagraph"/>
+        <w:numPr>
+          <w:ilvl w:val="0"/>
+          <w:numId w:val="1"/>
+        </w:numPr>
+      </w:pPr>
+      <w:r>
+        <w:t>Perform data entry responsibilities using LibreOffice Calc.</w:t>
+      </w:r>
+    </w:p>
+    <w:p>
+      <w:pPr>
+        <w:pStyle w:val="ListParagraph"/>
+        <w:numPr>
+          <w:ilvl w:val="0"/>
+          <w:numId w:val="1"/>
+        </w:numPr>
+      </w:pPr>
+      <w:r>
+        <w:t xml:space="preserve">Customize Wix-based website using HTML and </w:t>
+      </w:r>
+      <w:proofErr w:type="spellStart"/>
+      <w:r>
+        <w:t>Javascript</w:t>
+      </w:r>
+      <w:proofErr w:type="spellEnd"/>
+      <w:r>
+        <w:t>.</w:t>
+      </w:r>
+    </w:p>
+    <w:p>
+      <w:pPr>
+        <w:pStyle w:val="Heading2"/>
+      </w:pPr>
+      <w:r>
         <w:t>Software Developer</w:t>
       </w:r>
     </w:p>
@@ -76,17 +249,17 @@
       <w:pPr>
         <w:pStyle w:val="Heading3"/>
       </w:pPr>
+      <w:proofErr w:type="spellStart"/>
       <w:r>
         <w:t>Smoothstack</w:t>
       </w:r>
+      <w:proofErr w:type="spellEnd"/>
       <w:r>
         <w:t xml:space="preserve"> </w:t>
       </w:r>
       <w:r>
         <w:tab/>
-      </w:r>
-      <w:r>
-        <w:t>December 2019 - January 2023, McLean, VA</w:t>
+        <w:t>December 2019 - January 2023</w:t>
       </w:r>
     </w:p>
     <w:p>
@@ -98,16 +271,7 @@
         </w:numPr>
       </w:pPr>
       <w:r>
-        <w:t xml:space="preserve">Created a timesheet application in Microsoft Dynamics as part of an </w:t>
-      </w:r>
-      <w:r>
-        <w:t xml:space="preserve">Accenture Federal Services development team subcontracted to </w:t>
-      </w:r>
-      <w:r>
-        <w:t xml:space="preserve">the </w:t>
-      </w:r>
-      <w:r>
-        <w:t>Dept of Justice.</w:t>
+        <w:t>Created a timesheet application in Microsoft Dynamics as part of an Accenture Federal Services Agile development team subcontracted to the Dept of Justice using PowerApps, TypeScript, Node.js, React.js, C#, Azure DevOps, .NET 6.0, and Git.</w:t>
       </w:r>
     </w:p>
     <w:p>
@@ -119,55 +283,92 @@
         </w:numPr>
       </w:pPr>
       <w:r>
-        <w:t>Implemented a shared vision</w:t>
-      </w:r>
+        <w:t>Implemented a shared vision for a 3D webpage for the Dept of Justice utilizing AWS, TypeScript, Node.js, React.js, Three.js, and Git to create an interactive experience that organized information about bankruptcy.</w:t>
+      </w:r>
+    </w:p>
+    <w:p>
+      <w:pPr>
+        <w:pStyle w:val="ListParagraph"/>
+        <w:numPr>
+          <w:ilvl w:val="0"/>
+          <w:numId w:val="1"/>
+        </w:numPr>
+      </w:pPr>
+      <w:r>
+        <w:t>Co-developed the front end and back end of Protective DNS as part of an Accenture Federal Services Agile development team subcontracted to the Dept of Homeland Security. Used TypeScript, Node.js, React.js, and Git.</w:t>
+      </w:r>
+    </w:p>
+    <w:p>
+      <w:pPr>
+        <w:pStyle w:val="ListParagraph"/>
+        <w:numPr>
+          <w:ilvl w:val="0"/>
+          <w:numId w:val="1"/>
+        </w:numPr>
+      </w:pPr>
+      <w:r>
+        <w:t>Collaborated with team members to write user stories.</w:t>
+      </w:r>
+    </w:p>
+    <w:p>
+      <w:pPr>
+        <w:pStyle w:val="Heading2"/>
+      </w:pPr>
+      <w:r>
+        <w:t>Freelance Software Developer</w:t>
+      </w:r>
+    </w:p>
+    <w:p>
+      <w:pPr>
+        <w:pStyle w:val="Heading3"/>
+      </w:pPr>
+      <w:proofErr w:type="spellStart"/>
+      <w:r>
+        <w:t>Toptal</w:t>
+      </w:r>
+      <w:proofErr w:type="spellEnd"/>
       <w:r>
         <w:t xml:space="preserve"> </w:t>
       </w:r>
       <w:r>
-        <w:t xml:space="preserve">for </w:t>
-      </w:r>
-      <w:r>
-        <w:t>a 3D webpage for the Dept of Justice, utilizing React and Three.js, to create an interactive experience that organized information about bankruptcy.</w:t>
-      </w:r>
-    </w:p>
-    <w:p>
-      <w:pPr>
-        <w:pStyle w:val="ListParagraph"/>
-        <w:numPr>
-          <w:ilvl w:val="0"/>
-          <w:numId w:val="1"/>
-        </w:numPr>
-      </w:pPr>
-      <w:r>
-        <w:t>Co-developed the front end and back end of Protective DNS</w:t>
-      </w:r>
-      <w:r>
-        <w:t xml:space="preserve"> (a SaaS)</w:t>
-      </w:r>
-      <w:r>
-        <w:t xml:space="preserve"> as part of an </w:t>
-      </w:r>
-      <w:r>
-        <w:t xml:space="preserve">Accenture Federal Services development team subcontracted to </w:t>
-      </w:r>
-      <w:r>
-        <w:t xml:space="preserve">the </w:t>
-      </w:r>
-      <w:r>
-        <w:t>Dept of Homeland Security.</w:t>
-      </w:r>
-    </w:p>
-    <w:p>
-      <w:pPr>
-        <w:pStyle w:val="ListParagraph"/>
-        <w:numPr>
-          <w:ilvl w:val="0"/>
-          <w:numId w:val="1"/>
-        </w:numPr>
-      </w:pPr>
-      <w:r>
-        <w:t>Collaborated with team members to write user stories.</w:t>
+        <w:tab/>
+        <w:t>October 2017 - December 2019</w:t>
+      </w:r>
+    </w:p>
+    <w:p>
+      <w:pPr>
+        <w:pStyle w:val="ListParagraph"/>
+        <w:numPr>
+          <w:ilvl w:val="0"/>
+          <w:numId w:val="2"/>
+        </w:numPr>
+      </w:pPr>
+      <w:r>
+        <w:t>Developed an Android/iOS game for a political campaign using C#, Unity3D, .NET Core, and Git.</w:t>
+      </w:r>
+    </w:p>
+    <w:p>
+      <w:pPr>
+        <w:pStyle w:val="ListParagraph"/>
+        <w:numPr>
+          <w:ilvl w:val="0"/>
+          <w:numId w:val="2"/>
+        </w:numPr>
+      </w:pPr>
+      <w:r>
+        <w:t>Created a video streaming plugin for Unity3D using C#, .NET Core, and Git.</w:t>
+      </w:r>
+    </w:p>
+    <w:p>
+      <w:pPr>
+        <w:pStyle w:val="ListParagraph"/>
+        <w:numPr>
+          <w:ilvl w:val="0"/>
+          <w:numId w:val="2"/>
+        </w:numPr>
+      </w:pPr>
+      <w:r>
+        <w:t>Implemented a 3D printing interface in Unity3D using C#, .NET Core, and Git.</w:t>
       </w:r>
     </w:p>
     <w:p>
@@ -175,6 +376,7 @@
         <w:pStyle w:val="Heading2"/>
       </w:pPr>
       <w:r>
+        <w:lastRenderedPageBreak/>
         <w:t>Freelance Software Developer</w:t>
       </w:r>
     </w:p>
@@ -183,50 +385,51 @@
         <w:pStyle w:val="Heading3"/>
       </w:pPr>
       <w:r>
-        <w:t>Toptal</w:t>
-      </w:r>
-      <w:r>
-        <w:t xml:space="preserve"> </w:t>
+        <w:t xml:space="preserve">Fiverr </w:t>
       </w:r>
       <w:r>
         <w:tab/>
-        <w:t>October 2017 - December 2019, San Francisco, CA</w:t>
-      </w:r>
-    </w:p>
-    <w:p>
-      <w:pPr>
-        <w:pStyle w:val="ListParagraph"/>
-        <w:numPr>
-          <w:ilvl w:val="0"/>
-          <w:numId w:val="2"/>
-        </w:numPr>
-      </w:pPr>
-      <w:r>
-        <w:t>Developed an Android/iOS game for a political campaign.</w:t>
-      </w:r>
-    </w:p>
-    <w:p>
-      <w:pPr>
-        <w:pStyle w:val="ListParagraph"/>
-        <w:numPr>
-          <w:ilvl w:val="0"/>
-          <w:numId w:val="2"/>
-        </w:numPr>
-      </w:pPr>
-      <w:r>
-        <w:t>Created a video streaming plugin for C#/Unity3D.</w:t>
-      </w:r>
-    </w:p>
-    <w:p>
-      <w:pPr>
-        <w:pStyle w:val="ListParagraph"/>
-        <w:numPr>
-          <w:ilvl w:val="0"/>
-          <w:numId w:val="2"/>
-        </w:numPr>
-      </w:pPr>
-      <w:r>
-        <w:t>Implemented a 3D printing interface in Unity3D.</w:t>
+        <w:t>September 2017 - January 2019</w:t>
+      </w:r>
+    </w:p>
+    <w:p>
+      <w:pPr>
+        <w:pStyle w:val="ListParagraph"/>
+        <w:numPr>
+          <w:ilvl w:val="0"/>
+          <w:numId w:val="3"/>
+        </w:numPr>
+      </w:pPr>
+      <w:r>
+        <w:t xml:space="preserve">Completed 11 projects, including a procedurally animated dandelion logo, a lightweight HTTP server for music streaming, and several GPU shaders for screen-space distortions and effects. These projects involved Unity3D, C#, </w:t>
+      </w:r>
+      <w:proofErr w:type="spellStart"/>
+      <w:r>
+        <w:t>ShaderLab</w:t>
+      </w:r>
+      <w:proofErr w:type="spellEnd"/>
+      <w:r>
+        <w:t>, .NET Core, and Git.</w:t>
+      </w:r>
+    </w:p>
+    <w:p>
+      <w:pPr>
+        <w:pStyle w:val="ListParagraph"/>
+        <w:numPr>
+          <w:ilvl w:val="0"/>
+          <w:numId w:val="3"/>
+        </w:numPr>
+      </w:pPr>
+      <w:r>
+        <w:t xml:space="preserve">Earned Level One Seller status with a </w:t>
+      </w:r>
+      <w:proofErr w:type="gramStart"/>
+      <w:r>
+        <w:t>4.8/5 star</w:t>
+      </w:r>
+      <w:proofErr w:type="gramEnd"/>
+      <w:r>
+        <w:t xml:space="preserve"> rating.</w:t>
       </w:r>
     </w:p>
     <w:p>
@@ -234,7 +437,7 @@
         <w:pStyle w:val="Heading2"/>
       </w:pPr>
       <w:r>
-        <w:t>Freelance Software Developer</w:t>
+        <w:t>Freelance Asset Developer</w:t>
       </w:r>
     </w:p>
     <w:p>
@@ -242,60 +445,63 @@
         <w:pStyle w:val="Heading3"/>
       </w:pPr>
       <w:r>
-        <w:t>Fiverr</w:t>
-      </w:r>
-      <w:r>
-        <w:t xml:space="preserve"> </w:t>
+        <w:t xml:space="preserve">Unity Asset Store </w:t>
       </w:r>
       <w:r>
         <w:tab/>
-      </w:r>
-      <w:r>
-        <w:t>September 2017 - January 2019, Tel Aviv, Israel</w:t>
-      </w:r>
-    </w:p>
-    <w:p>
-      <w:pPr>
-        <w:pStyle w:val="ListParagraph"/>
-        <w:numPr>
-          <w:ilvl w:val="0"/>
-          <w:numId w:val="3"/>
-        </w:numPr>
-      </w:pPr>
-      <w:r>
-        <w:t>Completed 11 projects, including a procedurally animated dandelion logo, a lightweight HTTP server for music streaming, and several GPU shaders for screen-space distortions and effects.</w:t>
-      </w:r>
-    </w:p>
-    <w:p>
-      <w:pPr>
-        <w:pStyle w:val="ListParagraph"/>
-        <w:numPr>
-          <w:ilvl w:val="0"/>
-          <w:numId w:val="3"/>
-        </w:numPr>
-      </w:pPr>
-      <w:r>
-        <w:t>Earned Level One Seller status with a 4.8/5 star rating.</w:t>
-      </w:r>
-    </w:p>
-    <w:p>
-      <w:pPr>
-        <w:pStyle w:val="ListParagraph"/>
-        <w:numPr>
-          <w:ilvl w:val="0"/>
-          <w:numId w:val="3"/>
-        </w:numPr>
-      </w:pPr>
-      <w:r>
-        <w:t>Received only positive reviews about communication and turnaround time.</w:t>
-      </w:r>
-    </w:p>
-    <w:p>
-      <w:pPr>
-        <w:pStyle w:val="Heading2"/>
-      </w:pPr>
-      <w:r>
-        <w:t>Freelance Asset Developer</w:t>
+        <w:t>September 2017 - November 2018</w:t>
+      </w:r>
+    </w:p>
+    <w:p>
+      <w:pPr>
+        <w:pStyle w:val="ListParagraph"/>
+        <w:numPr>
+          <w:ilvl w:val="0"/>
+          <w:numId w:val="4"/>
+        </w:numPr>
+      </w:pPr>
+      <w:r>
+        <w:t>Created a command terminal for Unity3D games using C#, .NET Core, and Git.</w:t>
+      </w:r>
+    </w:p>
+    <w:p>
+      <w:pPr>
+        <w:pStyle w:val="ListParagraph"/>
+        <w:numPr>
+          <w:ilvl w:val="0"/>
+          <w:numId w:val="4"/>
+        </w:numPr>
+      </w:pPr>
+      <w:r>
+        <w:t xml:space="preserve">Used knowledge of 3D math to develop an outline shader system in Unity3D using C#, </w:t>
+      </w:r>
+      <w:proofErr w:type="spellStart"/>
+      <w:r>
+        <w:t>ShaderLab</w:t>
+      </w:r>
+      <w:proofErr w:type="spellEnd"/>
+      <w:r>
+        <w:t>, .NET Core, and Git.</w:t>
+      </w:r>
+    </w:p>
+    <w:p>
+      <w:pPr>
+        <w:pStyle w:val="ListParagraph"/>
+        <w:numPr>
+          <w:ilvl w:val="0"/>
+          <w:numId w:val="4"/>
+        </w:numPr>
+      </w:pPr>
+      <w:r>
+        <w:t>Achieved 12,000+ downloads overall.</w:t>
+      </w:r>
+    </w:p>
+    <w:p>
+      <w:pPr>
+        <w:pStyle w:val="Heading1"/>
+      </w:pPr>
+      <w:r>
+        <w:t>Education</w:t>
       </w:r>
     </w:p>
     <w:p>
@@ -303,50 +509,111 @@
         <w:pStyle w:val="Heading3"/>
       </w:pPr>
       <w:r>
-        <w:t>Unity Asset Store</w:t>
-      </w:r>
-      <w:r>
-        <w:t xml:space="preserve"> </w:t>
+        <w:rPr>
+          <w:b w:val="0"/>
+        </w:rPr>
+        <w:t>High School Diploma - Walter Johnson High School</w:t>
+      </w:r>
+      <w:r>
+        <w:rPr>
+          <w:b w:val="0"/>
+        </w:rPr>
+        <w:t>, Bethesda, MD</w:t>
       </w:r>
       <w:r>
         <w:tab/>
-        <w:t>September 2017 - November 2018, San Francisco, CA</w:t>
-      </w:r>
-    </w:p>
-    <w:p>
-      <w:pPr>
-        <w:pStyle w:val="ListParagraph"/>
-        <w:numPr>
-          <w:ilvl w:val="0"/>
-          <w:numId w:val="4"/>
-        </w:numPr>
-      </w:pPr>
-      <w:r>
-        <w:t>Created a command terminal for Unity3D games.</w:t>
-      </w:r>
-    </w:p>
-    <w:p>
-      <w:pPr>
-        <w:pStyle w:val="ListParagraph"/>
-        <w:numPr>
-          <w:ilvl w:val="0"/>
-          <w:numId w:val="4"/>
-        </w:numPr>
-      </w:pPr>
-      <w:r>
-        <w:t>Used knowledge of 3D math to develop an outline shader system.</w:t>
-      </w:r>
-    </w:p>
-    <w:p>
-      <w:pPr>
-        <w:pStyle w:val="ListParagraph"/>
-        <w:numPr>
-          <w:ilvl w:val="0"/>
-          <w:numId w:val="4"/>
-        </w:numPr>
-      </w:pPr>
-      <w:r>
-        <w:t>Achieved 12,000+ downloads overall.</w:t>
+      </w:r>
+      <w:r>
+        <w:t xml:space="preserve">June </w:t>
+      </w:r>
+      <w:r>
+        <w:t>201</w:t>
+      </w:r>
+      <w:r>
+        <w:t>7</w:t>
+      </w:r>
+    </w:p>
+    <w:p>
+      <w:pPr>
+        <w:pStyle w:val="ListParagraph"/>
+        <w:numPr>
+          <w:ilvl w:val="0"/>
+          <w:numId w:val="5"/>
+        </w:numPr>
+      </w:pPr>
+      <w:r>
+        <w:t xml:space="preserve">Took AP Computer Science and </w:t>
+      </w:r>
+      <w:r>
+        <w:t>the</w:t>
+      </w:r>
+      <w:r>
+        <w:t xml:space="preserve"> more advance</w:t>
+      </w:r>
+      <w:r>
+        <w:t>d</w:t>
+      </w:r>
+      <w:r>
+        <w:t xml:space="preserve"> course</w:t>
+      </w:r>
+      <w:r>
+        <w:t xml:space="preserve">, </w:t>
+      </w:r>
+      <w:r>
+        <w:t>Computer Science 3</w:t>
+      </w:r>
+      <w:r>
+        <w:t>, f</w:t>
+      </w:r>
+      <w:r>
+        <w:t>ocusing on computer architecture, algorithms, and complex data structures in object-oriented programming</w:t>
+      </w:r>
+    </w:p>
+    <w:p>
+      <w:pPr>
+        <w:pStyle w:val="ListParagraph"/>
+        <w:numPr>
+          <w:ilvl w:val="0"/>
+          <w:numId w:val="5"/>
+        </w:numPr>
+      </w:pPr>
+      <w:r>
+        <w:t xml:space="preserve">Scored </w:t>
+      </w:r>
+      <w:proofErr w:type="spellStart"/>
+      <w:r>
+        <w:t>fives</w:t>
+      </w:r>
+      <w:proofErr w:type="spellEnd"/>
+      <w:r>
+        <w:t xml:space="preserve"> on the AP Computer Science and AP Physics tests</w:t>
+      </w:r>
+    </w:p>
+    <w:p>
+      <w:pPr>
+        <w:pStyle w:val="ListParagraph"/>
+        <w:numPr>
+          <w:ilvl w:val="0"/>
+          <w:numId w:val="5"/>
+        </w:numPr>
+      </w:pPr>
+      <w:r>
+        <w:t>Unweighted/Weighted GPA: 3.83/4.31</w:t>
+      </w:r>
+    </w:p>
+    <w:p>
+      <w:pPr>
+        <w:pStyle w:val="ListParagraph"/>
+        <w:numPr>
+          <w:ilvl w:val="0"/>
+          <w:numId w:val="5"/>
+        </w:numPr>
+      </w:pPr>
+      <w:r>
+        <w:t>Carnegie Mellon National High School Game Academy Pre-College Program (Pittsburgh, PA</w:t>
+      </w:r>
+      <w:r>
+        <w:t>, Summer 2016)</w:t>
       </w:r>
     </w:p>
     <w:p>
@@ -366,13 +633,7 @@
         </w:numPr>
       </w:pPr>
       <w:r>
-        <w:t>UI and UX design</w:t>
-      </w:r>
-      <w:r>
-        <w:t xml:space="preserve">; </w:t>
-      </w:r>
-      <w:r>
-        <w:t>3D geometry and coordinate spaces</w:t>
+        <w:t>UI and UX design; Distributed system design</w:t>
       </w:r>
     </w:p>
     <w:p>
@@ -396,19 +657,21 @@
         </w:numPr>
       </w:pPr>
       <w:r>
-        <w:t xml:space="preserve">C#, .NET, ShaderLab, </w:t>
-      </w:r>
-      <w:r>
-        <w:t xml:space="preserve">Golang, </w:t>
-      </w:r>
-      <w:r>
-        <w:t>Java, HTML, SASS, CSS, SQL, PHP, Type</w:t>
-      </w:r>
-      <w:r>
-        <w:t>S</w:t>
-      </w:r>
-      <w:r>
-        <w:t>cript, and JavaScript</w:t>
+        <w:t xml:space="preserve">C#, .NET, </w:t>
+      </w:r>
+      <w:proofErr w:type="spellStart"/>
+      <w:r>
+        <w:t>ShaderLab</w:t>
+      </w:r>
+      <w:proofErr w:type="spellEnd"/>
+      <w:r>
+        <w:t xml:space="preserve">, Golang, Java, </w:t>
+      </w:r>
+      <w:r>
+        <w:t xml:space="preserve">Python, </w:t>
+      </w:r>
+      <w:r>
+        <w:t>HTML, SASS, CSS, SQL, PHP, TypeScript, and JavaScript</w:t>
       </w:r>
     </w:p>
     <w:p>
@@ -420,58 +683,15 @@
         </w:numPr>
       </w:pPr>
       <w:r>
-        <w:t xml:space="preserve">Git, </w:t>
-      </w:r>
-      <w:r>
-        <w:t xml:space="preserve">Docker, </w:t>
-      </w:r>
-      <w:r>
-        <w:t xml:space="preserve">Spring, </w:t>
-      </w:r>
-      <w:r>
-        <w:t>Microsoft Word, Microsoft Excel</w:t>
-      </w:r>
-      <w:r>
-        <w:t xml:space="preserve">, Microsoft Visual Studio, </w:t>
-      </w:r>
-      <w:r>
-        <w:t xml:space="preserve">Microsoft Visual Studio </w:t>
-      </w:r>
-      <w:r>
-        <w:t>Code,</w:t>
-      </w:r>
-      <w:r>
-        <w:t xml:space="preserve"> </w:t>
-      </w:r>
-      <w:r>
-        <w:t>Node</w:t>
-      </w:r>
-      <w:r>
-        <w:t xml:space="preserve">.js, </w:t>
-      </w:r>
-      <w:r>
-        <w:t xml:space="preserve">Jest, </w:t>
-      </w:r>
-      <w:r>
-        <w:t>jQuery</w:t>
-      </w:r>
-      <w:r>
-        <w:t xml:space="preserve">, </w:t>
-      </w:r>
-      <w:r>
-        <w:t>Ajax</w:t>
-      </w:r>
-      <w:r>
-        <w:t xml:space="preserve">, </w:t>
-      </w:r>
-      <w:r>
-        <w:t>React</w:t>
-      </w:r>
-      <w:r>
-        <w:t xml:space="preserve">.js, </w:t>
-      </w:r>
-      <w:r>
-        <w:t>and Unity3D</w:t>
+        <w:t xml:space="preserve">Git, Docker, Spring, Microsoft Word, Microsoft Excel, LibreOffice Calc, Microsoft Visual Studio, Microsoft Visual Studio Code, Adobe Photoshop, Wix, </w:t>
+      </w:r>
+      <w:proofErr w:type="spellStart"/>
+      <w:r>
+        <w:t>Wordpress</w:t>
+      </w:r>
+      <w:proofErr w:type="spellEnd"/>
+      <w:r>
+        <w:t>, Divi, Node.js, Jest, jQuery, Ajax, React.js, and Unity3D</w:t>
       </w:r>
     </w:p>
     <w:p>
@@ -483,16 +703,7 @@
         </w:numPr>
       </w:pPr>
       <w:r>
-        <w:t xml:space="preserve">Cloud services, including </w:t>
-      </w:r>
-      <w:r>
-        <w:t xml:space="preserve">Microsoft Dynamics, </w:t>
-      </w:r>
-      <w:r>
-        <w:t xml:space="preserve">PowerApps, SharePoint, </w:t>
-      </w:r>
-      <w:r>
-        <w:t>AWS, GCP, and Azure</w:t>
+        <w:t>Cloud services, including Microsoft Dynamics, PowerApps, SharePoint, AWS, GCP, and Azure</w:t>
       </w:r>
     </w:p>
     <w:p>
@@ -516,624 +727,879 @@
         </w:numPr>
       </w:pPr>
       <w:r>
-        <w:t xml:space="preserve">UDP, TCP, HTTP, HTTPS, SSH, DNS, TLS, </w:t>
-      </w:r>
-      <w:r>
-        <w:t xml:space="preserve">CI/CD, </w:t>
-      </w:r>
-      <w:r>
-        <w:t>JSON, XML</w:t>
-      </w:r>
-      <w:r>
-        <w:t xml:space="preserve">, </w:t>
-      </w:r>
-      <w:r>
-        <w:t xml:space="preserve">YAML, </w:t>
-      </w:r>
-      <w:r>
-        <w:t xml:space="preserve">and </w:t>
-      </w:r>
-      <w:r>
-        <w:t>RESTful APIs</w:t>
+        <w:t>UDP, TCP, HTTP, HTTPS, SSH, DNS, TLS, CI/CD, JSON, XML, YAML, and RESTful APIs</w:t>
+      </w:r>
+    </w:p>
+    <w:p>
+      <w:pPr>
+        <w:pStyle w:val="ListParagraph"/>
+        <w:numPr>
+          <w:ilvl w:val="0"/>
+          <w:numId w:val="5"/>
+        </w:numPr>
+      </w:pPr>
+      <w:r>
+        <w:t>Build pipelines</w:t>
       </w:r>
     </w:p>
     <w:sectPr>
       <w:pgSz w:w="12240" w:h="15840"/>
-      <w:pgMar w:top="1080" w:right="1080" w:bottom="1080" w:left="1080" w:header="720" w:footer="720" w:gutter="0"/>
+      <w:pgMar w:top="720" w:right="1080" w:bottom="720" w:left="1080" w:header="0" w:footer="0" w:gutter="0"/>
       <w:cols w:space="720"/>
-      <w:docGrid w:linePitch="360"/>
+      <w:formProt w:val="0"/>
+      <w:docGrid w:linePitch="360" w:charSpace="4096"/>
     </w:sectPr>
   </w:body>
 </w:document>
 </file>
 
 <file path=word/numbering.xml><?xml version="1.0" encoding="utf-8"?>
-<w:numbering xmlns:wpc="http://schemas.microsoft.com/office/word/2010/wordprocessingCanvas" xmlns:cx="http://schemas.microsoft.com/office/drawing/2014/chartex" xmlns:cx1="http://schemas.microsoft.com/office/drawing/2015/9/8/chartex" xmlns:cx2="http://schemas.microsoft.com/office/drawing/2015/10/21/chartex" xmlns:cx3="http://schemas.microsoft.com/office/drawing/2016/5/9/chartex" xmlns:cx4="http://schemas.microsoft.com/office/drawing/2016/5/10/chartex" xmlns:cx5="http://schemas.microsoft.com/office/drawing/2016/5/11/chartex" xmlns:cx6="http://schemas.microsoft.com/office/drawing/2016/5/12/chartex" xmlns:cx7="http://schemas.microsoft.com/office/drawing/2016/5/13/chartex" xmlns:cx8="http://schemas.microsoft.com/office/drawing/2016/5/14/chartex" xmlns:mc="http://schemas.openxmlformats.org/markup-compatibility/2006" xmlns:aink="http://schemas.microsoft.com/office/drawing/2016/ink" xmlns:am3d="http://schemas.microsoft.com/office/drawing/2017/model3d" xmlns:o="urn:schemas-microsoft-com:office:office" xmlns:oel="http://schemas.microsoft.com/office/2019/extlst" xmlns:r="http://schemas.openxmlformats.org/officeDocument/2006/relationships" xmlns:m="http://schemas.openxmlformats.org/officeDocument/2006/math" xmlns:v="urn:schemas-microsoft-com:vml" xmlns:wp14="http://schemas.microsoft.com/office/word/2010/wordprocessingDrawing" xmlns:wp="http://schemas.openxmlformats.org/drawingml/2006/wordprocessingDrawing" xmlns:w10="urn:schemas-microsoft-com:office:word" xmlns:w="http://schemas.openxmlformats.org/wordprocessingml/2006/main" xmlns:w14="http://schemas.microsoft.com/office/word/2010/wordml" xmlns:w15="http://schemas.microsoft.com/office/word/2012/wordml" xmlns:w16cex="http://schemas.microsoft.com/office/word/2018/wordml/cex" xmlns:w16cid="http://schemas.microsoft.com/office/word/2016/wordml/cid" xmlns:w16="http://schemas.microsoft.com/office/word/2018/wordml" xmlns:w16sdtdh="http://schemas.microsoft.com/office/word/2020/wordml/sdtdatahash" xmlns:w16se="http://schemas.microsoft.com/office/word/2015/wordml/symex" xmlns:wpg="http://schemas.microsoft.com/office/word/2010/wordprocessingGroup" xmlns:wpi="http://schemas.microsoft.com/office/word/2010/wordprocessingInk" xmlns:wne="http://schemas.microsoft.com/office/word/2006/wordml" xmlns:wps="http://schemas.microsoft.com/office/word/2010/wordprocessingShape" mc:Ignorable="w14 w15 w16se w16cid w16 w16cex w16sdtdh wp14">
+<w:numbering xmlns:wpc="http://schemas.microsoft.com/office/word/2010/wordprocessingCanvas" xmlns:cx="http://schemas.microsoft.com/office/drawing/2014/chartex" xmlns:cx1="http://schemas.microsoft.com/office/drawing/2015/9/8/chartex" xmlns:cx2="http://schemas.microsoft.com/office/drawing/2015/10/21/chartex" xmlns:cx3="http://schemas.microsoft.com/office/drawing/2016/5/9/chartex" xmlns:cx4="http://schemas.microsoft.com/office/drawing/2016/5/10/chartex" xmlns:cx5="http://schemas.microsoft.com/office/drawing/2016/5/11/chartex" xmlns:cx6="http://schemas.microsoft.com/office/drawing/2016/5/12/chartex" xmlns:cx7="http://schemas.microsoft.com/office/drawing/2016/5/13/chartex" xmlns:cx8="http://schemas.microsoft.com/office/drawing/2016/5/14/chartex" xmlns:mc="http://schemas.openxmlformats.org/markup-compatibility/2006" xmlns:aink="http://schemas.microsoft.com/office/drawing/2016/ink" xmlns:am3d="http://schemas.microsoft.com/office/drawing/2017/model3d" xmlns:o="urn:schemas-microsoft-com:office:office" xmlns:oel="http://schemas.microsoft.com/office/2019/extlst" xmlns:r="http://schemas.openxmlformats.org/officeDocument/2006/relationships" xmlns:m="http://schemas.openxmlformats.org/officeDocument/2006/math" xmlns:v="urn:schemas-microsoft-com:vml" xmlns:wp14="http://schemas.microsoft.com/office/word/2010/wordprocessingDrawing" xmlns:wp="http://schemas.openxmlformats.org/drawingml/2006/wordprocessingDrawing" xmlns:w10="urn:schemas-microsoft-com:office:word" xmlns:w="http://schemas.openxmlformats.org/wordprocessingml/2006/main" xmlns:w14="http://schemas.microsoft.com/office/word/2010/wordml" xmlns:w15="http://schemas.microsoft.com/office/word/2012/wordml" xmlns:w16cei="http://schemas.microsoft.com/office/word/2026/wordml/cei" xmlns:w16cex="http://schemas.microsoft.com/office/word/2018/wordml/cex" xmlns:w16cid="http://schemas.microsoft.com/office/word/2016/wordml/cid" xmlns:w16="http://schemas.microsoft.com/office/word/2018/wordml" xmlns:w16du="http://schemas.microsoft.com/office/word/2023/wordml/word16du" xmlns:w16sdtdh="http://schemas.microsoft.com/office/word/2020/wordml/sdtdatahash" xmlns:w16sdtfl="http://schemas.microsoft.com/office/word/2024/wordml/sdtformatlock" xmlns:w16se="http://schemas.microsoft.com/office/word/2015/wordml/symex" xmlns:wpg="http://schemas.microsoft.com/office/word/2010/wordprocessingGroup" xmlns:wpi="http://schemas.microsoft.com/office/word/2010/wordprocessingInk" xmlns:wne="http://schemas.microsoft.com/office/word/2006/wordml" xmlns:wps="http://schemas.microsoft.com/office/word/2010/wordprocessingShape" mc:Ignorable="w14 w15 w16se w16cid w16 w16cex w16sdtdh w16sdtfl w16du wp14">
   <w:abstractNum w:abstractNumId="0" w15:restartNumberingAfterBreak="0">
-    <w:nsid w:val="070323DB"/>
-    <w:multiLevelType w:val="hybridMultilevel"/>
-    <w:tmpl w:val="917EFB80"/>
-    <w:lvl w:ilvl="0" w:tplc="0AFE382A">
+    <w:nsid w:val="0A115121"/>
+    <w:multiLevelType w:val="multilevel"/>
+    <w:tmpl w:val="512EDAA8"/>
+    <w:lvl w:ilvl="0">
       <w:start w:val="1"/>
       <w:numFmt w:val="bullet"/>
       <w:lvlText w:val=""/>
       <w:lvlJc w:val="left"/>
       <w:pPr>
+        <w:tabs>
+          <w:tab w:val="num" w:pos="0"/>
+        </w:tabs>
         <w:ind w:left="360" w:hanging="288"/>
       </w:pPr>
       <w:rPr>
-        <w:rFonts w:ascii="Symbol" w:hAnsi="Symbol" w:hint="default"/>
-      </w:rPr>
-    </w:lvl>
-    <w:lvl w:ilvl="1" w:tplc="04090003" w:tentative="1">
+        <w:rFonts w:ascii="Symbol" w:hAnsi="Symbol" w:cs="Symbol" w:hint="default"/>
+      </w:rPr>
+    </w:lvl>
+    <w:lvl w:ilvl="1">
       <w:start w:val="1"/>
       <w:numFmt w:val="bullet"/>
       <w:lvlText w:val="o"/>
       <w:lvlJc w:val="left"/>
       <w:pPr>
+        <w:tabs>
+          <w:tab w:val="num" w:pos="0"/>
+        </w:tabs>
         <w:ind w:left="1440" w:hanging="360"/>
       </w:pPr>
       <w:rPr>
         <w:rFonts w:ascii="Courier New" w:hAnsi="Courier New" w:cs="Courier New" w:hint="default"/>
       </w:rPr>
     </w:lvl>
-    <w:lvl w:ilvl="2" w:tplc="04090005" w:tentative="1">
+    <w:lvl w:ilvl="2">
       <w:start w:val="1"/>
       <w:numFmt w:val="bullet"/>
       <w:lvlText w:val=""/>
       <w:lvlJc w:val="left"/>
       <w:pPr>
+        <w:tabs>
+          <w:tab w:val="num" w:pos="0"/>
+        </w:tabs>
         <w:ind w:left="2160" w:hanging="360"/>
       </w:pPr>
       <w:rPr>
-        <w:rFonts w:ascii="Wingdings" w:hAnsi="Wingdings" w:hint="default"/>
-      </w:rPr>
-    </w:lvl>
-    <w:lvl w:ilvl="3" w:tplc="04090001" w:tentative="1">
+        <w:rFonts w:ascii="Wingdings" w:hAnsi="Wingdings" w:cs="Wingdings" w:hint="default"/>
+      </w:rPr>
+    </w:lvl>
+    <w:lvl w:ilvl="3">
       <w:start w:val="1"/>
       <w:numFmt w:val="bullet"/>
       <w:lvlText w:val=""/>
       <w:lvlJc w:val="left"/>
       <w:pPr>
+        <w:tabs>
+          <w:tab w:val="num" w:pos="0"/>
+        </w:tabs>
         <w:ind w:left="2880" w:hanging="360"/>
       </w:pPr>
       <w:rPr>
-        <w:rFonts w:ascii="Symbol" w:hAnsi="Symbol" w:hint="default"/>
-      </w:rPr>
-    </w:lvl>
-    <w:lvl w:ilvl="4" w:tplc="04090003" w:tentative="1">
+        <w:rFonts w:ascii="Symbol" w:hAnsi="Symbol" w:cs="Symbol" w:hint="default"/>
+      </w:rPr>
+    </w:lvl>
+    <w:lvl w:ilvl="4">
       <w:start w:val="1"/>
       <w:numFmt w:val="bullet"/>
       <w:lvlText w:val="o"/>
       <w:lvlJc w:val="left"/>
       <w:pPr>
+        <w:tabs>
+          <w:tab w:val="num" w:pos="0"/>
+        </w:tabs>
         <w:ind w:left="3600" w:hanging="360"/>
       </w:pPr>
       <w:rPr>
         <w:rFonts w:ascii="Courier New" w:hAnsi="Courier New" w:cs="Courier New" w:hint="default"/>
       </w:rPr>
     </w:lvl>
-    <w:lvl w:ilvl="5" w:tplc="04090005" w:tentative="1">
+    <w:lvl w:ilvl="5">
       <w:start w:val="1"/>
       <w:numFmt w:val="bullet"/>
       <w:lvlText w:val=""/>
       <w:lvlJc w:val="left"/>
       <w:pPr>
+        <w:tabs>
+          <w:tab w:val="num" w:pos="0"/>
+        </w:tabs>
         <w:ind w:left="4320" w:hanging="360"/>
       </w:pPr>
       <w:rPr>
-        <w:rFonts w:ascii="Wingdings" w:hAnsi="Wingdings" w:hint="default"/>
-      </w:rPr>
-    </w:lvl>
-    <w:lvl w:ilvl="6" w:tplc="04090001" w:tentative="1">
+        <w:rFonts w:ascii="Wingdings" w:hAnsi="Wingdings" w:cs="Wingdings" w:hint="default"/>
+      </w:rPr>
+    </w:lvl>
+    <w:lvl w:ilvl="6">
       <w:start w:val="1"/>
       <w:numFmt w:val="bullet"/>
       <w:lvlText w:val=""/>
       <w:lvlJc w:val="left"/>
       <w:pPr>
+        <w:tabs>
+          <w:tab w:val="num" w:pos="0"/>
+        </w:tabs>
         <w:ind w:left="5040" w:hanging="360"/>
       </w:pPr>
       <w:rPr>
-        <w:rFonts w:ascii="Symbol" w:hAnsi="Symbol" w:hint="default"/>
-      </w:rPr>
-    </w:lvl>
-    <w:lvl w:ilvl="7" w:tplc="04090003" w:tentative="1">
+        <w:rFonts w:ascii="Symbol" w:hAnsi="Symbol" w:cs="Symbol" w:hint="default"/>
+      </w:rPr>
+    </w:lvl>
+    <w:lvl w:ilvl="7">
       <w:start w:val="1"/>
       <w:numFmt w:val="bullet"/>
       <w:lvlText w:val="o"/>
       <w:lvlJc w:val="left"/>
       <w:pPr>
+        <w:tabs>
+          <w:tab w:val="num" w:pos="0"/>
+        </w:tabs>
         <w:ind w:left="5760" w:hanging="360"/>
       </w:pPr>
       <w:rPr>
         <w:rFonts w:ascii="Courier New" w:hAnsi="Courier New" w:cs="Courier New" w:hint="default"/>
       </w:rPr>
     </w:lvl>
-    <w:lvl w:ilvl="8" w:tplc="04090005" w:tentative="1">
+    <w:lvl w:ilvl="8">
       <w:start w:val="1"/>
       <w:numFmt w:val="bullet"/>
       <w:lvlText w:val=""/>
       <w:lvlJc w:val="left"/>
       <w:pPr>
+        <w:tabs>
+          <w:tab w:val="num" w:pos="0"/>
+        </w:tabs>
         <w:ind w:left="6480" w:hanging="360"/>
       </w:pPr>
       <w:rPr>
-        <w:rFonts w:ascii="Wingdings" w:hAnsi="Wingdings" w:hint="default"/>
+        <w:rFonts w:ascii="Wingdings" w:hAnsi="Wingdings" w:cs="Wingdings" w:hint="default"/>
       </w:rPr>
     </w:lvl>
   </w:abstractNum>
   <w:abstractNum w:abstractNumId="1" w15:restartNumberingAfterBreak="0">
-    <w:nsid w:val="1E235DE7"/>
-    <w:multiLevelType w:val="hybridMultilevel"/>
-    <w:tmpl w:val="1EE8FA36"/>
-    <w:lvl w:ilvl="0" w:tplc="AB50D182">
+    <w:nsid w:val="26485136"/>
+    <w:multiLevelType w:val="multilevel"/>
+    <w:tmpl w:val="8242A968"/>
+    <w:lvl w:ilvl="0">
       <w:start w:val="1"/>
       <w:numFmt w:val="bullet"/>
       <w:lvlText w:val=""/>
       <w:lvlJc w:val="left"/>
       <w:pPr>
+        <w:tabs>
+          <w:tab w:val="num" w:pos="0"/>
+        </w:tabs>
         <w:ind w:left="360" w:hanging="288"/>
       </w:pPr>
       <w:rPr>
-        <w:rFonts w:ascii="Symbol" w:hAnsi="Symbol" w:hint="default"/>
-      </w:rPr>
-    </w:lvl>
-    <w:lvl w:ilvl="1" w:tplc="04090003" w:tentative="1">
+        <w:rFonts w:ascii="Symbol" w:hAnsi="Symbol" w:cs="Symbol" w:hint="default"/>
+      </w:rPr>
+    </w:lvl>
+    <w:lvl w:ilvl="1">
       <w:start w:val="1"/>
       <w:numFmt w:val="bullet"/>
       <w:lvlText w:val="o"/>
       <w:lvlJc w:val="left"/>
       <w:pPr>
+        <w:tabs>
+          <w:tab w:val="num" w:pos="0"/>
+        </w:tabs>
         <w:ind w:left="1440" w:hanging="360"/>
       </w:pPr>
       <w:rPr>
         <w:rFonts w:ascii="Courier New" w:hAnsi="Courier New" w:cs="Courier New" w:hint="default"/>
       </w:rPr>
     </w:lvl>
-    <w:lvl w:ilvl="2" w:tplc="04090005" w:tentative="1">
+    <w:lvl w:ilvl="2">
       <w:start w:val="1"/>
       <w:numFmt w:val="bullet"/>
       <w:lvlText w:val=""/>
       <w:lvlJc w:val="left"/>
       <w:pPr>
+        <w:tabs>
+          <w:tab w:val="num" w:pos="0"/>
+        </w:tabs>
         <w:ind w:left="2160" w:hanging="360"/>
       </w:pPr>
       <w:rPr>
-        <w:rFonts w:ascii="Wingdings" w:hAnsi="Wingdings" w:hint="default"/>
-      </w:rPr>
-    </w:lvl>
-    <w:lvl w:ilvl="3" w:tplc="04090001" w:tentative="1">
+        <w:rFonts w:ascii="Wingdings" w:hAnsi="Wingdings" w:cs="Wingdings" w:hint="default"/>
+      </w:rPr>
+    </w:lvl>
+    <w:lvl w:ilvl="3">
       <w:start w:val="1"/>
       <w:numFmt w:val="bullet"/>
       <w:lvlText w:val=""/>
       <w:lvlJc w:val="left"/>
       <w:pPr>
+        <w:tabs>
+          <w:tab w:val="num" w:pos="0"/>
+        </w:tabs>
         <w:ind w:left="2880" w:hanging="360"/>
       </w:pPr>
       <w:rPr>
-        <w:rFonts w:ascii="Symbol" w:hAnsi="Symbol" w:hint="default"/>
-      </w:rPr>
-    </w:lvl>
-    <w:lvl w:ilvl="4" w:tplc="04090003" w:tentative="1">
+        <w:rFonts w:ascii="Symbol" w:hAnsi="Symbol" w:cs="Symbol" w:hint="default"/>
+      </w:rPr>
+    </w:lvl>
+    <w:lvl w:ilvl="4">
       <w:start w:val="1"/>
       <w:numFmt w:val="bullet"/>
       <w:lvlText w:val="o"/>
       <w:lvlJc w:val="left"/>
       <w:pPr>
+        <w:tabs>
+          <w:tab w:val="num" w:pos="0"/>
+        </w:tabs>
         <w:ind w:left="3600" w:hanging="360"/>
       </w:pPr>
       <w:rPr>
         <w:rFonts w:ascii="Courier New" w:hAnsi="Courier New" w:cs="Courier New" w:hint="default"/>
       </w:rPr>
     </w:lvl>
-    <w:lvl w:ilvl="5" w:tplc="04090005" w:tentative="1">
+    <w:lvl w:ilvl="5">
       <w:start w:val="1"/>
       <w:numFmt w:val="bullet"/>
       <w:lvlText w:val=""/>
       <w:lvlJc w:val="left"/>
       <w:pPr>
+        <w:tabs>
+          <w:tab w:val="num" w:pos="0"/>
+        </w:tabs>
         <w:ind w:left="4320" w:hanging="360"/>
       </w:pPr>
       <w:rPr>
-        <w:rFonts w:ascii="Wingdings" w:hAnsi="Wingdings" w:hint="default"/>
-      </w:rPr>
-    </w:lvl>
-    <w:lvl w:ilvl="6" w:tplc="04090001" w:tentative="1">
+        <w:rFonts w:ascii="Wingdings" w:hAnsi="Wingdings" w:cs="Wingdings" w:hint="default"/>
+      </w:rPr>
+    </w:lvl>
+    <w:lvl w:ilvl="6">
       <w:start w:val="1"/>
       <w:numFmt w:val="bullet"/>
       <w:lvlText w:val=""/>
       <w:lvlJc w:val="left"/>
       <w:pPr>
+        <w:tabs>
+          <w:tab w:val="num" w:pos="0"/>
+        </w:tabs>
         <w:ind w:left="5040" w:hanging="360"/>
       </w:pPr>
       <w:rPr>
-        <w:rFonts w:ascii="Symbol" w:hAnsi="Symbol" w:hint="default"/>
-      </w:rPr>
-    </w:lvl>
-    <w:lvl w:ilvl="7" w:tplc="04090003" w:tentative="1">
+        <w:rFonts w:ascii="Symbol" w:hAnsi="Symbol" w:cs="Symbol" w:hint="default"/>
+      </w:rPr>
+    </w:lvl>
+    <w:lvl w:ilvl="7">
       <w:start w:val="1"/>
       <w:numFmt w:val="bullet"/>
       <w:lvlText w:val="o"/>
       <w:lvlJc w:val="left"/>
       <w:pPr>
+        <w:tabs>
+          <w:tab w:val="num" w:pos="0"/>
+        </w:tabs>
         <w:ind w:left="5760" w:hanging="360"/>
       </w:pPr>
       <w:rPr>
         <w:rFonts w:ascii="Courier New" w:hAnsi="Courier New" w:cs="Courier New" w:hint="default"/>
       </w:rPr>
     </w:lvl>
-    <w:lvl w:ilvl="8" w:tplc="04090005" w:tentative="1">
+    <w:lvl w:ilvl="8">
       <w:start w:val="1"/>
       <w:numFmt w:val="bullet"/>
       <w:lvlText w:val=""/>
       <w:lvlJc w:val="left"/>
       <w:pPr>
+        <w:tabs>
+          <w:tab w:val="num" w:pos="0"/>
+        </w:tabs>
         <w:ind w:left="6480" w:hanging="360"/>
       </w:pPr>
       <w:rPr>
-        <w:rFonts w:ascii="Wingdings" w:hAnsi="Wingdings" w:hint="default"/>
+        <w:rFonts w:ascii="Wingdings" w:hAnsi="Wingdings" w:cs="Wingdings" w:hint="default"/>
       </w:rPr>
     </w:lvl>
   </w:abstractNum>
   <w:abstractNum w:abstractNumId="2" w15:restartNumberingAfterBreak="0">
-    <w:nsid w:val="21865811"/>
-    <w:multiLevelType w:val="hybridMultilevel"/>
-    <w:tmpl w:val="CF9E9722"/>
-    <w:lvl w:ilvl="0" w:tplc="00C021D8">
+    <w:nsid w:val="46F32BB9"/>
+    <w:multiLevelType w:val="multilevel"/>
+    <w:tmpl w:val="436255F8"/>
+    <w:lvl w:ilvl="0">
       <w:start w:val="1"/>
       <w:numFmt w:val="bullet"/>
       <w:lvlText w:val=""/>
       <w:lvlJc w:val="left"/>
       <w:pPr>
+        <w:tabs>
+          <w:tab w:val="num" w:pos="0"/>
+        </w:tabs>
         <w:ind w:left="360" w:hanging="288"/>
       </w:pPr>
       <w:rPr>
-        <w:rFonts w:ascii="Symbol" w:hAnsi="Symbol" w:hint="default"/>
-      </w:rPr>
-    </w:lvl>
-    <w:lvl w:ilvl="1" w:tplc="04090003" w:tentative="1">
+        <w:rFonts w:ascii="Symbol" w:hAnsi="Symbol" w:cs="Symbol" w:hint="default"/>
+      </w:rPr>
+    </w:lvl>
+    <w:lvl w:ilvl="1">
       <w:start w:val="1"/>
       <w:numFmt w:val="bullet"/>
       <w:lvlText w:val="o"/>
       <w:lvlJc w:val="left"/>
       <w:pPr>
+        <w:tabs>
+          <w:tab w:val="num" w:pos="0"/>
+        </w:tabs>
         <w:ind w:left="1440" w:hanging="360"/>
       </w:pPr>
       <w:rPr>
         <w:rFonts w:ascii="Courier New" w:hAnsi="Courier New" w:cs="Courier New" w:hint="default"/>
       </w:rPr>
     </w:lvl>
-    <w:lvl w:ilvl="2" w:tplc="04090005" w:tentative="1">
+    <w:lvl w:ilvl="2">
       <w:start w:val="1"/>
       <w:numFmt w:val="bullet"/>
       <w:lvlText w:val=""/>
       <w:lvlJc w:val="left"/>
       <w:pPr>
+        <w:tabs>
+          <w:tab w:val="num" w:pos="0"/>
+        </w:tabs>
         <w:ind w:left="2160" w:hanging="360"/>
       </w:pPr>
       <w:rPr>
-        <w:rFonts w:ascii="Wingdings" w:hAnsi="Wingdings" w:hint="default"/>
-      </w:rPr>
-    </w:lvl>
-    <w:lvl w:ilvl="3" w:tplc="04090001" w:tentative="1">
+        <w:rFonts w:ascii="Wingdings" w:hAnsi="Wingdings" w:cs="Wingdings" w:hint="default"/>
+      </w:rPr>
+    </w:lvl>
+    <w:lvl w:ilvl="3">
       <w:start w:val="1"/>
       <w:numFmt w:val="bullet"/>
       <w:lvlText w:val=""/>
       <w:lvlJc w:val="left"/>
       <w:pPr>
+        <w:tabs>
+          <w:tab w:val="num" w:pos="0"/>
+        </w:tabs>
         <w:ind w:left="2880" w:hanging="360"/>
       </w:pPr>
       <w:rPr>
-        <w:rFonts w:ascii="Symbol" w:hAnsi="Symbol" w:hint="default"/>
-      </w:rPr>
-    </w:lvl>
-    <w:lvl w:ilvl="4" w:tplc="04090003" w:tentative="1">
+        <w:rFonts w:ascii="Symbol" w:hAnsi="Symbol" w:cs="Symbol" w:hint="default"/>
+      </w:rPr>
+    </w:lvl>
+    <w:lvl w:ilvl="4">
       <w:start w:val="1"/>
       <w:numFmt w:val="bullet"/>
       <w:lvlText w:val="o"/>
       <w:lvlJc w:val="left"/>
       <w:pPr>
+        <w:tabs>
+          <w:tab w:val="num" w:pos="0"/>
+        </w:tabs>
         <w:ind w:left="3600" w:hanging="360"/>
       </w:pPr>
       <w:rPr>
         <w:rFonts w:ascii="Courier New" w:hAnsi="Courier New" w:cs="Courier New" w:hint="default"/>
       </w:rPr>
     </w:lvl>
-    <w:lvl w:ilvl="5" w:tplc="04090005" w:tentative="1">
+    <w:lvl w:ilvl="5">
       <w:start w:val="1"/>
       <w:numFmt w:val="bullet"/>
       <w:lvlText w:val=""/>
       <w:lvlJc w:val="left"/>
       <w:pPr>
+        <w:tabs>
+          <w:tab w:val="num" w:pos="0"/>
+        </w:tabs>
         <w:ind w:left="4320" w:hanging="360"/>
       </w:pPr>
       <w:rPr>
-        <w:rFonts w:ascii="Wingdings" w:hAnsi="Wingdings" w:hint="default"/>
-      </w:rPr>
-    </w:lvl>
-    <w:lvl w:ilvl="6" w:tplc="04090001" w:tentative="1">
+        <w:rFonts w:ascii="Wingdings" w:hAnsi="Wingdings" w:cs="Wingdings" w:hint="default"/>
+      </w:rPr>
+    </w:lvl>
+    <w:lvl w:ilvl="6">
       <w:start w:val="1"/>
       <w:numFmt w:val="bullet"/>
       <w:lvlText w:val=""/>
       <w:lvlJc w:val="left"/>
       <w:pPr>
+        <w:tabs>
+          <w:tab w:val="num" w:pos="0"/>
+        </w:tabs>
         <w:ind w:left="5040" w:hanging="360"/>
       </w:pPr>
       <w:rPr>
-        <w:rFonts w:ascii="Symbol" w:hAnsi="Symbol" w:hint="default"/>
-      </w:rPr>
-    </w:lvl>
-    <w:lvl w:ilvl="7" w:tplc="04090003" w:tentative="1">
+        <w:rFonts w:ascii="Symbol" w:hAnsi="Symbol" w:cs="Symbol" w:hint="default"/>
+      </w:rPr>
+    </w:lvl>
+    <w:lvl w:ilvl="7">
       <w:start w:val="1"/>
       <w:numFmt w:val="bullet"/>
       <w:lvlText w:val="o"/>
       <w:lvlJc w:val="left"/>
       <w:pPr>
+        <w:tabs>
+          <w:tab w:val="num" w:pos="0"/>
+        </w:tabs>
         <w:ind w:left="5760" w:hanging="360"/>
       </w:pPr>
       <w:rPr>
         <w:rFonts w:ascii="Courier New" w:hAnsi="Courier New" w:cs="Courier New" w:hint="default"/>
       </w:rPr>
     </w:lvl>
-    <w:lvl w:ilvl="8" w:tplc="04090005" w:tentative="1">
+    <w:lvl w:ilvl="8">
       <w:start w:val="1"/>
       <w:numFmt w:val="bullet"/>
       <w:lvlText w:val=""/>
       <w:lvlJc w:val="left"/>
       <w:pPr>
+        <w:tabs>
+          <w:tab w:val="num" w:pos="0"/>
+        </w:tabs>
         <w:ind w:left="6480" w:hanging="360"/>
       </w:pPr>
       <w:rPr>
-        <w:rFonts w:ascii="Wingdings" w:hAnsi="Wingdings" w:hint="default"/>
+        <w:rFonts w:ascii="Wingdings" w:hAnsi="Wingdings" w:cs="Wingdings" w:hint="default"/>
       </w:rPr>
     </w:lvl>
   </w:abstractNum>
   <w:abstractNum w:abstractNumId="3" w15:restartNumberingAfterBreak="0">
-    <w:nsid w:val="3C001777"/>
-    <w:multiLevelType w:val="hybridMultilevel"/>
-    <w:tmpl w:val="ED067C90"/>
-    <w:lvl w:ilvl="0" w:tplc="21FC221C">
+    <w:nsid w:val="486174BF"/>
+    <w:multiLevelType w:val="multilevel"/>
+    <w:tmpl w:val="1A048EF6"/>
+    <w:lvl w:ilvl="0">
       <w:start w:val="1"/>
       <w:numFmt w:val="bullet"/>
       <w:lvlText w:val=""/>
       <w:lvlJc w:val="left"/>
       <w:pPr>
+        <w:tabs>
+          <w:tab w:val="num" w:pos="0"/>
+        </w:tabs>
         <w:ind w:left="360" w:hanging="288"/>
       </w:pPr>
       <w:rPr>
-        <w:rFonts w:ascii="Symbol" w:hAnsi="Symbol" w:hint="default"/>
-      </w:rPr>
-    </w:lvl>
-    <w:lvl w:ilvl="1" w:tplc="04090003" w:tentative="1">
+        <w:rFonts w:ascii="Symbol" w:hAnsi="Symbol" w:cs="Symbol" w:hint="default"/>
+      </w:rPr>
+    </w:lvl>
+    <w:lvl w:ilvl="1">
       <w:start w:val="1"/>
       <w:numFmt w:val="bullet"/>
       <w:lvlText w:val="o"/>
       <w:lvlJc w:val="left"/>
       <w:pPr>
+        <w:tabs>
+          <w:tab w:val="num" w:pos="0"/>
+        </w:tabs>
         <w:ind w:left="1440" w:hanging="360"/>
       </w:pPr>
       <w:rPr>
         <w:rFonts w:ascii="Courier New" w:hAnsi="Courier New" w:cs="Courier New" w:hint="default"/>
       </w:rPr>
     </w:lvl>
-    <w:lvl w:ilvl="2" w:tplc="04090005" w:tentative="1">
+    <w:lvl w:ilvl="2">
       <w:start w:val="1"/>
       <w:numFmt w:val="bullet"/>
       <w:lvlText w:val=""/>
       <w:lvlJc w:val="left"/>
       <w:pPr>
+        <w:tabs>
+          <w:tab w:val="num" w:pos="0"/>
+        </w:tabs>
         <w:ind w:left="2160" w:hanging="360"/>
       </w:pPr>
       <w:rPr>
-        <w:rFonts w:ascii="Wingdings" w:hAnsi="Wingdings" w:hint="default"/>
-      </w:rPr>
-    </w:lvl>
-    <w:lvl w:ilvl="3" w:tplc="04090001" w:tentative="1">
+        <w:rFonts w:ascii="Wingdings" w:hAnsi="Wingdings" w:cs="Wingdings" w:hint="default"/>
+      </w:rPr>
+    </w:lvl>
+    <w:lvl w:ilvl="3">
       <w:start w:val="1"/>
       <w:numFmt w:val="bullet"/>
       <w:lvlText w:val=""/>
       <w:lvlJc w:val="left"/>
       <w:pPr>
+        <w:tabs>
+          <w:tab w:val="num" w:pos="0"/>
+        </w:tabs>
         <w:ind w:left="2880" w:hanging="360"/>
       </w:pPr>
       <w:rPr>
-        <w:rFonts w:ascii="Symbol" w:hAnsi="Symbol" w:hint="default"/>
-      </w:rPr>
-    </w:lvl>
-    <w:lvl w:ilvl="4" w:tplc="04090003" w:tentative="1">
+        <w:rFonts w:ascii="Symbol" w:hAnsi="Symbol" w:cs="Symbol" w:hint="default"/>
+      </w:rPr>
+    </w:lvl>
+    <w:lvl w:ilvl="4">
       <w:start w:val="1"/>
       <w:numFmt w:val="bullet"/>
       <w:lvlText w:val="o"/>
       <w:lvlJc w:val="left"/>
       <w:pPr>
+        <w:tabs>
+          <w:tab w:val="num" w:pos="0"/>
+        </w:tabs>
         <w:ind w:left="3600" w:hanging="360"/>
       </w:pPr>
       <w:rPr>
         <w:rFonts w:ascii="Courier New" w:hAnsi="Courier New" w:cs="Courier New" w:hint="default"/>
       </w:rPr>
     </w:lvl>
-    <w:lvl w:ilvl="5" w:tplc="04090005" w:tentative="1">
+    <w:lvl w:ilvl="5">
       <w:start w:val="1"/>
       <w:numFmt w:val="bullet"/>
       <w:lvlText w:val=""/>
       <w:lvlJc w:val="left"/>
       <w:pPr>
+        <w:tabs>
+          <w:tab w:val="num" w:pos="0"/>
+        </w:tabs>
         <w:ind w:left="4320" w:hanging="360"/>
       </w:pPr>
       <w:rPr>
-        <w:rFonts w:ascii="Wingdings" w:hAnsi="Wingdings" w:hint="default"/>
-      </w:rPr>
-    </w:lvl>
-    <w:lvl w:ilvl="6" w:tplc="04090001" w:tentative="1">
+        <w:rFonts w:ascii="Wingdings" w:hAnsi="Wingdings" w:cs="Wingdings" w:hint="default"/>
+      </w:rPr>
+    </w:lvl>
+    <w:lvl w:ilvl="6">
       <w:start w:val="1"/>
       <w:numFmt w:val="bullet"/>
       <w:lvlText w:val=""/>
       <w:lvlJc w:val="left"/>
       <w:pPr>
+        <w:tabs>
+          <w:tab w:val="num" w:pos="0"/>
+        </w:tabs>
         <w:ind w:left="5040" w:hanging="360"/>
       </w:pPr>
       <w:rPr>
-        <w:rFonts w:ascii="Symbol" w:hAnsi="Symbol" w:hint="default"/>
-      </w:rPr>
-    </w:lvl>
-    <w:lvl w:ilvl="7" w:tplc="04090003" w:tentative="1">
+        <w:rFonts w:ascii="Symbol" w:hAnsi="Symbol" w:cs="Symbol" w:hint="default"/>
+      </w:rPr>
+    </w:lvl>
+    <w:lvl w:ilvl="7">
       <w:start w:val="1"/>
       <w:numFmt w:val="bullet"/>
       <w:lvlText w:val="o"/>
       <w:lvlJc w:val="left"/>
       <w:pPr>
+        <w:tabs>
+          <w:tab w:val="num" w:pos="0"/>
+        </w:tabs>
         <w:ind w:left="5760" w:hanging="360"/>
       </w:pPr>
       <w:rPr>
         <w:rFonts w:ascii="Courier New" w:hAnsi="Courier New" w:cs="Courier New" w:hint="default"/>
       </w:rPr>
     </w:lvl>
-    <w:lvl w:ilvl="8" w:tplc="04090005" w:tentative="1">
+    <w:lvl w:ilvl="8">
       <w:start w:val="1"/>
       <w:numFmt w:val="bullet"/>
       <w:lvlText w:val=""/>
       <w:lvlJc w:val="left"/>
       <w:pPr>
+        <w:tabs>
+          <w:tab w:val="num" w:pos="0"/>
+        </w:tabs>
         <w:ind w:left="6480" w:hanging="360"/>
       </w:pPr>
       <w:rPr>
-        <w:rFonts w:ascii="Wingdings" w:hAnsi="Wingdings" w:hint="default"/>
+        <w:rFonts w:ascii="Wingdings" w:hAnsi="Wingdings" w:cs="Wingdings" w:hint="default"/>
       </w:rPr>
     </w:lvl>
   </w:abstractNum>
   <w:abstractNum w:abstractNumId="4" w15:restartNumberingAfterBreak="0">
-    <w:nsid w:val="3C5C5E01"/>
-    <w:multiLevelType w:val="hybridMultilevel"/>
-    <w:tmpl w:val="B6CADE44"/>
-    <w:lvl w:ilvl="0" w:tplc="A8BEFA76">
+    <w:nsid w:val="57E64886"/>
+    <w:multiLevelType w:val="multilevel"/>
+    <w:tmpl w:val="ED28A52E"/>
+    <w:lvl w:ilvl="0">
       <w:start w:val="1"/>
       <w:numFmt w:val="bullet"/>
       <w:lvlText w:val=""/>
       <w:lvlJc w:val="left"/>
       <w:pPr>
+        <w:tabs>
+          <w:tab w:val="num" w:pos="0"/>
+        </w:tabs>
         <w:ind w:left="360" w:hanging="288"/>
       </w:pPr>
       <w:rPr>
-        <w:rFonts w:ascii="Symbol" w:hAnsi="Symbol" w:hint="default"/>
-      </w:rPr>
-    </w:lvl>
-    <w:lvl w:ilvl="1" w:tplc="04090003" w:tentative="1">
+        <w:rFonts w:ascii="Symbol" w:hAnsi="Symbol" w:cs="Symbol" w:hint="default"/>
+      </w:rPr>
+    </w:lvl>
+    <w:lvl w:ilvl="1">
       <w:start w:val="1"/>
       <w:numFmt w:val="bullet"/>
       <w:lvlText w:val="o"/>
       <w:lvlJc w:val="left"/>
       <w:pPr>
+        <w:tabs>
+          <w:tab w:val="num" w:pos="0"/>
+        </w:tabs>
         <w:ind w:left="1440" w:hanging="360"/>
       </w:pPr>
       <w:rPr>
         <w:rFonts w:ascii="Courier New" w:hAnsi="Courier New" w:cs="Courier New" w:hint="default"/>
       </w:rPr>
     </w:lvl>
-    <w:lvl w:ilvl="2" w:tplc="04090005" w:tentative="1">
+    <w:lvl w:ilvl="2">
       <w:start w:val="1"/>
       <w:numFmt w:val="bullet"/>
       <w:lvlText w:val=""/>
       <w:lvlJc w:val="left"/>
       <w:pPr>
+        <w:tabs>
+          <w:tab w:val="num" w:pos="0"/>
+        </w:tabs>
         <w:ind w:left="2160" w:hanging="360"/>
       </w:pPr>
       <w:rPr>
-        <w:rFonts w:ascii="Wingdings" w:hAnsi="Wingdings" w:hint="default"/>
-      </w:rPr>
-    </w:lvl>
-    <w:lvl w:ilvl="3" w:tplc="04090001" w:tentative="1">
+        <w:rFonts w:ascii="Wingdings" w:hAnsi="Wingdings" w:cs="Wingdings" w:hint="default"/>
+      </w:rPr>
+    </w:lvl>
+    <w:lvl w:ilvl="3">
       <w:start w:val="1"/>
       <w:numFmt w:val="bullet"/>
       <w:lvlText w:val=""/>
       <w:lvlJc w:val="left"/>
       <w:pPr>
+        <w:tabs>
+          <w:tab w:val="num" w:pos="0"/>
+        </w:tabs>
         <w:ind w:left="2880" w:hanging="360"/>
       </w:pPr>
       <w:rPr>
-        <w:rFonts w:ascii="Symbol" w:hAnsi="Symbol" w:hint="default"/>
-      </w:rPr>
-    </w:lvl>
-    <w:lvl w:ilvl="4" w:tplc="04090003" w:tentative="1">
+        <w:rFonts w:ascii="Symbol" w:hAnsi="Symbol" w:cs="Symbol" w:hint="default"/>
+      </w:rPr>
+    </w:lvl>
+    <w:lvl w:ilvl="4">
       <w:start w:val="1"/>
       <w:numFmt w:val="bullet"/>
       <w:lvlText w:val="o"/>
       <w:lvlJc w:val="left"/>
       <w:pPr>
+        <w:tabs>
+          <w:tab w:val="num" w:pos="0"/>
+        </w:tabs>
         <w:ind w:left="3600" w:hanging="360"/>
       </w:pPr>
       <w:rPr>
         <w:rFonts w:ascii="Courier New" w:hAnsi="Courier New" w:cs="Courier New" w:hint="default"/>
       </w:rPr>
     </w:lvl>
-    <w:lvl w:ilvl="5" w:tplc="04090005" w:tentative="1">
+    <w:lvl w:ilvl="5">
       <w:start w:val="1"/>
       <w:numFmt w:val="bullet"/>
       <w:lvlText w:val=""/>
       <w:lvlJc w:val="left"/>
       <w:pPr>
+        <w:tabs>
+          <w:tab w:val="num" w:pos="0"/>
+        </w:tabs>
         <w:ind w:left="4320" w:hanging="360"/>
       </w:pPr>
       <w:rPr>
-        <w:rFonts w:ascii="Wingdings" w:hAnsi="Wingdings" w:hint="default"/>
-      </w:rPr>
-    </w:lvl>
-    <w:lvl w:ilvl="6" w:tplc="04090001" w:tentative="1">
+        <w:rFonts w:ascii="Wingdings" w:hAnsi="Wingdings" w:cs="Wingdings" w:hint="default"/>
+      </w:rPr>
+    </w:lvl>
+    <w:lvl w:ilvl="6">
       <w:start w:val="1"/>
       <w:numFmt w:val="bullet"/>
       <w:lvlText w:val=""/>
       <w:lvlJc w:val="left"/>
       <w:pPr>
+        <w:tabs>
+          <w:tab w:val="num" w:pos="0"/>
+        </w:tabs>
         <w:ind w:left="5040" w:hanging="360"/>
       </w:pPr>
       <w:rPr>
-        <w:rFonts w:ascii="Symbol" w:hAnsi="Symbol" w:hint="default"/>
-      </w:rPr>
-    </w:lvl>
-    <w:lvl w:ilvl="7" w:tplc="04090003" w:tentative="1">
+        <w:rFonts w:ascii="Symbol" w:hAnsi="Symbol" w:cs="Symbol" w:hint="default"/>
+      </w:rPr>
+    </w:lvl>
+    <w:lvl w:ilvl="7">
       <w:start w:val="1"/>
       <w:numFmt w:val="bullet"/>
       <w:lvlText w:val="o"/>
       <w:lvlJc w:val="left"/>
       <w:pPr>
+        <w:tabs>
+          <w:tab w:val="num" w:pos="0"/>
+        </w:tabs>
         <w:ind w:left="5760" w:hanging="360"/>
       </w:pPr>
       <w:rPr>
         <w:rFonts w:ascii="Courier New" w:hAnsi="Courier New" w:cs="Courier New" w:hint="default"/>
       </w:rPr>
     </w:lvl>
-    <w:lvl w:ilvl="8" w:tplc="04090005" w:tentative="1">
+    <w:lvl w:ilvl="8">
       <w:start w:val="1"/>
       <w:numFmt w:val="bullet"/>
       <w:lvlText w:val=""/>
       <w:lvlJc w:val="left"/>
       <w:pPr>
+        <w:tabs>
+          <w:tab w:val="num" w:pos="0"/>
+        </w:tabs>
         <w:ind w:left="6480" w:hanging="360"/>
       </w:pPr>
       <w:rPr>
-        <w:rFonts w:ascii="Wingdings" w:hAnsi="Wingdings" w:hint="default"/>
+        <w:rFonts w:ascii="Wingdings" w:hAnsi="Wingdings" w:cs="Wingdings" w:hint="default"/>
       </w:rPr>
     </w:lvl>
   </w:abstractNum>
-  <w:num w:numId="1" w16cid:durableId="848643040">
+  <w:abstractNum w:abstractNumId="5" w15:restartNumberingAfterBreak="0">
+    <w:nsid w:val="5C700C0B"/>
+    <w:multiLevelType w:val="multilevel"/>
+    <w:tmpl w:val="5D001EB4"/>
+    <w:lvl w:ilvl="0">
+      <w:start w:val="1"/>
+      <w:numFmt w:val="none"/>
+      <w:suff w:val="nothing"/>
+      <w:lvlText w:val=""/>
+      <w:lvlJc w:val="left"/>
+      <w:pPr>
+        <w:tabs>
+          <w:tab w:val="num" w:pos="0"/>
+        </w:tabs>
+        <w:ind w:left="0" w:firstLine="0"/>
+      </w:pPr>
+    </w:lvl>
+    <w:lvl w:ilvl="1">
+      <w:start w:val="1"/>
+      <w:numFmt w:val="none"/>
+      <w:suff w:val="nothing"/>
+      <w:lvlText w:val=""/>
+      <w:lvlJc w:val="left"/>
+      <w:pPr>
+        <w:tabs>
+          <w:tab w:val="num" w:pos="0"/>
+        </w:tabs>
+        <w:ind w:left="0" w:firstLine="0"/>
+      </w:pPr>
+    </w:lvl>
+    <w:lvl w:ilvl="2">
+      <w:start w:val="1"/>
+      <w:numFmt w:val="none"/>
+      <w:suff w:val="nothing"/>
+      <w:lvlText w:val=""/>
+      <w:lvlJc w:val="left"/>
+      <w:pPr>
+        <w:tabs>
+          <w:tab w:val="num" w:pos="0"/>
+        </w:tabs>
+        <w:ind w:left="0" w:firstLine="0"/>
+      </w:pPr>
+    </w:lvl>
+    <w:lvl w:ilvl="3">
+      <w:start w:val="1"/>
+      <w:numFmt w:val="none"/>
+      <w:suff w:val="nothing"/>
+      <w:lvlText w:val=""/>
+      <w:lvlJc w:val="left"/>
+      <w:pPr>
+        <w:tabs>
+          <w:tab w:val="num" w:pos="0"/>
+        </w:tabs>
+        <w:ind w:left="0" w:firstLine="0"/>
+      </w:pPr>
+    </w:lvl>
+    <w:lvl w:ilvl="4">
+      <w:start w:val="1"/>
+      <w:numFmt w:val="none"/>
+      <w:suff w:val="nothing"/>
+      <w:lvlText w:val=""/>
+      <w:lvlJc w:val="left"/>
+      <w:pPr>
+        <w:tabs>
+          <w:tab w:val="num" w:pos="0"/>
+        </w:tabs>
+        <w:ind w:left="0" w:firstLine="0"/>
+      </w:pPr>
+    </w:lvl>
+    <w:lvl w:ilvl="5">
+      <w:start w:val="1"/>
+      <w:numFmt w:val="none"/>
+      <w:suff w:val="nothing"/>
+      <w:lvlText w:val=""/>
+      <w:lvlJc w:val="left"/>
+      <w:pPr>
+        <w:tabs>
+          <w:tab w:val="num" w:pos="0"/>
+        </w:tabs>
+        <w:ind w:left="0" w:firstLine="0"/>
+      </w:pPr>
+    </w:lvl>
+    <w:lvl w:ilvl="6">
+      <w:start w:val="1"/>
+      <w:numFmt w:val="none"/>
+      <w:suff w:val="nothing"/>
+      <w:lvlText w:val=""/>
+      <w:lvlJc w:val="left"/>
+      <w:pPr>
+        <w:tabs>
+          <w:tab w:val="num" w:pos="0"/>
+        </w:tabs>
+        <w:ind w:left="0" w:firstLine="0"/>
+      </w:pPr>
+    </w:lvl>
+    <w:lvl w:ilvl="7">
+      <w:start w:val="1"/>
+      <w:numFmt w:val="none"/>
+      <w:suff w:val="nothing"/>
+      <w:lvlText w:val=""/>
+      <w:lvlJc w:val="left"/>
+      <w:pPr>
+        <w:tabs>
+          <w:tab w:val="num" w:pos="0"/>
+        </w:tabs>
+        <w:ind w:left="0" w:firstLine="0"/>
+      </w:pPr>
+    </w:lvl>
+    <w:lvl w:ilvl="8">
+      <w:start w:val="1"/>
+      <w:numFmt w:val="none"/>
+      <w:suff w:val="nothing"/>
+      <w:lvlText w:val=""/>
+      <w:lvlJc w:val="left"/>
+      <w:pPr>
+        <w:tabs>
+          <w:tab w:val="num" w:pos="0"/>
+        </w:tabs>
+        <w:ind w:left="0" w:firstLine="0"/>
+      </w:pPr>
+    </w:lvl>
+  </w:abstractNum>
+  <w:num w:numId="1" w16cid:durableId="383019685">
     <w:abstractNumId w:val="2"/>
   </w:num>
-  <w:num w:numId="2" w16cid:durableId="1942644212">
+  <w:num w:numId="2" w16cid:durableId="370493776">
     <w:abstractNumId w:val="0"/>
   </w:num>
-  <w:num w:numId="3" w16cid:durableId="2129887181">
+  <w:num w:numId="3" w16cid:durableId="310017338">
+    <w:abstractNumId w:val="3"/>
+  </w:num>
+  <w:num w:numId="4" w16cid:durableId="544222795">
+    <w:abstractNumId w:val="4"/>
+  </w:num>
+  <w:num w:numId="5" w16cid:durableId="386532973">
     <w:abstractNumId w:val="1"/>
   </w:num>
-  <w:num w:numId="4" w16cid:durableId="1303802919">
-    <w:abstractNumId w:val="3"/>
-  </w:num>
-  <w:num w:numId="5" w16cid:durableId="1310744600">
-    <w:abstractNumId w:val="4"/>
+  <w:num w:numId="6" w16cid:durableId="47076528">
+    <w:abstractNumId w:val="5"/>
   </w:num>
 </w:numbering>
 </file>
 
 <file path=word/styles.xml><?xml version="1.0" encoding="utf-8"?>
-<w:styles xmlns:mc="http://schemas.openxmlformats.org/markup-compatibility/2006" xmlns:r="http://schemas.openxmlformats.org/officeDocument/2006/relationships" xmlns:w="http://schemas.openxmlformats.org/wordprocessingml/2006/main" xmlns:w14="http://schemas.microsoft.com/office/word/2010/wordml" xmlns:w15="http://schemas.microsoft.com/office/word/2012/wordml" xmlns:w16cex="http://schemas.microsoft.com/office/word/2018/wordml/cex" xmlns:w16cid="http://schemas.microsoft.com/office/word/2016/wordml/cid" xmlns:w16="http://schemas.microsoft.com/office/word/2018/wordml" xmlns:w16sdtdh="http://schemas.microsoft.com/office/word/2020/wordml/sdtdatahash" xmlns:w16se="http://schemas.microsoft.com/office/word/2015/wordml/symex" mc:Ignorable="w14 w15 w16se w16cid w16 w16cex w16sdtdh">
+<w:styles xmlns:mc="http://schemas.openxmlformats.org/markup-compatibility/2006" xmlns:r="http://schemas.openxmlformats.org/officeDocument/2006/relationships" xmlns:w="http://schemas.openxmlformats.org/wordprocessingml/2006/main" xmlns:w14="http://schemas.microsoft.com/office/word/2010/wordml" xmlns:w15="http://schemas.microsoft.com/office/word/2012/wordml" xmlns:w16cex="http://schemas.microsoft.com/office/word/2018/wordml/cex" xmlns:w16cid="http://schemas.microsoft.com/office/word/2016/wordml/cid" xmlns:w16="http://schemas.microsoft.com/office/word/2018/wordml" xmlns:w16du="http://schemas.microsoft.com/office/word/2023/wordml/word16du" xmlns:w16sdtdh="http://schemas.microsoft.com/office/word/2020/wordml/sdtdatahash" xmlns:w16sdtfl="http://schemas.microsoft.com/office/word/2024/wordml/sdtformatlock" xmlns:w16se="http://schemas.microsoft.com/office/word/2015/wordml/symex" mc:Ignorable="w14 w15 w16se w16cid w16 w16cex w16sdtdh w16sdtfl w16du">
   <w:docDefaults>
     <w:rPrDefault>
       <w:rPr>
@@ -1147,7 +1613,7 @@
     </w:rPrDefault>
     <w:pPrDefault>
       <w:pPr>
-        <w:spacing w:after="160" w:line="259" w:lineRule="auto"/>
+        <w:suppressAutoHyphens/>
       </w:pPr>
     </w:pPrDefault>
   </w:docDefaults>
@@ -1532,11 +1998,13 @@
   <w:style w:type="paragraph" w:default="1" w:styleId="Normal">
     <w:name w:val="Normal"/>
     <w:qFormat/>
-    <w:rsid w:val="00A33BAD"/>
+    <w:rsid w:val="009A1BFD"/>
+    <w:pPr>
+      <w:spacing w:after="160" w:line="259" w:lineRule="auto"/>
+    </w:pPr>
     <w:rPr>
-      <w:rFonts w:ascii="Garamond" w:hAnsi="Garamond"/>
+      <w:rFonts w:ascii="Garamond" w:eastAsia="Calibri" w:hAnsi="Garamond"/>
       <w:color w:val="2E3D50"/>
-      <w:sz w:val="24"/>
     </w:rPr>
   </w:style>
   <w:style w:type="paragraph" w:styleId="Heading1">
@@ -1572,7 +2040,7 @@
     <w:pPr>
       <w:keepNext/>
       <w:keepLines/>
-      <w:spacing w:after="0"/>
+      <w:spacing w:before="158" w:after="0"/>
       <w:outlineLvl w:val="1"/>
     </w:pPr>
     <w:rPr>
@@ -1636,6 +2104,7 @@
   <w:style w:type="character" w:customStyle="1" w:styleId="contact-item">
     <w:name w:val="contact-item"/>
     <w:basedOn w:val="DefaultParagraphFont"/>
+    <w:qFormat/>
     <w:rsid w:val="00CA5122"/>
   </w:style>
   <w:style w:type="character" w:styleId="Hyperlink">
@@ -1655,10 +2124,143 @@
     <w:uiPriority w:val="99"/>
     <w:semiHidden/>
     <w:unhideWhenUsed/>
+    <w:qFormat/>
     <w:rsid w:val="00CA5122"/>
     <w:rPr>
       <w:color w:val="605E5C"/>
       <w:shd w:val="clear" w:color="auto" w:fill="E1DFDD"/>
+    </w:rPr>
+  </w:style>
+  <w:style w:type="character" w:customStyle="1" w:styleId="TitleChar">
+    <w:name w:val="Title Char"/>
+    <w:basedOn w:val="DefaultParagraphFont"/>
+    <w:link w:val="Title"/>
+    <w:uiPriority w:val="10"/>
+    <w:qFormat/>
+    <w:rsid w:val="00A33BAD"/>
+    <w:rPr>
+      <w:rFonts w:ascii="Garamond" w:eastAsiaTheme="majorEastAsia" w:hAnsi="Garamond" w:cstheme="majorBidi"/>
+      <w:b/>
+      <w:color w:val="2E3D50"/>
+      <w:spacing w:val="-10"/>
+      <w:kern w:val="2"/>
+      <w:sz w:val="56"/>
+      <w:szCs w:val="56"/>
+    </w:rPr>
+  </w:style>
+  <w:style w:type="character" w:customStyle="1" w:styleId="Heading1Char">
+    <w:name w:val="Heading 1 Char"/>
+    <w:basedOn w:val="DefaultParagraphFont"/>
+    <w:link w:val="Heading1"/>
+    <w:uiPriority w:val="9"/>
+    <w:qFormat/>
+    <w:rsid w:val="00A33BAD"/>
+    <w:rPr>
+      <w:rFonts w:ascii="Garamond" w:eastAsiaTheme="majorEastAsia" w:hAnsi="Garamond" w:cstheme="majorBidi"/>
+      <w:b/>
+      <w:sz w:val="40"/>
+      <w:szCs w:val="32"/>
+    </w:rPr>
+  </w:style>
+  <w:style w:type="character" w:customStyle="1" w:styleId="Heading2Char">
+    <w:name w:val="Heading 2 Char"/>
+    <w:basedOn w:val="DefaultParagraphFont"/>
+    <w:link w:val="Heading2"/>
+    <w:uiPriority w:val="9"/>
+    <w:qFormat/>
+    <w:rsid w:val="00DE72AF"/>
+    <w:rPr>
+      <w:rFonts w:ascii="Garamond" w:eastAsiaTheme="majorEastAsia" w:hAnsi="Garamond" w:cstheme="majorBidi"/>
+      <w:b/>
+      <w:color w:val="2E3D50"/>
+      <w:sz w:val="32"/>
+      <w:szCs w:val="26"/>
+    </w:rPr>
+  </w:style>
+  <w:style w:type="character" w:customStyle="1" w:styleId="Heading3Char">
+    <w:name w:val="Heading 3 Char"/>
+    <w:basedOn w:val="DefaultParagraphFont"/>
+    <w:link w:val="Heading3"/>
+    <w:uiPriority w:val="9"/>
+    <w:qFormat/>
+    <w:rsid w:val="00892277"/>
+    <w:rPr>
+      <w:rFonts w:ascii="Garamond" w:eastAsiaTheme="majorEastAsia" w:hAnsi="Garamond" w:cstheme="majorBidi"/>
+      <w:b/>
+      <w:color w:val="2E3D50"/>
+      <w:sz w:val="24"/>
+      <w:szCs w:val="24"/>
+    </w:rPr>
+  </w:style>
+  <w:style w:type="character" w:styleId="Strong">
+    <w:name w:val="Strong"/>
+    <w:qFormat/>
+    <w:rPr>
+      <w:b/>
+      <w:bCs/>
+    </w:rPr>
+  </w:style>
+  <w:style w:type="character" w:customStyle="1" w:styleId="Bullets">
+    <w:name w:val="Bullets"/>
+    <w:qFormat/>
+    <w:rPr>
+      <w:rFonts w:ascii="OpenSymbol" w:eastAsia="OpenSymbol" w:hAnsi="OpenSymbol" w:cs="OpenSymbol"/>
+    </w:rPr>
+  </w:style>
+  <w:style w:type="paragraph" w:customStyle="1" w:styleId="Heading">
+    <w:name w:val="Heading"/>
+    <w:basedOn w:val="Normal"/>
+    <w:next w:val="BodyText"/>
+    <w:qFormat/>
+    <w:pPr>
+      <w:keepNext/>
+      <w:spacing w:before="240" w:after="120"/>
+    </w:pPr>
+    <w:rPr>
+      <w:rFonts w:ascii="Liberation Sans" w:eastAsia="Microsoft YaHei" w:hAnsi="Liberation Sans" w:cs="Arial"/>
+      <w:sz w:val="28"/>
+      <w:szCs w:val="28"/>
+    </w:rPr>
+  </w:style>
+  <w:style w:type="paragraph" w:styleId="BodyText">
+    <w:name w:val="Body Text"/>
+    <w:basedOn w:val="Normal"/>
+    <w:pPr>
+      <w:spacing w:after="140" w:line="276" w:lineRule="auto"/>
+    </w:pPr>
+  </w:style>
+  <w:style w:type="paragraph" w:styleId="List">
+    <w:name w:val="List"/>
+    <w:basedOn w:val="BodyText"/>
+    <w:rPr>
+      <w:rFonts w:cs="Arial"/>
+    </w:rPr>
+  </w:style>
+  <w:style w:type="paragraph" w:styleId="Caption">
+    <w:name w:val="caption"/>
+    <w:basedOn w:val="Normal"/>
+    <w:qFormat/>
+    <w:pPr>
+      <w:suppressLineNumbers/>
+      <w:spacing w:before="120" w:after="120"/>
+    </w:pPr>
+    <w:rPr>
+      <w:rFonts w:cs="Arial"/>
+      <w:i/>
+      <w:iCs/>
+      <w:sz w:val="24"/>
+      <w:szCs w:val="24"/>
+    </w:rPr>
+  </w:style>
+  <w:style w:type="paragraph" w:customStyle="1" w:styleId="Index">
+    <w:name w:val="Index"/>
+    <w:basedOn w:val="Normal"/>
+    <w:qFormat/>
+    <w:pPr>
+      <w:suppressLineNumbers/>
+    </w:pPr>
+    <w:rPr>
+      <w:rFonts w:cs="Arial"/>
     </w:rPr>
   </w:style>
   <w:style w:type="paragraph" w:styleId="Title">
@@ -1678,52 +2280,8 @@
       <w:rFonts w:eastAsiaTheme="majorEastAsia" w:cstheme="majorBidi"/>
       <w:b/>
       <w:spacing w:val="-10"/>
-      <w:kern w:val="28"/>
       <w:sz w:val="56"/>
       <w:szCs w:val="56"/>
-    </w:rPr>
-  </w:style>
-  <w:style w:type="character" w:customStyle="1" w:styleId="TitleChar">
-    <w:name w:val="Title Char"/>
-    <w:basedOn w:val="DefaultParagraphFont"/>
-    <w:link w:val="Title"/>
-    <w:uiPriority w:val="10"/>
-    <w:rsid w:val="00A33BAD"/>
-    <w:rPr>
-      <w:rFonts w:ascii="Garamond" w:eastAsiaTheme="majorEastAsia" w:hAnsi="Garamond" w:cstheme="majorBidi"/>
-      <w:b/>
-      <w:color w:val="2E3D50"/>
-      <w:spacing w:val="-10"/>
-      <w:kern w:val="28"/>
-      <w:sz w:val="56"/>
-      <w:szCs w:val="56"/>
-    </w:rPr>
-  </w:style>
-  <w:style w:type="character" w:customStyle="1" w:styleId="Heading1Char">
-    <w:name w:val="Heading 1 Char"/>
-    <w:basedOn w:val="DefaultParagraphFont"/>
-    <w:link w:val="Heading1"/>
-    <w:uiPriority w:val="9"/>
-    <w:rsid w:val="00A33BAD"/>
-    <w:rPr>
-      <w:rFonts w:ascii="Garamond" w:eastAsiaTheme="majorEastAsia" w:hAnsi="Garamond" w:cstheme="majorBidi"/>
-      <w:b/>
-      <w:sz w:val="40"/>
-      <w:szCs w:val="32"/>
-    </w:rPr>
-  </w:style>
-  <w:style w:type="character" w:customStyle="1" w:styleId="Heading2Char">
-    <w:name w:val="Heading 2 Char"/>
-    <w:basedOn w:val="DefaultParagraphFont"/>
-    <w:link w:val="Heading2"/>
-    <w:uiPriority w:val="9"/>
-    <w:rsid w:val="00DE72AF"/>
-    <w:rPr>
-      <w:rFonts w:ascii="Garamond" w:eastAsiaTheme="majorEastAsia" w:hAnsi="Garamond" w:cstheme="majorBidi"/>
-      <w:b/>
-      <w:color w:val="2E3D50"/>
-      <w:sz w:val="32"/>
-      <w:szCs w:val="26"/>
     </w:rPr>
   </w:style>
   <w:style w:type="paragraph" w:styleId="ListParagraph">
@@ -1737,31 +2295,14 @@
       <w:contextualSpacing/>
     </w:pPr>
   </w:style>
-  <w:style w:type="character" w:customStyle="1" w:styleId="Heading3Char">
-    <w:name w:val="Heading 3 Char"/>
-    <w:basedOn w:val="DefaultParagraphFont"/>
-    <w:link w:val="Heading3"/>
-    <w:uiPriority w:val="9"/>
-    <w:rsid w:val="00892277"/>
-    <w:rPr>
-      <w:rFonts w:ascii="Garamond" w:eastAsiaTheme="majorEastAsia" w:hAnsi="Garamond" w:cstheme="majorBidi"/>
-      <w:b/>
-      <w:color w:val="2E3D50"/>
-      <w:sz w:val="24"/>
-      <w:szCs w:val="24"/>
-    </w:rPr>
-  </w:style>
   <w:style w:type="paragraph" w:styleId="Revision">
     <w:name w:val="Revision"/>
-    <w:hidden/>
     <w:uiPriority w:val="99"/>
     <w:semiHidden/>
+    <w:qFormat/>
     <w:rsid w:val="00AA5764"/>
-    <w:pPr>
-      <w:spacing w:after="0" w:line="240" w:lineRule="auto"/>
-    </w:pPr>
     <w:rPr>
-      <w:rFonts w:ascii="Garamond" w:hAnsi="Garamond"/>
+      <w:rFonts w:ascii="Garamond" w:eastAsia="Calibri" w:hAnsi="Garamond"/>
       <w:color w:val="2E3D50"/>
       <w:sz w:val="24"/>
     </w:rPr>
@@ -1774,10 +2315,10 @@
   <a:themeElements>
     <a:clrScheme name="Office">
       <a:dk1>
-        <a:sysClr val="windowText" lastClr="000000"/>
+        <a:srgbClr val="000000"/>
       </a:dk1>
       <a:lt1>
-        <a:sysClr val="window" lastClr="FFFFFF"/>
+        <a:srgbClr val="FFFFFF"/>
       </a:lt1>
       <a:dk2>
         <a:srgbClr val="44546A"/>
@@ -1815,150 +2356,52 @@
         <a:latin typeface="Calibri Light" panose="020F0302020204030204"/>
         <a:ea typeface=""/>
         <a:cs typeface=""/>
-        <a:font script="Jpan" typeface="游ゴシック Light"/>
-        <a:font script="Hang" typeface="맑은 고딕"/>
-        <a:font script="Hans" typeface="等线 Light"/>
-        <a:font script="Hant" typeface="新細明體"/>
-        <a:font script="Arab" typeface="Times New Roman"/>
-        <a:font script="Hebr" typeface="Times New Roman"/>
-        <a:font script="Thai" typeface="Angsana New"/>
-        <a:font script="Ethi" typeface="Nyala"/>
-        <a:font script="Beng" typeface="Vrinda"/>
-        <a:font script="Gujr" typeface="Shruti"/>
-        <a:font script="Khmr" typeface="MoolBoran"/>
-        <a:font script="Knda" typeface="Tunga"/>
-        <a:font script="Guru" typeface="Raavi"/>
-        <a:font script="Cans" typeface="Euphemia"/>
-        <a:font script="Cher" typeface="Plantagenet Cherokee"/>
-        <a:font script="Yiii" typeface="Microsoft Yi Baiti"/>
-        <a:font script="Tibt" typeface="Microsoft Himalaya"/>
-        <a:font script="Thaa" typeface="MV Boli"/>
-        <a:font script="Deva" typeface="Mangal"/>
-        <a:font script="Telu" typeface="Gautami"/>
-        <a:font script="Taml" typeface="Latha"/>
-        <a:font script="Syrc" typeface="Estrangelo Edessa"/>
-        <a:font script="Orya" typeface="Kalinga"/>
-        <a:font script="Mlym" typeface="Kartika"/>
-        <a:font script="Laoo" typeface="DokChampa"/>
-        <a:font script="Sinh" typeface="Iskoola Pota"/>
-        <a:font script="Mong" typeface="Mongolian Baiti"/>
-        <a:font script="Viet" typeface="Times New Roman"/>
-        <a:font script="Uigh" typeface="Microsoft Uighur"/>
-        <a:font script="Geor" typeface="Sylfaen"/>
-        <a:font script="Armn" typeface="Arial"/>
-        <a:font script="Bugi" typeface="Leelawadee UI"/>
-        <a:font script="Bopo" typeface="Microsoft JhengHei"/>
-        <a:font script="Java" typeface="Javanese Text"/>
-        <a:font script="Lisu" typeface="Segoe UI"/>
-        <a:font script="Mymr" typeface="Myanmar Text"/>
-        <a:font script="Nkoo" typeface="Ebrima"/>
-        <a:font script="Olck" typeface="Nirmala UI"/>
-        <a:font script="Osma" typeface="Ebrima"/>
-        <a:font script="Phag" typeface="Phagspa"/>
-        <a:font script="Syrn" typeface="Estrangelo Edessa"/>
-        <a:font script="Syrj" typeface="Estrangelo Edessa"/>
-        <a:font script="Syre" typeface="Estrangelo Edessa"/>
-        <a:font script="Sora" typeface="Nirmala UI"/>
-        <a:font script="Tale" typeface="Microsoft Tai Le"/>
-        <a:font script="Talu" typeface="Microsoft New Tai Lue"/>
-        <a:font script="Tfng" typeface="Ebrima"/>
       </a:majorFont>
       <a:minorFont>
         <a:latin typeface="Calibri" panose="020F0502020204030204"/>
         <a:ea typeface=""/>
         <a:cs typeface=""/>
-        <a:font script="Jpan" typeface="游明朝"/>
-        <a:font script="Hang" typeface="맑은 고딕"/>
-        <a:font script="Hans" typeface="等线"/>
-        <a:font script="Hant" typeface="新細明體"/>
-        <a:font script="Arab" typeface="Arial"/>
-        <a:font script="Hebr" typeface="Arial"/>
-        <a:font script="Thai" typeface="Cordia New"/>
-        <a:font script="Ethi" typeface="Nyala"/>
-        <a:font script="Beng" typeface="Vrinda"/>
-        <a:font script="Gujr" typeface="Shruti"/>
-        <a:font script="Khmr" typeface="DaunPenh"/>
-        <a:font script="Knda" typeface="Tunga"/>
-        <a:font script="Guru" typeface="Raavi"/>
-        <a:font script="Cans" typeface="Euphemia"/>
-        <a:font script="Cher" typeface="Plantagenet Cherokee"/>
-        <a:font script="Yiii" typeface="Microsoft Yi Baiti"/>
-        <a:font script="Tibt" typeface="Microsoft Himalaya"/>
-        <a:font script="Thaa" typeface="MV Boli"/>
-        <a:font script="Deva" typeface="Mangal"/>
-        <a:font script="Telu" typeface="Gautami"/>
-        <a:font script="Taml" typeface="Latha"/>
-        <a:font script="Syrc" typeface="Estrangelo Edessa"/>
-        <a:font script="Orya" typeface="Kalinga"/>
-        <a:font script="Mlym" typeface="Kartika"/>
-        <a:font script="Laoo" typeface="DokChampa"/>
-        <a:font script="Sinh" typeface="Iskoola Pota"/>
-        <a:font script="Mong" typeface="Mongolian Baiti"/>
-        <a:font script="Viet" typeface="Arial"/>
-        <a:font script="Uigh" typeface="Microsoft Uighur"/>
-        <a:font script="Geor" typeface="Sylfaen"/>
-        <a:font script="Armn" typeface="Arial"/>
-        <a:font script="Bugi" typeface="Leelawadee UI"/>
-        <a:font script="Bopo" typeface="Microsoft JhengHei"/>
-        <a:font script="Java" typeface="Javanese Text"/>
-        <a:font script="Lisu" typeface="Segoe UI"/>
-        <a:font script="Mymr" typeface="Myanmar Text"/>
-        <a:font script="Nkoo" typeface="Ebrima"/>
-        <a:font script="Olck" typeface="Nirmala UI"/>
-        <a:font script="Osma" typeface="Ebrima"/>
-        <a:font script="Phag" typeface="Phagspa"/>
-        <a:font script="Syrn" typeface="Estrangelo Edessa"/>
-        <a:font script="Syrj" typeface="Estrangelo Edessa"/>
-        <a:font script="Syre" typeface="Estrangelo Edessa"/>
-        <a:font script="Sora" typeface="Nirmala UI"/>
-        <a:font script="Tale" typeface="Microsoft Tai Le"/>
-        <a:font script="Talu" typeface="Microsoft New Tai Lue"/>
-        <a:font script="Tfng" typeface="Ebrima"/>
       </a:minorFont>
     </a:fontScheme>
-    <a:fmtScheme name="Office">
+    <a:fmtScheme>
       <a:fillStyleLst>
         <a:solidFill>
           <a:schemeClr val="phClr"/>
         </a:solidFill>
-        <a:gradFill rotWithShape="1">
+        <a:gradFill>
           <a:gsLst>
             <a:gs pos="0">
               <a:schemeClr val="phClr">
                 <a:lumMod val="110000"/>
-                <a:satMod val="105000"/>
                 <a:tint val="67000"/>
               </a:schemeClr>
             </a:gs>
             <a:gs pos="50000">
               <a:schemeClr val="phClr">
                 <a:lumMod val="105000"/>
-                <a:satMod val="103000"/>
                 <a:tint val="73000"/>
               </a:schemeClr>
             </a:gs>
             <a:gs pos="100000">
               <a:schemeClr val="phClr">
                 <a:lumMod val="105000"/>
-                <a:satMod val="109000"/>
                 <a:tint val="81000"/>
               </a:schemeClr>
             </a:gs>
           </a:gsLst>
           <a:lin ang="5400000" scaled="0"/>
+          <a:tileRect/>
         </a:gradFill>
-        <a:gradFill rotWithShape="1">
+        <a:gradFill>
           <a:gsLst>
             <a:gs pos="0">
               <a:schemeClr val="phClr">
-                <a:satMod val="103000"/>
                 <a:lumMod val="102000"/>
                 <a:tint val="94000"/>
               </a:schemeClr>
             </a:gs>
             <a:gs pos="50000">
               <a:schemeClr val="phClr">
-                <a:satMod val="110000"/>
                 <a:lumMod val="100000"/>
                 <a:shade val="100000"/>
               </a:schemeClr>
@@ -1966,33 +2409,24 @@
             <a:gs pos="100000">
               <a:schemeClr val="phClr">
                 <a:lumMod val="99000"/>
-                <a:satMod val="120000"/>
                 <a:shade val="78000"/>
               </a:schemeClr>
             </a:gs>
           </a:gsLst>
           <a:lin ang="5400000" scaled="0"/>
+          <a:tileRect/>
         </a:gradFill>
       </a:fillStyleLst>
       <a:lnStyleLst>
         <a:ln w="6350" cap="flat" cmpd="sng" algn="ctr">
-          <a:solidFill>
-            <a:schemeClr val="phClr"/>
-          </a:solidFill>
           <a:prstDash val="solid"/>
           <a:miter lim="800000"/>
         </a:ln>
         <a:ln w="12700" cap="flat" cmpd="sng" algn="ctr">
-          <a:solidFill>
-            <a:schemeClr val="phClr"/>
-          </a:solidFill>
           <a:prstDash val="solid"/>
           <a:miter lim="800000"/>
         </a:ln>
         <a:ln w="19050" cap="flat" cmpd="sng" algn="ctr">
-          <a:solidFill>
-            <a:schemeClr val="phClr"/>
-          </a:solidFill>
           <a:prstDash val="solid"/>
           <a:miter lim="800000"/>
         </a:ln>
@@ -2005,13 +2439,7 @@
           <a:effectLst/>
         </a:effectStyle>
         <a:effectStyle>
-          <a:effectLst>
-            <a:outerShdw blurRad="57150" dist="19050" dir="5400000" algn="ctr" rotWithShape="0">
-              <a:srgbClr val="000000">
-                <a:alpha val="63000"/>
-              </a:srgbClr>
-            </a:outerShdw>
-          </a:effectLst>
+          <a:effectLst/>
         </a:effectStyle>
       </a:effectStyleLst>
       <a:bgFillStyleLst>
@@ -2021,15 +2449,13 @@
         <a:solidFill>
           <a:schemeClr val="phClr">
             <a:tint val="95000"/>
-            <a:satMod val="170000"/>
           </a:schemeClr>
         </a:solidFill>
-        <a:gradFill rotWithShape="1">
+        <a:gradFill>
           <a:gsLst>
             <a:gs pos="0">
               <a:schemeClr val="phClr">
                 <a:tint val="93000"/>
-                <a:satMod val="150000"/>
                 <a:shade val="98000"/>
                 <a:lumMod val="102000"/>
               </a:schemeClr>
@@ -2037,7 +2463,6 @@
             <a:gs pos="50000">
               <a:schemeClr val="phClr">
                 <a:tint val="98000"/>
-                <a:satMod val="130000"/>
                 <a:shade val="90000"/>
                 <a:lumMod val="103000"/>
               </a:schemeClr>
@@ -2045,21 +2470,16 @@
             <a:gs pos="100000">
               <a:schemeClr val="phClr">
                 <a:shade val="63000"/>
-                <a:satMod val="120000"/>
               </a:schemeClr>
             </a:gs>
           </a:gsLst>
           <a:lin ang="5400000" scaled="0"/>
+          <a:tileRect/>
         </a:gradFill>
       </a:bgFillStyleLst>
     </a:fmtScheme>
   </a:themeElements>
   <a:objectDefaults/>
   <a:extraClrSchemeLst/>
-  <a:extLst>
-    <a:ext uri="{05A4C25C-085E-4340-85A3-A5531E510DB2}">
-      <thm15:themeFamily xmlns:thm15="http://schemas.microsoft.com/office/thememl/2012/main" name="Office Theme" id="{62F939B6-93AF-4DB8-9C6B-D6C7DFDC589F}" vid="{4A3C46E8-61CC-4603-A589-7422A47A8E4A}"/>
-    </a:ext>
-  </a:extLst>
 </a:theme>
 </file>
--- a/resume.docx
+++ b/resume.docx
@@ -1,25 +1,30 @@
 
 <file path=word/document.xml><?xml version="1.0" encoding="utf-8"?>
-<w:document xmlns:wpc="http://schemas.microsoft.com/office/word/2010/wordprocessingCanvas" xmlns:cx="http://schemas.microsoft.com/office/drawing/2014/chartex" xmlns:cx1="http://schemas.microsoft.com/office/drawing/2015/9/8/chartex" xmlns:cx2="http://schemas.microsoft.com/office/drawing/2015/10/21/chartex" xmlns:cx3="http://schemas.microsoft.com/office/drawing/2016/5/9/chartex" xmlns:cx4="http://schemas.microsoft.com/office/drawing/2016/5/10/chartex" xmlns:cx5="http://schemas.microsoft.com/office/drawing/2016/5/11/chartex" xmlns:cx6="http://schemas.microsoft.com/office/drawing/2016/5/12/chartex" xmlns:cx7="http://schemas.microsoft.com/office/drawing/2016/5/13/chartex" xmlns:cx8="http://schemas.microsoft.com/office/drawing/2016/5/14/chartex" xmlns:mc="http://schemas.openxmlformats.org/markup-compatibility/2006" xmlns:aink="http://schemas.microsoft.com/office/drawing/2016/ink" xmlns:am3d="http://schemas.microsoft.com/office/drawing/2017/model3d" xmlns:o="urn:schemas-microsoft-com:office:office" xmlns:oel="http://schemas.microsoft.com/office/2019/extlst" xmlns:r="http://schemas.openxmlformats.org/officeDocument/2006/relationships" xmlns:m="http://schemas.openxmlformats.org/officeDocument/2006/math" xmlns:v="urn:schemas-microsoft-com:vml" xmlns:wp14="http://schemas.microsoft.com/office/word/2010/wordprocessingDrawing" xmlns:wp="http://schemas.openxmlformats.org/drawingml/2006/wordprocessingDrawing" xmlns:w10="urn:schemas-microsoft-com:office:word" xmlns:w="http://schemas.openxmlformats.org/wordprocessingml/2006/main" xmlns:w14="http://schemas.microsoft.com/office/word/2010/wordml" xmlns:w15="http://schemas.microsoft.com/office/word/2012/wordml" xmlns:w16cei="http://schemas.microsoft.com/office/word/2026/wordml/cei" xmlns:w16cex="http://schemas.microsoft.com/office/word/2018/wordml/cex" xmlns:w16cid="http://schemas.microsoft.com/office/word/2016/wordml/cid" xmlns:w16="http://schemas.microsoft.com/office/word/2018/wordml" xmlns:w16du="http://schemas.microsoft.com/office/word/2023/wordml/word16du" xmlns:w16sdtdh="http://schemas.microsoft.com/office/word/2020/wordml/sdtdatahash" xmlns:w16sdtfl="http://schemas.microsoft.com/office/word/2024/wordml/sdtformatlock" xmlns:w16se="http://schemas.microsoft.com/office/word/2015/wordml/symex" xmlns:wpg="http://schemas.microsoft.com/office/word/2010/wordprocessingGroup" xmlns:wpi="http://schemas.microsoft.com/office/word/2010/wordprocessingInk" xmlns:wne="http://schemas.microsoft.com/office/word/2006/wordml" xmlns:wps="http://schemas.microsoft.com/office/word/2010/wordprocessingShape" mc:Ignorable="w14 w15 w16se w16cid w16 w16cex w16sdtdh w16sdtfl w16du wp14">
+<w:document xmlns:o="urn:schemas-microsoft-com:office:office" xmlns:r="http://schemas.openxmlformats.org/officeDocument/2006/relationships" xmlns:v="urn:schemas-microsoft-com:vml" xmlns:w="http://schemas.openxmlformats.org/wordprocessingml/2006/main" xmlns:w10="urn:schemas-microsoft-com:office:word" xmlns:wp="http://schemas.openxmlformats.org/drawingml/2006/wordprocessingDrawing" xmlns:wps="http://schemas.microsoft.com/office/word/2010/wordprocessingShape" xmlns:wpg="http://schemas.microsoft.com/office/word/2010/wordprocessingGroup" xmlns:mc="http://schemas.openxmlformats.org/markup-compatibility/2006" xmlns:wp14="http://schemas.microsoft.com/office/word/2010/wordprocessingDrawing" xmlns:w14="http://schemas.microsoft.com/office/word/2010/wordml" xmlns:w15="http://schemas.microsoft.com/office/word/2012/wordml" mc:Ignorable="w14 wp14 w15">
   <w:body>
     <w:p>
       <w:pPr>
         <w:pStyle w:val="Title"/>
-      </w:pPr>
-      <w:r>
+        <w:rPr/>
+      </w:pPr>
+      <w:r>
+        <w:rPr/>
         <w:t>Charles Oliner</w:t>
       </w:r>
     </w:p>
     <w:p>
       <w:pPr>
+        <w:pStyle w:val="Normal"/>
         <w:jc w:val="center"/>
-      </w:pPr>
-      <w:r>
+        <w:rPr/>
+      </w:pPr>
+      <w:r>
+        <w:rPr/>
         <w:t xml:space="preserve">Garrett Park, Maryland </w:t>
       </w:r>
       <w:r>
         <w:rPr>
-          <w:rFonts w:ascii="Segoe UI Symbol" w:hAnsi="Segoe UI Symbol" w:cs="Segoe UI Symbol"/>
+          <w:rFonts w:cs="Segoe UI Symbol" w:ascii="Segoe UI Symbol" w:hAnsi="Segoe UI Symbol"/>
           <w:sz w:val="26"/>
           <w:szCs w:val="26"/>
         </w:rPr>
@@ -27,21 +32,19 @@
       </w:r>
       <w:r>
         <w:rPr>
-          <w:rFonts w:asciiTheme="minorHAnsi" w:hAnsiTheme="minorHAnsi" w:cstheme="minorHAnsi"/>
+          <w:rFonts w:cs="Calibri" w:ascii="Calibri" w:hAnsi="Calibri" w:asciiTheme="minorHAnsi" w:cstheme="minorHAnsi" w:hAnsiTheme="minorHAnsi"/>
           <w:sz w:val="26"/>
           <w:szCs w:val="26"/>
         </w:rPr>
         <w:t xml:space="preserve"> </w:t>
       </w:r>
       <w:r>
-        <w:t>olinercharles@gmail</w:t>
-      </w:r>
-      <w:r>
-        <w:t xml:space="preserve">.com </w:t>
+        <w:rPr/>
+        <w:t xml:space="preserve">olinercharles@gmail.com </w:t>
       </w:r>
       <w:r>
         <w:rPr>
-          <w:rFonts w:ascii="Segoe UI Symbol" w:hAnsi="Segoe UI Symbol" w:cs="Segoe UI Symbol"/>
+          <w:rFonts w:cs="Segoe UI Symbol" w:ascii="Segoe UI Symbol" w:hAnsi="Segoe UI Symbol"/>
           <w:sz w:val="26"/>
           <w:szCs w:val="26"/>
         </w:rPr>
@@ -49,61 +52,66 @@
       </w:r>
       <w:r>
         <w:rPr>
-          <w:rFonts w:asciiTheme="minorHAnsi" w:hAnsiTheme="minorHAnsi" w:cstheme="minorHAnsi"/>
+          <w:rFonts w:cs="Calibri" w:ascii="Calibri" w:hAnsi="Calibri" w:asciiTheme="minorHAnsi" w:cstheme="minorHAnsi" w:hAnsiTheme="minorHAnsi"/>
           <w:sz w:val="26"/>
           <w:szCs w:val="26"/>
         </w:rPr>
         <w:t xml:space="preserve"> </w:t>
       </w:r>
       <w:r>
+        <w:rPr/>
         <w:t>(805) 490-2951</w:t>
       </w:r>
     </w:p>
     <w:p>
       <w:pPr>
         <w:pStyle w:val="Heading1"/>
-      </w:pPr>
-      <w:r>
+        <w:rPr/>
+      </w:pPr>
+      <w:r>
+        <w:rPr/>
         <w:t>Professional Summary</w:t>
       </w:r>
     </w:p>
     <w:p>
       <w:pPr>
-        <w:spacing w:line="278" w:lineRule="auto"/>
-      </w:pPr>
-      <w:r>
-        <w:t>Versatile Software Developer with 8+ years of experience designing and developing full-stack applications, interactive experiences, software tools, and 3D applications across freelance, commercial, and government environments. Experienced in C#, .NET, TypeScript, JavaScript, React.js, Node.js, Unity3D, and cloud platforms including AWS and Azure. Proven ability to contribute to Agile development teams supporting federal agencies, including the U.S. Department of Justice and Department of Homeland Security, while collaborating with cross-functional teams to deliver scalable software solutions. Skilled in UI/UX design, distributed systems, databases, APIs, CI/CD, and cloud technologies, with additional experience in WordPress, web development, 3D graphics, shaders, and technical client support. Recognized for strong communication, adaptability, and the ability to independently deliver complex technical projects from concept through implementation.</w:t>
+        <w:pStyle w:val="Normal"/>
+        <w:spacing w:lineRule="auto" w:line="276"/>
+        <w:rPr/>
+      </w:pPr>
+      <w:r>
+        <w:rPr/>
+        <w:t>Full-stack software developer with government experience, including U.S. Department of Justice and Homeland Security. Skilled in UI/UX design, distributed systems, databases, APIs, CI/CD, and cloud technologies. Looking for a role where I am challenged to push the limits of a software stack to create real world value for end users.</w:t>
       </w:r>
     </w:p>
     <w:p>
       <w:pPr>
         <w:pStyle w:val="Heading1"/>
-      </w:pPr>
-      <w:r>
+        <w:rPr/>
+      </w:pPr>
+      <w:r>
+        <w:rPr/>
         <w:t>Experience</w:t>
       </w:r>
     </w:p>
     <w:p>
       <w:pPr>
         <w:pStyle w:val="Heading2"/>
-      </w:pPr>
-      <w:r>
-        <w:t>Freelance Software Developer</w:t>
+        <w:rPr/>
+      </w:pPr>
+      <w:r>
+        <w:rPr/>
+        <w:t>Software Developer</w:t>
       </w:r>
     </w:p>
     <w:p>
       <w:pPr>
         <w:pStyle w:val="Heading3"/>
-      </w:pPr>
-      <w:proofErr w:type="spellStart"/>
-      <w:r>
-        <w:t>Biovisualization</w:t>
-      </w:r>
-      <w:proofErr w:type="spellEnd"/>
-      <w:r>
-        <w:t>, LLC</w:t>
-      </w:r>
-      <w:r>
+        <w:rPr/>
+      </w:pPr>
+      <w:r>
+        <w:rPr/>
+        <w:t>Biovisualization, LLC</w:t>
         <w:tab/>
         <w:t>January 2025 – Current</w:t>
       </w:r>
@@ -115,17 +123,11 @@
           <w:ilvl w:val="0"/>
           <w:numId w:val="1"/>
         </w:numPr>
-      </w:pPr>
-      <w:r>
-        <w:t xml:space="preserve">Design and develop websites for clients using </w:t>
-      </w:r>
-      <w:proofErr w:type="spellStart"/>
-      <w:r>
-        <w:t>Wordpress</w:t>
-      </w:r>
-      <w:proofErr w:type="spellEnd"/>
-      <w:r>
-        <w:t>, Divi, JavaScript, CSS, and HTML.</w:t>
+        <w:rPr/>
+      </w:pPr>
+      <w:r>
+        <w:rPr/>
+        <w:t>Design and develop websites for clients using JavaScript, CSS, and HTML.</w:t>
       </w:r>
     </w:p>
     <w:p>
@@ -135,8 +137,10 @@
           <w:ilvl w:val="0"/>
           <w:numId w:val="1"/>
         </w:numPr>
-      </w:pPr>
-      <w:r>
+        <w:rPr/>
+      </w:pPr>
+      <w:r>
+        <w:rPr/>
         <w:t>Communicate with clients about website requirements.</w:t>
       </w:r>
     </w:p>
@@ -147,27 +151,31 @@
           <w:ilvl w:val="0"/>
           <w:numId w:val="1"/>
         </w:numPr>
-      </w:pPr>
-      <w:r>
+        <w:rPr/>
+      </w:pPr>
+      <w:r>
+        <w:rPr/>
         <w:t>Use Adobe Photoshop to turn drawings into heightmaps to prepare them to be 3D printed.</w:t>
       </w:r>
     </w:p>
     <w:p>
       <w:pPr>
         <w:pStyle w:val="Heading2"/>
-      </w:pPr>
-      <w:r>
-        <w:t>IT Technician</w:t>
+        <w:rPr/>
+      </w:pPr>
+      <w:r>
+        <w:rPr/>
+        <w:t>Software Developer and IT Technician</w:t>
       </w:r>
     </w:p>
     <w:p>
       <w:pPr>
         <w:pStyle w:val="Heading3"/>
-      </w:pPr>
-      <w:r>
+        <w:rPr/>
+      </w:pPr>
+      <w:r>
+        <w:rPr/>
         <w:t xml:space="preserve">Johnson’s Florist &amp; Garden Centers </w:t>
-      </w:r>
-      <w:r>
         <w:tab/>
         <w:t>March 2025 – Current</w:t>
       </w:r>
@@ -179,30 +187,11 @@
           <w:ilvl w:val="0"/>
           <w:numId w:val="1"/>
         </w:numPr>
-      </w:pPr>
-      <w:r>
-        <w:t xml:space="preserve">Develop and maintain custom software </w:t>
-      </w:r>
-      <w:r>
-        <w:t xml:space="preserve">in </w:t>
-      </w:r>
-      <w:r>
-        <w:t xml:space="preserve">C# and Python </w:t>
-      </w:r>
-      <w:r>
-        <w:t xml:space="preserve">that </w:t>
-      </w:r>
-      <w:r>
-        <w:t xml:space="preserve">interfaces </w:t>
-      </w:r>
-      <w:r>
-        <w:t>with Counterpoint</w:t>
-      </w:r>
-      <w:r>
-        <w:t xml:space="preserve"> to track inventory</w:t>
-      </w:r>
-      <w:r>
-        <w:t>.</w:t>
+        <w:rPr/>
+      </w:pPr>
+      <w:r>
+        <w:rPr/>
+        <w:t>Develop and maintain custom software in C# and Python that interfaces with Counterpoint to track inventory.</w:t>
       </w:r>
     </w:p>
     <w:p>
@@ -212,52 +201,31 @@
           <w:ilvl w:val="0"/>
           <w:numId w:val="1"/>
         </w:numPr>
-      </w:pPr>
-      <w:r>
-        <w:t>Perform data entry responsibilities using LibreOffice Calc.</w:t>
-      </w:r>
-    </w:p>
-    <w:p>
-      <w:pPr>
-        <w:pStyle w:val="ListParagraph"/>
-        <w:numPr>
-          <w:ilvl w:val="0"/>
-          <w:numId w:val="1"/>
-        </w:numPr>
-      </w:pPr>
-      <w:r>
-        <w:t xml:space="preserve">Customize Wix-based website using HTML and </w:t>
-      </w:r>
-      <w:proofErr w:type="spellStart"/>
-      <w:r>
-        <w:t>Javascript</w:t>
-      </w:r>
-      <w:proofErr w:type="spellEnd"/>
-      <w:r>
-        <w:t>.</w:t>
+        <w:rPr/>
+      </w:pPr>
+      <w:r>
+        <w:rPr/>
+        <w:t>Customize the store website using HTML and Javascript.</w:t>
       </w:r>
     </w:p>
     <w:p>
       <w:pPr>
         <w:pStyle w:val="Heading2"/>
-      </w:pPr>
-      <w:r>
+        <w:rPr/>
+      </w:pPr>
+      <w:r>
+        <w:rPr/>
         <w:t>Software Developer</w:t>
       </w:r>
     </w:p>
     <w:p>
       <w:pPr>
         <w:pStyle w:val="Heading3"/>
-      </w:pPr>
-      <w:proofErr w:type="spellStart"/>
-      <w:r>
-        <w:t>Smoothstack</w:t>
-      </w:r>
-      <w:proofErr w:type="spellEnd"/>
-      <w:r>
-        <w:t xml:space="preserve"> </w:t>
-      </w:r>
-      <w:r>
+        <w:rPr/>
+      </w:pPr>
+      <w:r>
+        <w:rPr/>
+        <w:t xml:space="preserve">Smoothstack </w:t>
         <w:tab/>
         <w:t>December 2019 - January 2023</w:t>
       </w:r>
@@ -269,8 +237,10 @@
           <w:ilvl w:val="0"/>
           <w:numId w:val="1"/>
         </w:numPr>
-      </w:pPr>
-      <w:r>
+        <w:rPr/>
+      </w:pPr>
+      <w:r>
+        <w:rPr/>
         <w:t>Created a timesheet application in Microsoft Dynamics as part of an Accenture Federal Services Agile development team subcontracted to the Dept of Justice using PowerApps, TypeScript, Node.js, React.js, C#, Azure DevOps, .NET 6.0, and Git.</w:t>
       </w:r>
     </w:p>
@@ -281,8 +251,10 @@
           <w:ilvl w:val="0"/>
           <w:numId w:val="1"/>
         </w:numPr>
-      </w:pPr>
-      <w:r>
+        <w:rPr/>
+      </w:pPr>
+      <w:r>
+        <w:rPr/>
         <w:t>Implemented a shared vision for a 3D webpage for the Dept of Justice utilizing AWS, TypeScript, Node.js, React.js, Three.js, and Git to create an interactive experience that organized information about bankruptcy.</w:t>
       </w:r>
     </w:p>
@@ -293,9 +265,15 @@
           <w:ilvl w:val="0"/>
           <w:numId w:val="1"/>
         </w:numPr>
-      </w:pPr>
-      <w:r>
-        <w:t>Co-developed the front end and back end of Protective DNS as part of an Accenture Federal Services Agile development team subcontracted to the Dept of Homeland Security. Used TypeScript, Node.js, React.js, and Git.</w:t>
+        <w:rPr/>
+      </w:pPr>
+      <w:r>
+        <w:rPr/>
+        <w:t>D</w:t>
+      </w:r>
+      <w:r>
+        <w:rPr/>
+        <w:t>eveloped the front-end and back-end of Protective DNS as part of an Accenture Federal Services Agile development team subcontracted to the Dept of Homeland Security. Used TypeScript, Node.js, React.js, and Git.</w:t>
       </w:r>
     </w:p>
     <w:p>
@@ -305,32 +283,31 @@
           <w:ilvl w:val="0"/>
           <w:numId w:val="1"/>
         </w:numPr>
-      </w:pPr>
-      <w:r>
+        <w:rPr/>
+      </w:pPr>
+      <w:r>
+        <w:rPr/>
         <w:t>Collaborated with team members to write user stories.</w:t>
       </w:r>
     </w:p>
     <w:p>
       <w:pPr>
         <w:pStyle w:val="Heading2"/>
-      </w:pPr>
-      <w:r>
-        <w:t>Freelance Software Developer</w:t>
+        <w:rPr/>
+      </w:pPr>
+      <w:r>
+        <w:rPr/>
+        <w:t>Software Developer</w:t>
       </w:r>
     </w:p>
     <w:p>
       <w:pPr>
         <w:pStyle w:val="Heading3"/>
-      </w:pPr>
-      <w:proofErr w:type="spellStart"/>
-      <w:r>
-        <w:t>Toptal</w:t>
-      </w:r>
-      <w:proofErr w:type="spellEnd"/>
-      <w:r>
-        <w:t xml:space="preserve"> </w:t>
-      </w:r>
-      <w:r>
+        <w:rPr/>
+      </w:pPr>
+      <w:r>
+        <w:rPr/>
+        <w:t xml:space="preserve">Toptal </w:t>
         <w:tab/>
         <w:t>October 2017 - December 2019</w:t>
       </w:r>
@@ -342,8 +319,10 @@
           <w:ilvl w:val="0"/>
           <w:numId w:val="2"/>
         </w:numPr>
-      </w:pPr>
-      <w:r>
+        <w:rPr/>
+      </w:pPr>
+      <w:r>
+        <w:rPr/>
         <w:t>Developed an Android/iOS game for a political campaign using C#, Unity3D, .NET Core, and Git.</w:t>
       </w:r>
     </w:p>
@@ -354,8 +333,10 @@
           <w:ilvl w:val="0"/>
           <w:numId w:val="2"/>
         </w:numPr>
-      </w:pPr>
-      <w:r>
+        <w:rPr/>
+      </w:pPr>
+      <w:r>
+        <w:rPr/>
         <w:t>Created a video streaming plugin for Unity3D using C#, .NET Core, and Git.</w:t>
       </w:r>
     </w:p>
@@ -366,28 +347,31 @@
           <w:ilvl w:val="0"/>
           <w:numId w:val="2"/>
         </w:numPr>
-      </w:pPr>
-      <w:r>
+        <w:rPr/>
+      </w:pPr>
+      <w:r>
+        <w:rPr/>
         <w:t>Implemented a 3D printing interface in Unity3D using C#, .NET Core, and Git.</w:t>
       </w:r>
     </w:p>
     <w:p>
       <w:pPr>
         <w:pStyle w:val="Heading2"/>
-      </w:pPr>
-      <w:r>
-        <w:lastRenderedPageBreak/>
-        <w:t>Freelance Software Developer</w:t>
+        <w:rPr/>
+      </w:pPr>
+      <w:r>
+        <w:rPr/>
+        <w:t>Software Developer</w:t>
       </w:r>
     </w:p>
     <w:p>
       <w:pPr>
         <w:pStyle w:val="Heading3"/>
-      </w:pPr>
-      <w:r>
+        <w:rPr/>
+      </w:pPr>
+      <w:r>
+        <w:rPr/>
         <w:t xml:space="preserve">Fiverr </w:t>
-      </w:r>
-      <w:r>
         <w:tab/>
         <w:t>September 2017 - January 2019</w:t>
       </w:r>
@@ -399,17 +383,11 @@
           <w:ilvl w:val="0"/>
           <w:numId w:val="3"/>
         </w:numPr>
-      </w:pPr>
-      <w:r>
-        <w:t xml:space="preserve">Completed 11 projects, including a procedurally animated dandelion logo, a lightweight HTTP server for music streaming, and several GPU shaders for screen-space distortions and effects. These projects involved Unity3D, C#, </w:t>
-      </w:r>
-      <w:proofErr w:type="spellStart"/>
-      <w:r>
-        <w:t>ShaderLab</w:t>
-      </w:r>
-      <w:proofErr w:type="spellEnd"/>
-      <w:r>
-        <w:t>, .NET Core, and Git.</w:t>
+        <w:rPr/>
+      </w:pPr>
+      <w:r>
+        <w:rPr/>
+        <w:t>Completed 11 projects, including a procedurally animated dandelion logo, a lightweight HTTP server for music streaming, and several GPU shaders for screen-space distortions and effects. These projects involved Unity3D, C#, ShaderLab, .NET Core, and Git.</w:t>
       </w:r>
     </w:p>
     <w:p>
@@ -419,35 +397,31 @@
           <w:ilvl w:val="0"/>
           <w:numId w:val="3"/>
         </w:numPr>
-      </w:pPr>
-      <w:r>
-        <w:t xml:space="preserve">Earned Level One Seller status with a </w:t>
-      </w:r>
-      <w:proofErr w:type="gramStart"/>
-      <w:r>
-        <w:t>4.8/5 star</w:t>
-      </w:r>
-      <w:proofErr w:type="gramEnd"/>
-      <w:r>
-        <w:t xml:space="preserve"> rating.</w:t>
+        <w:rPr/>
+      </w:pPr>
+      <w:r>
+        <w:rPr/>
+        <w:t>Earned Level One Seller status with a 4.8/5 star rating.</w:t>
       </w:r>
     </w:p>
     <w:p>
       <w:pPr>
         <w:pStyle w:val="Heading2"/>
-      </w:pPr>
-      <w:r>
-        <w:t>Freelance Asset Developer</w:t>
+        <w:rPr/>
+      </w:pPr>
+      <w:r>
+        <w:rPr/>
+        <w:t>Asset Developer</w:t>
       </w:r>
     </w:p>
     <w:p>
       <w:pPr>
         <w:pStyle w:val="Heading3"/>
-      </w:pPr>
-      <w:r>
+        <w:rPr/>
+      </w:pPr>
+      <w:r>
+        <w:rPr/>
         <w:t xml:space="preserve">Unity Asset Store </w:t>
-      </w:r>
-      <w:r>
         <w:tab/>
         <w:t>September 2017 - November 2018</w:t>
       </w:r>
@@ -459,8 +433,10 @@
           <w:ilvl w:val="0"/>
           <w:numId w:val="4"/>
         </w:numPr>
-      </w:pPr>
-      <w:r>
+        <w:rPr/>
+      </w:pPr>
+      <w:r>
+        <w:rPr/>
         <w:t>Created a command terminal for Unity3D games using C#, .NET Core, and Git.</w:t>
       </w:r>
     </w:p>
@@ -471,17 +447,11 @@
           <w:ilvl w:val="0"/>
           <w:numId w:val="4"/>
         </w:numPr>
-      </w:pPr>
-      <w:r>
-        <w:t xml:space="preserve">Used knowledge of 3D math to develop an outline shader system in Unity3D using C#, </w:t>
-      </w:r>
-      <w:proofErr w:type="spellStart"/>
-      <w:r>
-        <w:t>ShaderLab</w:t>
-      </w:r>
-      <w:proofErr w:type="spellEnd"/>
-      <w:r>
-        <w:t>, .NET Core, and Git.</w:t>
+        <w:rPr/>
+      </w:pPr>
+      <w:r>
+        <w:rPr/>
+        <w:t>Used knowledge of 3D math to develop an outline shader system in Unity3D using C#, ShaderLab, .NET Core, and Git.</w:t>
       </w:r>
     </w:p>
     <w:p>
@@ -491,46 +461,125 @@
           <w:ilvl w:val="0"/>
           <w:numId w:val="4"/>
         </w:numPr>
-      </w:pPr>
-      <w:r>
+        <w:rPr/>
+      </w:pPr>
+      <w:r>
+        <w:rPr/>
         <w:t>Achieved 12,000+ downloads overall.</w:t>
       </w:r>
     </w:p>
     <w:p>
       <w:pPr>
         <w:pStyle w:val="Heading1"/>
-      </w:pPr>
-      <w:r>
+        <w:rPr/>
+      </w:pPr>
+      <w:r>
+        <w:rPr/>
         <w:t>Education</w:t>
       </w:r>
     </w:p>
     <w:p>
       <w:pPr>
         <w:pStyle w:val="Heading3"/>
+        <w:rPr/>
       </w:pPr>
       <w:r>
         <w:rPr>
-          <w:b w:val="0"/>
+          <w:b w:val="false"/>
         </w:rPr>
-        <w:t>High School Diploma - Walter Johnson High School</w:t>
-      </w:r>
+        <w:t>High School Diploma - Walter Johnson High School, Bethesda, MD</w:t>
+      </w:r>
+      <w:r>
+        <w:rPr/>
+        <w:tab/>
+        <w:t>June 2017</w:t>
+      </w:r>
+    </w:p>
+    <w:p>
+      <w:pPr>
+        <w:pStyle w:val="ListParagraph"/>
+        <w:numPr>
+          <w:ilvl w:val="0"/>
+          <w:numId w:val="5"/>
+        </w:numPr>
+        <w:rPr/>
+      </w:pPr>
+      <w:r>
+        <w:rPr/>
+        <w:t>Took AP Computer Science and the more advanced course, Computer Science 3, focusing on computer architecture, algorithms, and complex data structures in object-oriented programming</w:t>
+      </w:r>
+    </w:p>
+    <w:p>
+      <w:pPr>
+        <w:pStyle w:val="ListParagraph"/>
+        <w:numPr>
+          <w:ilvl w:val="0"/>
+          <w:numId w:val="5"/>
+        </w:numPr>
+        <w:rPr/>
+      </w:pPr>
+      <w:r>
+        <w:rPr/>
+        <w:t>Scored fives on the AP Computer Science and AP Physics tests</w:t>
+      </w:r>
+    </w:p>
+    <w:p>
+      <w:pPr>
+        <w:pStyle w:val="ListParagraph"/>
+        <w:numPr>
+          <w:ilvl w:val="0"/>
+          <w:numId w:val="5"/>
+        </w:numPr>
+        <w:rPr/>
+      </w:pPr>
+      <w:r>
+        <w:rPr/>
+        <w:t>Unweighted/Weighted GPA: 3.83/4.31</w:t>
+      </w:r>
+    </w:p>
+    <w:p>
+      <w:pPr>
+        <w:pStyle w:val="ListParagraph"/>
+        <w:numPr>
+          <w:ilvl w:val="0"/>
+          <w:numId w:val="5"/>
+        </w:numPr>
+        <w:rPr/>
+      </w:pPr>
+      <w:r>
+        <w:rPr/>
+        <w:t>Carnegie Mellon National High School Game Academy Pre-College Program (Pittsburgh, PA, Summer 2016)</w:t>
+      </w:r>
+    </w:p>
+    <w:p>
+      <w:pPr>
+        <w:pStyle w:val="Heading1"/>
+        <w:rPr/>
+      </w:pPr>
+      <w:r>
+        <w:rPr/>
+        <w:t>Skills</w:t>
+      </w:r>
+    </w:p>
+    <w:p>
+      <w:pPr>
+        <w:pStyle w:val="ListParagraph"/>
+        <w:numPr>
+          <w:ilvl w:val="0"/>
+          <w:numId w:val="5"/>
+        </w:numPr>
+        <w:rPr/>
+      </w:pPr>
       <w:r>
         <w:rPr>
-          <w:b w:val="0"/>
+          <w:b/>
+          <w:bCs/>
         </w:rPr>
-        <w:t>, Bethesda, MD</w:t>
-      </w:r>
-      <w:r>
-        <w:tab/>
-      </w:r>
-      <w:r>
-        <w:t xml:space="preserve">June </w:t>
-      </w:r>
-      <w:r>
-        <w:t>201</w:t>
-      </w:r>
-      <w:r>
-        <w:t>7</w:t>
+        <w:t>Front-End Development:</w:t>
+      </w:r>
+      <w:r>
+        <w:rPr/>
+        <w:t xml:space="preserve"> UI/UX Design, TypeScript, JavaScript, React.js, Node.js, Jest, jQuery, Ajax, HTML, CSS, SASS</w:t>
       </w:r>
     </w:p>
     <w:p>
@@ -540,33 +589,18 @@
           <w:ilvl w:val="0"/>
           <w:numId w:val="5"/>
         </w:numPr>
-      </w:pPr>
-      <w:r>
-        <w:t xml:space="preserve">Took AP Computer Science and </w:t>
-      </w:r>
-      <w:r>
-        <w:t>the</w:t>
-      </w:r>
-      <w:r>
-        <w:t xml:space="preserve"> more advance</w:t>
-      </w:r>
-      <w:r>
-        <w:t>d</w:t>
-      </w:r>
-      <w:r>
-        <w:t xml:space="preserve"> course</w:t>
-      </w:r>
-      <w:r>
-        <w:t xml:space="preserve">, </w:t>
-      </w:r>
-      <w:r>
-        <w:t>Computer Science 3</w:t>
-      </w:r>
-      <w:r>
-        <w:t>, f</w:t>
-      </w:r>
-      <w:r>
-        <w:t>ocusing on computer architecture, algorithms, and complex data structures in object-oriented programming</w:t>
+        <w:rPr/>
+      </w:pPr>
+      <w:r>
+        <w:rPr>
+          <w:b/>
+          <w:bCs/>
+        </w:rPr>
+        <w:t>Back-End Development:</w:t>
+      </w:r>
+      <w:r>
+        <w:rPr/>
+        <w:t xml:space="preserve"> Distributed System Design, SQL, NoSQL, Java, Python, Golang, C#, .NET, Spring</w:t>
       </w:r>
     </w:p>
     <w:p>
@@ -576,17 +610,18 @@
           <w:ilvl w:val="0"/>
           <w:numId w:val="5"/>
         </w:numPr>
-      </w:pPr>
-      <w:r>
-        <w:t xml:space="preserve">Scored </w:t>
-      </w:r>
-      <w:proofErr w:type="spellStart"/>
-      <w:r>
-        <w:t>fives</w:t>
-      </w:r>
-      <w:proofErr w:type="spellEnd"/>
-      <w:r>
-        <w:t xml:space="preserve"> on the AP Computer Science and AP Physics tests</w:t>
+        <w:rPr/>
+      </w:pPr>
+      <w:r>
+        <w:rPr>
+          <w:b/>
+          <w:bCs/>
+        </w:rPr>
+        <w:t>Game Development:</w:t>
+      </w:r>
+      <w:r>
+        <w:rPr/>
+        <w:t xml:space="preserve"> Unity3D, ShaderLab</w:t>
       </w:r>
     </w:p>
     <w:p>
@@ -596,9 +631,18 @@
           <w:ilvl w:val="0"/>
           <w:numId w:val="5"/>
         </w:numPr>
-      </w:pPr>
-      <w:r>
-        <w:t>Unweighted/Weighted GPA: 3.83/4.31</w:t>
+        <w:rPr/>
+      </w:pPr>
+      <w:r>
+        <w:rPr>
+          <w:b/>
+          <w:bCs/>
+        </w:rPr>
+        <w:t>Networking &amp; Protocols:</w:t>
+      </w:r>
+      <w:r>
+        <w:rPr/>
+        <w:t xml:space="preserve"> UDP, TCP, HTTP, HTTPS, SSH, DNS, TLS, RESTful APIs</w:t>
       </w:r>
     </w:p>
     <w:p>
@@ -608,20 +652,18 @@
           <w:ilvl w:val="0"/>
           <w:numId w:val="5"/>
         </w:numPr>
-      </w:pPr>
-      <w:r>
-        <w:t>Carnegie Mellon National High School Game Academy Pre-College Program (Pittsburgh, PA</w:t>
-      </w:r>
-      <w:r>
-        <w:t>, Summer 2016)</w:t>
-      </w:r>
-    </w:p>
-    <w:p>
-      <w:pPr>
-        <w:pStyle w:val="Heading1"/>
-      </w:pPr>
-      <w:r>
-        <w:t>Skills</w:t>
+        <w:rPr/>
+      </w:pPr>
+      <w:r>
+        <w:rPr>
+          <w:b/>
+          <w:bCs/>
+        </w:rPr>
+        <w:t>Data Formats:</w:t>
+      </w:r>
+      <w:r>
+        <w:rPr/>
+        <w:t xml:space="preserve"> JSON, XML, YAML</w:t>
       </w:r>
     </w:p>
     <w:p>
@@ -631,9 +673,18 @@
           <w:ilvl w:val="0"/>
           <w:numId w:val="5"/>
         </w:numPr>
-      </w:pPr>
-      <w:r>
-        <w:t>UI and UX design; Distributed system design</w:t>
+        <w:rPr/>
+      </w:pPr>
+      <w:r>
+        <w:rPr>
+          <w:b/>
+          <w:bCs/>
+        </w:rPr>
+        <w:t>DevOps:</w:t>
+      </w:r>
+      <w:r>
+        <w:rPr/>
+        <w:t xml:space="preserve"> Build Pipelines, CI/CD, Automated Testing &amp; Deployment</w:t>
       </w:r>
     </w:p>
     <w:p>
@@ -643,9 +694,18 @@
           <w:ilvl w:val="0"/>
           <w:numId w:val="5"/>
         </w:numPr>
-      </w:pPr>
-      <w:r>
-        <w:t>Full stack development and game development</w:t>
+        <w:rPr/>
+      </w:pPr>
+      <w:r>
+        <w:rPr>
+          <w:b/>
+          <w:bCs/>
+        </w:rPr>
+        <w:t>Cloud &amp; Enterprise Platforms:</w:t>
+      </w:r>
+      <w:r>
+        <w:rPr/>
+        <w:t xml:space="preserve"> AWS, Azure, GCP, Microsoft Dynamics, PowerApps, SharePoint</w:t>
       </w:r>
     </w:p>
     <w:p>
@@ -655,110 +715,38 @@
           <w:ilvl w:val="0"/>
           <w:numId w:val="5"/>
         </w:numPr>
-      </w:pPr>
-      <w:r>
-        <w:t xml:space="preserve">C#, .NET, </w:t>
-      </w:r>
-      <w:proofErr w:type="spellStart"/>
-      <w:r>
-        <w:t>ShaderLab</w:t>
-      </w:r>
-      <w:proofErr w:type="spellEnd"/>
-      <w:r>
-        <w:t xml:space="preserve">, Golang, Java, </w:t>
-      </w:r>
-      <w:r>
-        <w:t xml:space="preserve">Python, </w:t>
-      </w:r>
-      <w:r>
-        <w:t>HTML, SASS, CSS, SQL, PHP, TypeScript, and JavaScript</w:t>
-      </w:r>
-    </w:p>
-    <w:p>
-      <w:pPr>
-        <w:pStyle w:val="ListParagraph"/>
-        <w:numPr>
-          <w:ilvl w:val="0"/>
-          <w:numId w:val="5"/>
-        </w:numPr>
-      </w:pPr>
-      <w:r>
-        <w:t xml:space="preserve">Git, Docker, Spring, Microsoft Word, Microsoft Excel, LibreOffice Calc, Microsoft Visual Studio, Microsoft Visual Studio Code, Adobe Photoshop, Wix, </w:t>
-      </w:r>
-      <w:proofErr w:type="spellStart"/>
-      <w:r>
-        <w:t>Wordpress</w:t>
-      </w:r>
-      <w:proofErr w:type="spellEnd"/>
-      <w:r>
-        <w:t>, Divi, Node.js, Jest, jQuery, Ajax, React.js, and Unity3D</w:t>
-      </w:r>
-    </w:p>
-    <w:p>
-      <w:pPr>
-        <w:pStyle w:val="ListParagraph"/>
-        <w:numPr>
-          <w:ilvl w:val="0"/>
-          <w:numId w:val="5"/>
-        </w:numPr>
-      </w:pPr>
-      <w:r>
-        <w:t>Cloud services, including Microsoft Dynamics, PowerApps, SharePoint, AWS, GCP, and Azure</w:t>
-      </w:r>
-    </w:p>
-    <w:p>
-      <w:pPr>
-        <w:pStyle w:val="ListParagraph"/>
-        <w:numPr>
-          <w:ilvl w:val="0"/>
-          <w:numId w:val="5"/>
-        </w:numPr>
-      </w:pPr>
-      <w:r>
-        <w:t>Databases, including SQL and NoSQL</w:t>
-      </w:r>
-    </w:p>
-    <w:p>
-      <w:pPr>
-        <w:pStyle w:val="ListParagraph"/>
-        <w:numPr>
-          <w:ilvl w:val="0"/>
-          <w:numId w:val="5"/>
-        </w:numPr>
-      </w:pPr>
-      <w:r>
-        <w:t>UDP, TCP, HTTP, HTTPS, SSH, DNS, TLS, CI/CD, JSON, XML, YAML, and RESTful APIs</w:t>
-      </w:r>
-    </w:p>
-    <w:p>
-      <w:pPr>
-        <w:pStyle w:val="ListParagraph"/>
-        <w:numPr>
-          <w:ilvl w:val="0"/>
-          <w:numId w:val="5"/>
-        </w:numPr>
-      </w:pPr>
-      <w:r>
-        <w:t>Build pipelines</w:t>
+        <w:spacing w:before="0" w:after="160"/>
+        <w:contextualSpacing/>
+        <w:rPr/>
+      </w:pPr>
+      <w:r>
+        <w:rPr>
+          <w:b/>
+          <w:bCs/>
+        </w:rPr>
+        <w:t>Tools:</w:t>
+      </w:r>
+      <w:r>
+        <w:rPr/>
+        <w:t xml:space="preserve"> Git, Docker, Microsoft Visual Studio, Microsoft Visual Studio Code, Adobe Photoshop</w:t>
       </w:r>
     </w:p>
     <w:sectPr>
+      <w:type w:val="nextPage"/>
       <w:pgSz w:w="12240" w:h="15840"/>
-      <w:pgMar w:top="720" w:right="1080" w:bottom="720" w:left="1080" w:header="0" w:footer="0" w:gutter="0"/>
-      <w:cols w:space="720"/>
-      <w:formProt w:val="0"/>
-      <w:docGrid w:linePitch="360" w:charSpace="4096"/>
+      <w:pgMar w:left="1080" w:right="1080" w:gutter="0" w:header="0" w:top="720" w:footer="0" w:bottom="720"/>
+      <w:pgNumType w:fmt="decimal"/>
+      <w:formProt w:val="false"/>
+      <w:textDirection w:val="lrTb"/>
+      <w:docGrid w:type="default" w:linePitch="360" w:charSpace="12288"/>
     </w:sectPr>
   </w:body>
 </w:document>
 </file>
 
 <file path=word/numbering.xml><?xml version="1.0" encoding="utf-8"?>
-<w:numbering xmlns:wpc="http://schemas.microsoft.com/office/word/2010/wordprocessingCanvas" xmlns:cx="http://schemas.microsoft.com/office/drawing/2014/chartex" xmlns:cx1="http://schemas.microsoft.com/office/drawing/2015/9/8/chartex" xmlns:cx2="http://schemas.microsoft.com/office/drawing/2015/10/21/chartex" xmlns:cx3="http://schemas.microsoft.com/office/drawing/2016/5/9/chartex" xmlns:cx4="http://schemas.microsoft.com/office/drawing/2016/5/10/chartex" xmlns:cx5="http://schemas.microsoft.com/office/drawing/2016/5/11/chartex" xmlns:cx6="http://schemas.microsoft.com/office/drawing/2016/5/12/chartex" xmlns:cx7="http://schemas.microsoft.com/office/drawing/2016/5/13/chartex" xmlns:cx8="http://schemas.microsoft.com/office/drawing/2016/5/14/chartex" xmlns:mc="http://schemas.openxmlformats.org/markup-compatibility/2006" xmlns:aink="http://schemas.microsoft.com/office/drawing/2016/ink" xmlns:am3d="http://schemas.microsoft.com/office/drawing/2017/model3d" xmlns:o="urn:schemas-microsoft-com:office:office" xmlns:oel="http://schemas.microsoft.com/office/2019/extlst" xmlns:r="http://schemas.openxmlformats.org/officeDocument/2006/relationships" xmlns:m="http://schemas.openxmlformats.org/officeDocument/2006/math" xmlns:v="urn:schemas-microsoft-com:vml" xmlns:wp14="http://schemas.microsoft.com/office/word/2010/wordprocessingDrawing" xmlns:wp="http://schemas.openxmlformats.org/drawingml/2006/wordprocessingDrawing" xmlns:w10="urn:schemas-microsoft-com:office:word" xmlns:w="http://schemas.openxmlformats.org/wordprocessingml/2006/main" xmlns:w14="http://schemas.microsoft.com/office/word/2010/wordml" xmlns:w15="http://schemas.microsoft.com/office/word/2012/wordml" xmlns:w16cei="http://schemas.microsoft.com/office/word/2026/wordml/cei" xmlns:w16cex="http://schemas.microsoft.com/office/word/2018/wordml/cex" xmlns:w16cid="http://schemas.microsoft.com/office/word/2016/wordml/cid" xmlns:w16="http://schemas.microsoft.com/office/word/2018/wordml" xmlns:w16du="http://schemas.microsoft.com/office/word/2023/wordml/word16du" xmlns:w16sdtdh="http://schemas.microsoft.com/office/word/2020/wordml/sdtdatahash" xmlns:w16sdtfl="http://schemas.microsoft.com/office/word/2024/wordml/sdtformatlock" xmlns:w16se="http://schemas.microsoft.com/office/word/2015/wordml/symex" xmlns:wpg="http://schemas.microsoft.com/office/word/2010/wordprocessingGroup" xmlns:wpi="http://schemas.microsoft.com/office/word/2010/wordprocessingInk" xmlns:wne="http://schemas.microsoft.com/office/word/2006/wordml" xmlns:wps="http://schemas.microsoft.com/office/word/2010/wordprocessingShape" mc:Ignorable="w14 w15 w16se w16cid w16 w16cex w16sdtdh w16sdtfl w16du wp14">
-  <w:abstractNum w:abstractNumId="0" w15:restartNumberingAfterBreak="0">
-    <w:nsid w:val="0A115121"/>
-    <w:multiLevelType w:val="multilevel"/>
-    <w:tmpl w:val="512EDAA8"/>
+<w:numbering xmlns:w="http://schemas.openxmlformats.org/wordprocessingml/2006/main" xmlns:o="urn:schemas-microsoft-com:office:office" xmlns:r="http://schemas.openxmlformats.org/officeDocument/2006/relationships" xmlns:v="urn:schemas-microsoft-com:vml" xmlns:mc="http://schemas.openxmlformats.org/markup-compatibility/2006" xmlns:w14="http://schemas.microsoft.com/office/word/2010/wordml" mc:Ignorable="w14">
+  <w:abstractNum w:abstractNumId="1">
     <w:lvl w:ilvl="0">
       <w:start w:val="1"/>
       <w:numFmt w:val="bullet"/>
@@ -895,10 +883,7 @@
       </w:rPr>
     </w:lvl>
   </w:abstractNum>
-  <w:abstractNum w:abstractNumId="1" w15:restartNumberingAfterBreak="0">
-    <w:nsid w:val="26485136"/>
-    <w:multiLevelType w:val="multilevel"/>
-    <w:tmpl w:val="8242A968"/>
+  <w:abstractNum w:abstractNumId="2">
     <w:lvl w:ilvl="0">
       <w:start w:val="1"/>
       <w:numFmt w:val="bullet"/>
@@ -1035,10 +1020,7 @@
       </w:rPr>
     </w:lvl>
   </w:abstractNum>
-  <w:abstractNum w:abstractNumId="2" w15:restartNumberingAfterBreak="0">
-    <w:nsid w:val="46F32BB9"/>
-    <w:multiLevelType w:val="multilevel"/>
-    <w:tmpl w:val="436255F8"/>
+  <w:abstractNum w:abstractNumId="3">
     <w:lvl w:ilvl="0">
       <w:start w:val="1"/>
       <w:numFmt w:val="bullet"/>
@@ -1175,10 +1157,7 @@
       </w:rPr>
     </w:lvl>
   </w:abstractNum>
-  <w:abstractNum w:abstractNumId="3" w15:restartNumberingAfterBreak="0">
-    <w:nsid w:val="486174BF"/>
-    <w:multiLevelType w:val="multilevel"/>
-    <w:tmpl w:val="1A048EF6"/>
+  <w:abstractNum w:abstractNumId="4">
     <w:lvl w:ilvl="0">
       <w:start w:val="1"/>
       <w:numFmt w:val="bullet"/>
@@ -1315,10 +1294,7 @@
       </w:rPr>
     </w:lvl>
   </w:abstractNum>
-  <w:abstractNum w:abstractNumId="4" w15:restartNumberingAfterBreak="0">
-    <w:nsid w:val="57E64886"/>
-    <w:multiLevelType w:val="multilevel"/>
-    <w:tmpl w:val="ED28A52E"/>
+  <w:abstractNum w:abstractNumId="5">
     <w:lvl w:ilvl="0">
       <w:start w:val="1"/>
       <w:numFmt w:val="bullet"/>
@@ -1455,10 +1431,7 @@
       </w:rPr>
     </w:lvl>
   </w:abstractNum>
-  <w:abstractNum w:abstractNumId="5" w15:restartNumberingAfterBreak="0">
-    <w:nsid w:val="5C700C0B"/>
-    <w:multiLevelType w:val="multilevel"/>
-    <w:tmpl w:val="5D001EB4"/>
+  <w:abstractNum w:abstractNumId="6">
     <w:lvl w:ilvl="0">
       <w:start w:val="1"/>
       <w:numFmt w:val="none"/>
@@ -1469,7 +1442,7 @@
         <w:tabs>
           <w:tab w:val="num" w:pos="0"/>
         </w:tabs>
-        <w:ind w:left="0" w:firstLine="0"/>
+        <w:ind w:left="0" w:hanging="0"/>
       </w:pPr>
     </w:lvl>
     <w:lvl w:ilvl="1">
@@ -1482,7 +1455,7 @@
         <w:tabs>
           <w:tab w:val="num" w:pos="0"/>
         </w:tabs>
-        <w:ind w:left="0" w:firstLine="0"/>
+        <w:ind w:left="0" w:hanging="0"/>
       </w:pPr>
     </w:lvl>
     <w:lvl w:ilvl="2">
@@ -1495,7 +1468,7 @@
         <w:tabs>
           <w:tab w:val="num" w:pos="0"/>
         </w:tabs>
-        <w:ind w:left="0" w:firstLine="0"/>
+        <w:ind w:left="0" w:hanging="0"/>
       </w:pPr>
     </w:lvl>
     <w:lvl w:ilvl="3">
@@ -1508,7 +1481,7 @@
         <w:tabs>
           <w:tab w:val="num" w:pos="0"/>
         </w:tabs>
-        <w:ind w:left="0" w:firstLine="0"/>
+        <w:ind w:left="0" w:hanging="0"/>
       </w:pPr>
     </w:lvl>
     <w:lvl w:ilvl="4">
@@ -1521,7 +1494,7 @@
         <w:tabs>
           <w:tab w:val="num" w:pos="0"/>
         </w:tabs>
-        <w:ind w:left="0" w:firstLine="0"/>
+        <w:ind w:left="0" w:hanging="0"/>
       </w:pPr>
     </w:lvl>
     <w:lvl w:ilvl="5">
@@ -1534,7 +1507,7 @@
         <w:tabs>
           <w:tab w:val="num" w:pos="0"/>
         </w:tabs>
-        <w:ind w:left="0" w:firstLine="0"/>
+        <w:ind w:left="0" w:hanging="0"/>
       </w:pPr>
     </w:lvl>
     <w:lvl w:ilvl="6">
@@ -1547,7 +1520,7 @@
         <w:tabs>
           <w:tab w:val="num" w:pos="0"/>
         </w:tabs>
-        <w:ind w:left="0" w:firstLine="0"/>
+        <w:ind w:left="0" w:hanging="0"/>
       </w:pPr>
     </w:lvl>
     <w:lvl w:ilvl="7">
@@ -1560,7 +1533,7 @@
         <w:tabs>
           <w:tab w:val="num" w:pos="0"/>
         </w:tabs>
-        <w:ind w:left="0" w:firstLine="0"/>
+        <w:ind w:left="0" w:hanging="0"/>
       </w:pPr>
     </w:lvl>
     <w:lvl w:ilvl="8">
@@ -1573,37 +1546,37 @@
         <w:tabs>
           <w:tab w:val="num" w:pos="0"/>
         </w:tabs>
-        <w:ind w:left="0" w:firstLine="0"/>
+        <w:ind w:left="0" w:hanging="0"/>
       </w:pPr>
     </w:lvl>
   </w:abstractNum>
-  <w:num w:numId="1" w16cid:durableId="383019685">
+  <w:num w:numId="1">
+    <w:abstractNumId w:val="1"/>
+  </w:num>
+  <w:num w:numId="2">
     <w:abstractNumId w:val="2"/>
   </w:num>
-  <w:num w:numId="2" w16cid:durableId="370493776">
-    <w:abstractNumId w:val="0"/>
-  </w:num>
-  <w:num w:numId="3" w16cid:durableId="310017338">
+  <w:num w:numId="3">
     <w:abstractNumId w:val="3"/>
   </w:num>
-  <w:num w:numId="4" w16cid:durableId="544222795">
+  <w:num w:numId="4">
     <w:abstractNumId w:val="4"/>
   </w:num>
-  <w:num w:numId="5" w16cid:durableId="386532973">
-    <w:abstractNumId w:val="1"/>
+  <w:num w:numId="5">
+    <w:abstractNumId w:val="5"/>
   </w:num>
-  <w:num w:numId="6" w16cid:durableId="47076528">
-    <w:abstractNumId w:val="5"/>
+  <w:num w:numId="6">
+    <w:abstractNumId w:val="6"/>
   </w:num>
 </w:numbering>
 </file>
 
 <file path=word/styles.xml><?xml version="1.0" encoding="utf-8"?>
-<w:styles xmlns:mc="http://schemas.openxmlformats.org/markup-compatibility/2006" xmlns:r="http://schemas.openxmlformats.org/officeDocument/2006/relationships" xmlns:w="http://schemas.openxmlformats.org/wordprocessingml/2006/main" xmlns:w14="http://schemas.microsoft.com/office/word/2010/wordml" xmlns:w15="http://schemas.microsoft.com/office/word/2012/wordml" xmlns:w16cex="http://schemas.microsoft.com/office/word/2018/wordml/cex" xmlns:w16cid="http://schemas.microsoft.com/office/word/2016/wordml/cid" xmlns:w16="http://schemas.microsoft.com/office/word/2018/wordml" xmlns:w16du="http://schemas.microsoft.com/office/word/2023/wordml/word16du" xmlns:w16sdtdh="http://schemas.microsoft.com/office/word/2020/wordml/sdtdatahash" xmlns:w16sdtfl="http://schemas.microsoft.com/office/word/2024/wordml/sdtformatlock" xmlns:w16se="http://schemas.microsoft.com/office/word/2015/wordml/symex" mc:Ignorable="w14 w15 w16se w16cid w16 w16cex w16sdtdh w16sdtfl w16du">
+<w:styles xmlns:w="http://schemas.openxmlformats.org/wordprocessingml/2006/main" xmlns:w14="http://schemas.microsoft.com/office/word/2010/wordml" xmlns:mc="http://schemas.openxmlformats.org/markup-compatibility/2006" mc:Ignorable="w14">
   <w:docDefaults>
     <w:rPrDefault>
       <w:rPr>
-        <w:rFonts w:asciiTheme="minorHAnsi" w:eastAsiaTheme="minorHAnsi" w:hAnsiTheme="minorHAnsi" w:cstheme="minorBidi"/>
+        <w:rFonts w:ascii="Calibri" w:hAnsi="Calibri" w:eastAsia="Calibri" w:cs="" w:asciiTheme="minorHAnsi" w:cstheme="minorBidi" w:eastAsiaTheme="minorHAnsi" w:hAnsiTheme="minorHAnsi"/>
         <w:kern w:val="2"/>
         <w:sz w:val="22"/>
         <w:szCs w:val="22"/>
@@ -1613,21 +1586,21 @@
     </w:rPrDefault>
     <w:pPrDefault>
       <w:pPr>
-        <w:suppressAutoHyphens/>
+        <w:suppressAutoHyphens w:val="true"/>
       </w:pPr>
     </w:pPrDefault>
   </w:docDefaults>
   <w:latentStyles w:defLockedState="0" w:defUIPriority="99" w:defSemiHidden="0" w:defUnhideWhenUsed="0" w:defQFormat="0" w:count="376">
     <w:lsdException w:name="Normal" w:uiPriority="0" w:qFormat="1"/>
     <w:lsdException w:name="heading 1" w:uiPriority="9" w:qFormat="1"/>
-    <w:lsdException w:name="heading 2" w:semiHidden="1" w:uiPriority="9" w:unhideWhenUsed="1" w:qFormat="1"/>
-    <w:lsdException w:name="heading 3" w:semiHidden="1" w:uiPriority="9" w:unhideWhenUsed="1" w:qFormat="1"/>
-    <w:lsdException w:name="heading 4" w:semiHidden="1" w:uiPriority="9" w:unhideWhenUsed="1" w:qFormat="1"/>
-    <w:lsdException w:name="heading 5" w:semiHidden="1" w:uiPriority="9" w:unhideWhenUsed="1" w:qFormat="1"/>
-    <w:lsdException w:name="heading 6" w:semiHidden="1" w:uiPriority="9" w:unhideWhenUsed="1" w:qFormat="1"/>
-    <w:lsdException w:name="heading 7" w:semiHidden="1" w:uiPriority="9" w:unhideWhenUsed="1" w:qFormat="1"/>
-    <w:lsdException w:name="heading 8" w:semiHidden="1" w:uiPriority="9" w:unhideWhenUsed="1" w:qFormat="1"/>
-    <w:lsdException w:name="heading 9" w:semiHidden="1" w:uiPriority="9" w:unhideWhenUsed="1" w:qFormat="1"/>
+    <w:lsdException w:name="heading 2" w:uiPriority="9" w:semiHidden="1" w:unhideWhenUsed="1" w:qFormat="1"/>
+    <w:lsdException w:name="heading 3" w:uiPriority="9" w:semiHidden="1" w:unhideWhenUsed="1" w:qFormat="1"/>
+    <w:lsdException w:name="heading 4" w:uiPriority="9" w:semiHidden="1" w:unhideWhenUsed="1" w:qFormat="1"/>
+    <w:lsdException w:name="heading 5" w:uiPriority="9" w:semiHidden="1" w:unhideWhenUsed="1" w:qFormat="1"/>
+    <w:lsdException w:name="heading 6" w:uiPriority="9" w:semiHidden="1" w:unhideWhenUsed="1" w:qFormat="1"/>
+    <w:lsdException w:name="heading 7" w:uiPriority="9" w:semiHidden="1" w:unhideWhenUsed="1" w:qFormat="1"/>
+    <w:lsdException w:name="heading 8" w:uiPriority="9" w:semiHidden="1" w:unhideWhenUsed="1" w:qFormat="1"/>
+    <w:lsdException w:name="heading 9" w:uiPriority="9" w:semiHidden="1" w:unhideWhenUsed="1" w:qFormat="1"/>
     <w:lsdException w:name="index 1" w:semiHidden="1" w:unhideWhenUsed="1"/>
     <w:lsdException w:name="index 2" w:semiHidden="1" w:unhideWhenUsed="1"/>
     <w:lsdException w:name="index 3" w:semiHidden="1" w:unhideWhenUsed="1"/>
@@ -1637,22 +1610,22 @@
     <w:lsdException w:name="index 7" w:semiHidden="1" w:unhideWhenUsed="1"/>
     <w:lsdException w:name="index 8" w:semiHidden="1" w:unhideWhenUsed="1"/>
     <w:lsdException w:name="index 9" w:semiHidden="1" w:unhideWhenUsed="1"/>
-    <w:lsdException w:name="toc 1" w:semiHidden="1" w:uiPriority="39" w:unhideWhenUsed="1"/>
-    <w:lsdException w:name="toc 2" w:semiHidden="1" w:uiPriority="39" w:unhideWhenUsed="1"/>
-    <w:lsdException w:name="toc 3" w:semiHidden="1" w:uiPriority="39" w:unhideWhenUsed="1"/>
-    <w:lsdException w:name="toc 4" w:semiHidden="1" w:uiPriority="39" w:unhideWhenUsed="1"/>
-    <w:lsdException w:name="toc 5" w:semiHidden="1" w:uiPriority="39" w:unhideWhenUsed="1"/>
-    <w:lsdException w:name="toc 6" w:semiHidden="1" w:uiPriority="39" w:unhideWhenUsed="1"/>
-    <w:lsdException w:name="toc 7" w:semiHidden="1" w:uiPriority="39" w:unhideWhenUsed="1"/>
-    <w:lsdException w:name="toc 8" w:semiHidden="1" w:uiPriority="39" w:unhideWhenUsed="1"/>
-    <w:lsdException w:name="toc 9" w:semiHidden="1" w:uiPriority="39" w:unhideWhenUsed="1"/>
+    <w:lsdException w:name="toc 1" w:uiPriority="39" w:semiHidden="1" w:unhideWhenUsed="1"/>
+    <w:lsdException w:name="toc 2" w:uiPriority="39" w:semiHidden="1" w:unhideWhenUsed="1"/>
+    <w:lsdException w:name="toc 3" w:uiPriority="39" w:semiHidden="1" w:unhideWhenUsed="1"/>
+    <w:lsdException w:name="toc 4" w:uiPriority="39" w:semiHidden="1" w:unhideWhenUsed="1"/>
+    <w:lsdException w:name="toc 5" w:uiPriority="39" w:semiHidden="1" w:unhideWhenUsed="1"/>
+    <w:lsdException w:name="toc 6" w:uiPriority="39" w:semiHidden="1" w:unhideWhenUsed="1"/>
+    <w:lsdException w:name="toc 7" w:uiPriority="39" w:semiHidden="1" w:unhideWhenUsed="1"/>
+    <w:lsdException w:name="toc 8" w:uiPriority="39" w:semiHidden="1" w:unhideWhenUsed="1"/>
+    <w:lsdException w:name="toc 9" w:uiPriority="39" w:semiHidden="1" w:unhideWhenUsed="1"/>
     <w:lsdException w:name="Normal Indent" w:semiHidden="1" w:unhideWhenUsed="1"/>
     <w:lsdException w:name="footnote text" w:semiHidden="1" w:unhideWhenUsed="1"/>
     <w:lsdException w:name="annotation text" w:semiHidden="1" w:unhideWhenUsed="1"/>
     <w:lsdException w:name="header" w:semiHidden="1" w:unhideWhenUsed="1"/>
     <w:lsdException w:name="footer" w:semiHidden="1" w:unhideWhenUsed="1"/>
     <w:lsdException w:name="index heading" w:semiHidden="1" w:unhideWhenUsed="1"/>
-    <w:lsdException w:name="caption" w:semiHidden="1" w:uiPriority="35" w:unhideWhenUsed="1" w:qFormat="1"/>
+    <w:lsdException w:name="caption" w:uiPriority="35" w:semiHidden="1" w:unhideWhenUsed="1" w:qFormat="1"/>
     <w:lsdException w:name="table of figures" w:semiHidden="1" w:unhideWhenUsed="1"/>
     <w:lsdException w:name="envelope address" w:semiHidden="1" w:unhideWhenUsed="1"/>
     <w:lsdException w:name="envelope return" w:semiHidden="1" w:unhideWhenUsed="1"/>
@@ -1683,7 +1656,7 @@
     <w:lsdException w:name="Title" w:uiPriority="10" w:qFormat="1"/>
     <w:lsdException w:name="Closing" w:semiHidden="1" w:unhideWhenUsed="1"/>
     <w:lsdException w:name="Signature" w:semiHidden="1" w:unhideWhenUsed="1"/>
-    <w:lsdException w:name="Default Paragraph Font" w:semiHidden="1" w:uiPriority="1" w:unhideWhenUsed="1"/>
+    <w:lsdException w:name="Default Paragraph Font" w:uiPriority="1" w:semiHidden="1" w:unhideWhenUsed="1"/>
     <w:lsdException w:name="Body Text" w:semiHidden="1" w:unhideWhenUsed="1"/>
     <w:lsdException w:name="Body Text Indent" w:semiHidden="1" w:unhideWhenUsed="1"/>
     <w:lsdException w:name="List Continue" w:semiHidden="1" w:unhideWhenUsed="1"/>
@@ -1883,8 +1856,8 @@
     <w:lsdException w:name="Subtle Reference" w:uiPriority="31" w:qFormat="1"/>
     <w:lsdException w:name="Intense Reference" w:uiPriority="32" w:qFormat="1"/>
     <w:lsdException w:name="Book Title" w:uiPriority="33" w:qFormat="1"/>
-    <w:lsdException w:name="Bibliography" w:semiHidden="1" w:uiPriority="37" w:unhideWhenUsed="1"/>
-    <w:lsdException w:name="TOC Heading" w:semiHidden="1" w:uiPriority="39" w:unhideWhenUsed="1" w:qFormat="1"/>
+    <w:lsdException w:name="Bibliography" w:uiPriority="37" w:semiHidden="1" w:unhideWhenUsed="1"/>
+    <w:lsdException w:name="TOC Heading" w:uiPriority="39" w:semiHidden="1" w:unhideWhenUsed="1" w:qFormat="1"/>
     <w:lsdException w:name="Plain Table 1" w:uiPriority="41"/>
     <w:lsdException w:name="Plain Table 2" w:uiPriority="42"/>
     <w:lsdException w:name="Plain Table 3" w:uiPriority="43"/>
@@ -1995,63 +1968,71 @@
     <w:lsdException w:name="Unresolved Mention" w:semiHidden="1" w:unhideWhenUsed="1"/>
     <w:lsdException w:name="Smart Link" w:semiHidden="1" w:unhideWhenUsed="1"/>
   </w:latentStyles>
-  <w:style w:type="paragraph" w:default="1" w:styleId="Normal">
+  <w:style w:type="paragraph" w:styleId="Normal" w:default="1">
     <w:name w:val="Normal"/>
     <w:qFormat/>
-    <w:rsid w:val="009A1BFD"/>
+    <w:rsid w:val="009a1bfd"/>
     <w:pPr>
-      <w:spacing w:after="160" w:line="259" w:lineRule="auto"/>
+      <w:widowControl/>
+      <w:suppressAutoHyphens w:val="true"/>
+      <w:bidi w:val="0"/>
+      <w:spacing w:lineRule="auto" w:line="259" w:before="0" w:after="160"/>
+      <w:jc w:val="left"/>
     </w:pPr>
     <w:rPr>
-      <w:rFonts w:ascii="Garamond" w:eastAsia="Calibri" w:hAnsi="Garamond"/>
+      <w:rFonts w:ascii="Garamond" w:hAnsi="Garamond" w:eastAsia="Calibri" w:cs=""/>
       <w:color w:val="2E3D50"/>
+      <w:kern w:val="2"/>
+      <w:sz w:val="22"/>
+      <w:szCs w:val="22"/>
+      <w:lang w:val="en-US" w:eastAsia="en-US" w:bidi="ar-SA"/>
     </w:rPr>
   </w:style>
   <w:style w:type="paragraph" w:styleId="Heading1">
-    <w:name w:val="heading 1"/>
+    <w:name w:val="Heading 1"/>
     <w:basedOn w:val="Normal"/>
     <w:next w:val="Normal"/>
     <w:link w:val="Heading1Char"/>
     <w:uiPriority w:val="9"/>
     <w:qFormat/>
-    <w:rsid w:val="00A33BAD"/>
+    <w:rsid w:val="00a33bad"/>
     <w:pPr>
-      <w:keepNext/>
+      <w:keepNext w:val="true"/>
       <w:keepLines/>
       <w:spacing w:before="240" w:after="0"/>
       <w:outlineLvl w:val="0"/>
     </w:pPr>
     <w:rPr>
-      <w:rFonts w:eastAsiaTheme="majorEastAsia" w:cstheme="majorBidi"/>
+      <w:rFonts w:eastAsia="" w:cs="" w:cstheme="majorBidi" w:eastAsiaTheme="majorEastAsia"/>
       <w:b/>
       <w:sz w:val="40"/>
       <w:szCs w:val="32"/>
     </w:rPr>
   </w:style>
   <w:style w:type="paragraph" w:styleId="Heading2">
-    <w:name w:val="heading 2"/>
+    <w:name w:val="Heading 2"/>
     <w:basedOn w:val="Normal"/>
     <w:next w:val="Normal"/>
     <w:link w:val="Heading2Char"/>
     <w:uiPriority w:val="9"/>
     <w:unhideWhenUsed/>
     <w:qFormat/>
-    <w:rsid w:val="00DE72AF"/>
+    <w:rsid w:val="00de72af"/>
     <w:pPr>
-      <w:keepNext/>
+      <w:keepNext w:val="true"/>
       <w:keepLines/>
       <w:spacing w:before="158" w:after="0"/>
       <w:outlineLvl w:val="1"/>
     </w:pPr>
     <w:rPr>
-      <w:rFonts w:eastAsiaTheme="majorEastAsia" w:cstheme="majorBidi"/>
+      <w:rFonts w:eastAsia="" w:cs="" w:cstheme="majorBidi" w:eastAsiaTheme="majorEastAsia"/>
       <w:b/>
       <w:sz w:val="32"/>
       <w:szCs w:val="26"/>
     </w:rPr>
   </w:style>
   <w:style w:type="paragraph" w:styleId="Heading3">
-    <w:name w:val="heading 3"/>
+    <w:name w:val="Heading 3"/>
     <w:basedOn w:val="Normal"/>
     <w:next w:val="Normal"/>
     <w:link w:val="Heading3Char"/>
@@ -2060,61 +2041,44 @@
     <w:qFormat/>
     <w:rsid w:val="00892277"/>
     <w:pPr>
-      <w:keepNext/>
+      <w:keepNext w:val="true"/>
       <w:keepLines/>
       <w:tabs>
-        <w:tab w:val="right" w:pos="10080"/>
+        <w:tab w:val="clear" w:pos="720"/>
+        <w:tab w:val="right" w:pos="10080" w:leader="none"/>
       </w:tabs>
-      <w:spacing w:after="0"/>
+      <w:spacing w:before="0" w:after="0"/>
       <w:outlineLvl w:val="2"/>
     </w:pPr>
     <w:rPr>
-      <w:rFonts w:eastAsiaTheme="majorEastAsia" w:cstheme="majorBidi"/>
+      <w:rFonts w:eastAsia="" w:cs="" w:cstheme="majorBidi" w:eastAsiaTheme="majorEastAsia"/>
       <w:b/>
       <w:szCs w:val="24"/>
     </w:rPr>
   </w:style>
-  <w:style w:type="character" w:default="1" w:styleId="DefaultParagraphFont">
+  <w:style w:type="character" w:styleId="DefaultParagraphFont" w:default="1">
     <w:name w:val="Default Paragraph Font"/>
     <w:uiPriority w:val="1"/>
     <w:semiHidden/>
     <w:unhideWhenUsed/>
-  </w:style>
-  <w:style w:type="table" w:default="1" w:styleId="TableNormal">
-    <w:name w:val="Normal Table"/>
-    <w:uiPriority w:val="99"/>
-    <w:semiHidden/>
-    <w:unhideWhenUsed/>
-    <w:tblPr>
-      <w:tblInd w:w="0" w:type="dxa"/>
-      <w:tblCellMar>
-        <w:top w:w="0" w:type="dxa"/>
-        <w:left w:w="108" w:type="dxa"/>
-        <w:bottom w:w="0" w:type="dxa"/>
-        <w:right w:w="108" w:type="dxa"/>
-      </w:tblCellMar>
-    </w:tblPr>
-  </w:style>
-  <w:style w:type="numbering" w:default="1" w:styleId="NoList">
-    <w:name w:val="No List"/>
-    <w:uiPriority w:val="99"/>
-    <w:semiHidden/>
-    <w:unhideWhenUsed/>
-  </w:style>
-  <w:style w:type="character" w:customStyle="1" w:styleId="contact-item">
+    <w:qFormat/>
+    <w:rPr/>
+  </w:style>
+  <w:style w:type="character" w:styleId="contact-item" w:customStyle="1">
     <w:name w:val="contact-item"/>
     <w:basedOn w:val="DefaultParagraphFont"/>
     <w:qFormat/>
-    <w:rsid w:val="00CA5122"/>
+    <w:rsid w:val="00ca5122"/>
+    <w:rPr/>
   </w:style>
   <w:style w:type="character" w:styleId="Hyperlink">
     <w:name w:val="Hyperlink"/>
     <w:basedOn w:val="DefaultParagraphFont"/>
     <w:uiPriority w:val="99"/>
     <w:unhideWhenUsed/>
-    <w:rsid w:val="00CA5122"/>
+    <w:rsid w:val="00ca5122"/>
     <w:rPr>
-      <w:color w:val="0563C1" w:themeColor="hyperlink"/>
+      <w:color w:themeColor="hyperlink" w:val="0563C1"/>
       <w:u w:val="single"/>
     </w:rPr>
   </w:style>
@@ -2125,21 +2089,21 @@
     <w:semiHidden/>
     <w:unhideWhenUsed/>
     <w:qFormat/>
-    <w:rsid w:val="00CA5122"/>
+    <w:rsid w:val="00ca5122"/>
     <w:rPr>
       <w:color w:val="605E5C"/>
-      <w:shd w:val="clear" w:color="auto" w:fill="E1DFDD"/>
+      <w:shd w:fill="E1DFDD" w:val="clear"/>
     </w:rPr>
   </w:style>
-  <w:style w:type="character" w:customStyle="1" w:styleId="TitleChar">
+  <w:style w:type="character" w:styleId="TitleChar" w:customStyle="1">
     <w:name w:val="Title Char"/>
     <w:basedOn w:val="DefaultParagraphFont"/>
     <w:link w:val="Title"/>
     <w:uiPriority w:val="10"/>
     <w:qFormat/>
-    <w:rsid w:val="00A33BAD"/>
+    <w:rsid w:val="00a33bad"/>
     <w:rPr>
-      <w:rFonts w:ascii="Garamond" w:eastAsiaTheme="majorEastAsia" w:hAnsi="Garamond" w:cstheme="majorBidi"/>
+      <w:rFonts w:ascii="Garamond" w:hAnsi="Garamond" w:eastAsia="" w:cs="" w:cstheme="majorBidi" w:eastAsiaTheme="majorEastAsia"/>
       <w:b/>
       <w:color w:val="2E3D50"/>
       <w:spacing w:val="-10"/>
@@ -2148,36 +2112,36 @@
       <w:szCs w:val="56"/>
     </w:rPr>
   </w:style>
-  <w:style w:type="character" w:customStyle="1" w:styleId="Heading1Char">
+  <w:style w:type="character" w:styleId="Heading1Char" w:customStyle="1">
     <w:name w:val="Heading 1 Char"/>
     <w:basedOn w:val="DefaultParagraphFont"/>
     <w:link w:val="Heading1"/>
     <w:uiPriority w:val="9"/>
     <w:qFormat/>
-    <w:rsid w:val="00A33BAD"/>
+    <w:rsid w:val="00a33bad"/>
     <w:rPr>
-      <w:rFonts w:ascii="Garamond" w:eastAsiaTheme="majorEastAsia" w:hAnsi="Garamond" w:cstheme="majorBidi"/>
+      <w:rFonts w:ascii="Garamond" w:hAnsi="Garamond" w:eastAsia="" w:cs="" w:cstheme="majorBidi" w:eastAsiaTheme="majorEastAsia"/>
       <w:b/>
       <w:sz w:val="40"/>
       <w:szCs w:val="32"/>
     </w:rPr>
   </w:style>
-  <w:style w:type="character" w:customStyle="1" w:styleId="Heading2Char">
+  <w:style w:type="character" w:styleId="Heading2Char" w:customStyle="1">
     <w:name w:val="Heading 2 Char"/>
     <w:basedOn w:val="DefaultParagraphFont"/>
     <w:link w:val="Heading2"/>
     <w:uiPriority w:val="9"/>
     <w:qFormat/>
-    <w:rsid w:val="00DE72AF"/>
+    <w:rsid w:val="00de72af"/>
     <w:rPr>
-      <w:rFonts w:ascii="Garamond" w:eastAsiaTheme="majorEastAsia" w:hAnsi="Garamond" w:cstheme="majorBidi"/>
+      <w:rFonts w:ascii="Garamond" w:hAnsi="Garamond" w:eastAsia="" w:cs="" w:cstheme="majorBidi" w:eastAsiaTheme="majorEastAsia"/>
       <w:b/>
       <w:color w:val="2E3D50"/>
       <w:sz w:val="32"/>
       <w:szCs w:val="26"/>
     </w:rPr>
   </w:style>
-  <w:style w:type="character" w:customStyle="1" w:styleId="Heading3Char">
+  <w:style w:type="character" w:styleId="Heading3Char" w:customStyle="1">
     <w:name w:val="Heading 3 Char"/>
     <w:basedOn w:val="DefaultParagraphFont"/>
     <w:link w:val="Heading3"/>
@@ -2185,7 +2149,7 @@
     <w:qFormat/>
     <w:rsid w:val="00892277"/>
     <w:rPr>
-      <w:rFonts w:ascii="Garamond" w:eastAsiaTheme="majorEastAsia" w:hAnsi="Garamond" w:cstheme="majorBidi"/>
+      <w:rFonts w:ascii="Garamond" w:hAnsi="Garamond" w:eastAsia="" w:cs="" w:cstheme="majorBidi" w:eastAsiaTheme="majorEastAsia"/>
       <w:b/>
       <w:color w:val="2E3D50"/>
       <w:sz w:val="24"/>
@@ -2194,30 +2158,75 @@
   </w:style>
   <w:style w:type="character" w:styleId="Strong">
     <w:name w:val="Strong"/>
+    <w:uiPriority w:val="22"/>
     <w:qFormat/>
     <w:rPr>
       <w:b/>
       <w:bCs/>
     </w:rPr>
   </w:style>
-  <w:style w:type="character" w:customStyle="1" w:styleId="Bullets">
+  <w:style w:type="character" w:styleId="Bullets" w:customStyle="1">
     <w:name w:val="Bullets"/>
     <w:qFormat/>
     <w:rPr>
-      <w:rFonts w:ascii="OpenSymbol" w:eastAsia="OpenSymbol" w:hAnsi="OpenSymbol" w:cs="OpenSymbol"/>
+      <w:rFonts w:ascii="OpenSymbol" w:hAnsi="OpenSymbol" w:eastAsia="OpenSymbol" w:cs="OpenSymbol"/>
     </w:rPr>
   </w:style>
-  <w:style w:type="paragraph" w:customStyle="1" w:styleId="Heading">
+  <w:style w:type="character" w:styleId="annotationreference">
+    <w:name w:val="annotation reference"/>
+    <w:basedOn w:val="DefaultParagraphFont"/>
+    <w:uiPriority w:val="99"/>
+    <w:semiHidden/>
+    <w:unhideWhenUsed/>
+    <w:qFormat/>
+    <w:rsid w:val="009c5dd7"/>
+    <w:rPr>
+      <w:sz w:val="16"/>
+      <w:szCs w:val="16"/>
+    </w:rPr>
+  </w:style>
+  <w:style w:type="character" w:styleId="CommentTextChar" w:customStyle="1">
+    <w:name w:val="Comment Text Char"/>
+    <w:basedOn w:val="DefaultParagraphFont"/>
+    <w:link w:val="AnnotationText"/>
+    <w:uiPriority w:val="99"/>
+    <w:qFormat/>
+    <w:rsid w:val="009c5dd7"/>
+    <w:rPr>
+      <w:rFonts w:ascii="Garamond" w:hAnsi="Garamond" w:eastAsia="Calibri"/>
+      <w:color w:val="2E3D50"/>
+      <w:sz w:val="20"/>
+      <w:szCs w:val="20"/>
+    </w:rPr>
+  </w:style>
+  <w:style w:type="character" w:styleId="CommentSubjectChar" w:customStyle="1">
+    <w:name w:val="Comment Subject Char"/>
+    <w:basedOn w:val="CommentTextChar"/>
+    <w:link w:val="annotationsubject"/>
+    <w:uiPriority w:val="99"/>
+    <w:semiHidden/>
+    <w:qFormat/>
+    <w:rsid w:val="009c5dd7"/>
+    <w:rPr>
+      <w:rFonts w:ascii="Garamond" w:hAnsi="Garamond" w:eastAsia="Calibri"/>
+      <w:b/>
+      <w:bCs/>
+      <w:color w:val="2E3D50"/>
+      <w:sz w:val="20"/>
+      <w:szCs w:val="20"/>
+    </w:rPr>
+  </w:style>
+  <w:style w:type="paragraph" w:styleId="Heading" w:customStyle="1">
     <w:name w:val="Heading"/>
     <w:basedOn w:val="Normal"/>
     <w:next w:val="BodyText"/>
     <w:qFormat/>
     <w:pPr>
-      <w:keepNext/>
+      <w:keepNext w:val="true"/>
       <w:spacing w:before="240" w:after="120"/>
     </w:pPr>
     <w:rPr>
-      <w:rFonts w:ascii="Liberation Sans" w:eastAsia="Microsoft YaHei" w:hAnsi="Liberation Sans" w:cs="Arial"/>
+      <w:rFonts w:ascii="Liberation Sans" w:hAnsi="Liberation Sans" w:eastAsia="Microsoft YaHei" w:cs="Arial"/>
       <w:sz w:val="28"/>
       <w:szCs w:val="28"/>
     </w:rPr>
@@ -2226,18 +2235,20 @@
     <w:name w:val="Body Text"/>
     <w:basedOn w:val="Normal"/>
     <w:pPr>
-      <w:spacing w:after="140" w:line="276" w:lineRule="auto"/>
+      <w:spacing w:lineRule="auto" w:line="276" w:before="0" w:after="140"/>
     </w:pPr>
+    <w:rPr/>
   </w:style>
   <w:style w:type="paragraph" w:styleId="List">
     <w:name w:val="List"/>
     <w:basedOn w:val="BodyText"/>
+    <w:pPr/>
     <w:rPr>
       <w:rFonts w:cs="Arial"/>
     </w:rPr>
   </w:style>
   <w:style w:type="paragraph" w:styleId="Caption">
-    <w:name w:val="caption"/>
+    <w:name w:val="Caption"/>
     <w:basedOn w:val="Normal"/>
     <w:qFormat/>
     <w:pPr>
@@ -2252,7 +2263,7 @@
       <w:szCs w:val="24"/>
     </w:rPr>
   </w:style>
-  <w:style w:type="paragraph" w:customStyle="1" w:styleId="Index">
+  <w:style w:type="paragraph" w:styleId="Index" w:customStyle="1">
     <w:name w:val="Index"/>
     <w:basedOn w:val="Normal"/>
     <w:qFormat/>
@@ -2270,14 +2281,14 @@
     <w:link w:val="TitleChar"/>
     <w:uiPriority w:val="10"/>
     <w:qFormat/>
-    <w:rsid w:val="00A33BAD"/>
+    <w:rsid w:val="00a33bad"/>
     <w:pPr>
-      <w:spacing w:after="0" w:line="240" w:lineRule="auto"/>
+      <w:spacing w:lineRule="auto" w:line="240" w:before="0" w:after="0"/>
       <w:contextualSpacing/>
       <w:jc w:val="center"/>
     </w:pPr>
     <w:rPr>
-      <w:rFonts w:eastAsiaTheme="majorEastAsia" w:cstheme="majorBidi"/>
+      <w:rFonts w:eastAsia="" w:cs="" w:cstheme="majorBidi" w:eastAsiaTheme="majorEastAsia"/>
       <w:b/>
       <w:spacing w:val="-10"/>
       <w:sz w:val="56"/>
@@ -2289,76 +2300,140 @@
     <w:basedOn w:val="Normal"/>
     <w:uiPriority w:val="34"/>
     <w:qFormat/>
-    <w:rsid w:val="00DE72AF"/>
+    <w:rsid w:val="00de72af"/>
     <w:pPr>
+      <w:spacing w:before="0" w:after="160"/>
       <w:ind w:left="720"/>
       <w:contextualSpacing/>
     </w:pPr>
+    <w:rPr/>
   </w:style>
   <w:style w:type="paragraph" w:styleId="Revision">
     <w:name w:val="Revision"/>
     <w:uiPriority w:val="99"/>
     <w:semiHidden/>
     <w:qFormat/>
-    <w:rsid w:val="00AA5764"/>
+    <w:rsid w:val="00aa5764"/>
+    <w:pPr>
+      <w:widowControl/>
+      <w:suppressAutoHyphens w:val="true"/>
+      <w:bidi w:val="0"/>
+      <w:spacing w:before="0" w:after="0"/>
+      <w:jc w:val="left"/>
+    </w:pPr>
     <w:rPr>
-      <w:rFonts w:ascii="Garamond" w:eastAsia="Calibri" w:hAnsi="Garamond"/>
+      <w:rFonts w:ascii="Garamond" w:hAnsi="Garamond" w:eastAsia="Calibri" w:cs=""/>
       <w:color w:val="2E3D50"/>
+      <w:kern w:val="2"/>
       <w:sz w:val="24"/>
+      <w:szCs w:val="22"/>
+      <w:lang w:val="en-US" w:eastAsia="en-US" w:bidi="ar-SA"/>
     </w:rPr>
+  </w:style>
+  <w:style w:type="paragraph" w:styleId="AnnotationText">
+    <w:name w:val="Annotation Text"/>
+    <w:basedOn w:val="Normal"/>
+    <w:link w:val="CommentTextChar"/>
+    <w:uiPriority w:val="99"/>
+    <w:unhideWhenUsed/>
+    <w:rsid w:val="009c5dd7"/>
+    <w:pPr>
+      <w:spacing w:lineRule="auto" w:line="240"/>
+    </w:pPr>
+    <w:rPr>
+      <w:sz w:val="20"/>
+      <w:szCs w:val="20"/>
+    </w:rPr>
+  </w:style>
+  <w:style w:type="paragraph" w:styleId="annotationsubject">
+    <w:name w:val="annotation subject"/>
+    <w:basedOn w:val="AnnotationText"/>
+    <w:next w:val="AnnotationText"/>
+    <w:link w:val="CommentSubjectChar"/>
+    <w:uiPriority w:val="99"/>
+    <w:semiHidden/>
+    <w:unhideWhenUsed/>
+    <w:qFormat/>
+    <w:rsid w:val="009c5dd7"/>
+    <w:pPr/>
+    <w:rPr>
+      <w:b/>
+      <w:bCs/>
+    </w:rPr>
+  </w:style>
+  <w:style w:type="numbering" w:styleId="NoList" w:default="1">
+    <w:name w:val="No List"/>
+    <w:uiPriority w:val="99"/>
+    <w:semiHidden/>
+    <w:unhideWhenUsed/>
+    <w:qFormat/>
+  </w:style>
+  <w:style w:type="table" w:default="1" w:styleId="TableNormal">
+    <w:name w:val="Normal Table"/>
+    <w:uiPriority w:val="99"/>
+    <w:semiHidden/>
+    <w:unhideWhenUsed/>
+    <w:tblPr>
+      <w:tblCellMar>
+        <w:top w:w="0" w:type="dxa"/>
+        <w:left w:w="108" w:type="dxa"/>
+        <w:bottom w:w="0" w:type="dxa"/>
+        <w:right w:w="108" w:type="dxa"/>
+      </w:tblCellMar>
+    </w:tblPr>
   </w:style>
 </w:styles>
 </file>
 
 <file path=word/theme/theme1.xml><?xml version="1.0" encoding="utf-8"?>
-<a:theme xmlns:a="http://schemas.openxmlformats.org/drawingml/2006/main" name="Office Theme">
+<a:theme xmlns:a="http://schemas.openxmlformats.org/drawingml/2006/main" xmlns:r="http://schemas.openxmlformats.org/officeDocument/2006/relationships" name="Office Theme">
   <a:themeElements>
     <a:clrScheme name="Office">
       <a:dk1>
         <a:srgbClr val="000000"/>
       </a:dk1>
       <a:lt1>
-        <a:srgbClr val="FFFFFF"/>
+        <a:srgbClr val="ffffff"/>
       </a:lt1>
       <a:dk2>
-        <a:srgbClr val="44546A"/>
+        <a:srgbClr val="44546a"/>
       </a:dk2>
       <a:lt2>
-        <a:srgbClr val="E7E6E6"/>
+        <a:srgbClr val="e7e6e6"/>
       </a:lt2>
       <a:accent1>
-        <a:srgbClr val="4472C4"/>
+        <a:srgbClr val="4472c4"/>
       </a:accent1>
       <a:accent2>
-        <a:srgbClr val="ED7D31"/>
+        <a:srgbClr val="ed7d31"/>
       </a:accent2>
       <a:accent3>
-        <a:srgbClr val="A5A5A5"/>
+        <a:srgbClr val="a5a5a5"/>
       </a:accent3>
       <a:accent4>
-        <a:srgbClr val="FFC000"/>
+        <a:srgbClr val="ffc000"/>
       </a:accent4>
       <a:accent5>
-        <a:srgbClr val="5B9BD5"/>
+        <a:srgbClr val="5b9bd5"/>
       </a:accent5>
       <a:accent6>
-        <a:srgbClr val="70AD47"/>
+        <a:srgbClr val="70ad47"/>
       </a:accent6>
       <a:hlink>
-        <a:srgbClr val="0563C1"/>
+        <a:srgbClr val="0563c1"/>
       </a:hlink>
       <a:folHlink>
-        <a:srgbClr val="954F72"/>
+        <a:srgbClr val="954f72"/>
       </a:folHlink>
     </a:clrScheme>
     <a:fontScheme name="Office">
       <a:majorFont>
-        <a:latin typeface="Calibri Light" panose="020F0302020204030204"/>
+        <a:latin typeface="Calibri Light" panose="020F0302020204030204" pitchFamily="0" charset="1"/>
         <a:ea typeface=""/>
         <a:cs typeface=""/>
       </a:majorFont>
       <a:minorFont>
-        <a:latin typeface="Calibri" panose="020F0502020204030204"/>
+        <a:latin typeface="Calibri" panose="020F0502020204030204" pitchFamily="0" charset="1"/>
         <a:ea typeface=""/>
         <a:cs typeface=""/>
       </a:minorFont>
@@ -2390,7 +2465,7 @@
             </a:gs>
           </a:gsLst>
           <a:lin ang="5400000" scaled="0"/>
-          <a:tileRect/>
+          <a:tileRect l="0" t="0" r="0" b="0"/>
         </a:gradFill>
         <a:gradFill>
           <a:gsLst>
@@ -2414,7 +2489,7 @@
             </a:gs>
           </a:gsLst>
           <a:lin ang="5400000" scaled="0"/>
-          <a:tileRect/>
+          <a:tileRect l="0" t="0" r="0" b="0"/>
         </a:gradFill>
       </a:fillStyleLst>
       <a:lnStyleLst>
@@ -2474,12 +2549,10 @@
             </a:gs>
           </a:gsLst>
           <a:lin ang="5400000" scaled="0"/>
-          <a:tileRect/>
+          <a:tileRect l="0" t="0" r="0" b="0"/>
         </a:gradFill>
       </a:bgFillStyleLst>
     </a:fmtScheme>
   </a:themeElements>
-  <a:objectDefaults/>
-  <a:extraClrSchemeLst/>
 </a:theme>
 </file>